--- a/manuscript/MANUSCRIPT.docx
+++ b/manuscript/MANUSCRIPT.docx
@@ -28,18 +28,86 @@
         </w:p>
       </w:sdtContent>
     </w:sdt>
-    <w:bookmarkStart w:id="83" w:name="X1d48020cf379c1ca281ddda94b15b6472abc1a7"/>
+    <w:bookmarkStart w:id="86" w:name="X9e98b47311a00728e586bb15530b06c3a9f6511"/>
     <w:p>
       <w:pPr>
         <w:pStyle w:val="Heading1"/>
       </w:pPr>
       <w:r>
-        <w:t xml:space="preserve">Size-matched benchmarking reveals genuine but modest ranking skill in end-point MM/PBSA for macrocyclic peptides</w:t>
+        <w:t xml:space="preserve">Establishing an end-point scoring protocol for macrocyclic peptide design: size-matched benchmarking, its limits, and a registered prospective test</w:t>
       </w:r>
     </w:p>
     <w:p>
       <w:pPr>
         <w:pStyle w:val="FirstParagraph"/>
+      </w:pPr>
+      <w:r>
+        <w:rPr>
+          <w:i/>
+          <w:iCs/>
+        </w:rPr>
+        <w:t xml:space="preserve">Alternative title, results-forward:</w:t>
+      </w:r>
+      <w:r>
+        <w:rPr>
+          <w:i/>
+          <w:iCs/>
+        </w:rPr>
+        <w:t xml:space="preserve"> </w:t>
+      </w:r>
+      <w:r>
+        <w:rPr>
+          <w:i/>
+          <w:iCs/>
+        </w:rPr>
+        <w:t xml:space="preserve">“Size-matched benchmarking reveals genuine but modest</w:t>
+      </w:r>
+      <w:r>
+        <w:rPr>
+          <w:i/>
+          <w:iCs/>
+        </w:rPr>
+        <w:t xml:space="preserve"> </w:t>
+      </w:r>
+      <w:r>
+        <w:rPr>
+          <w:i/>
+          <w:iCs/>
+        </w:rPr>
+        <w:t xml:space="preserve">ranking skill in end-point MM/PBSA for macrocyclic peptides.”</w:t>
+      </w:r>
+      <w:r>
+        <w:rPr>
+          <w:i/>
+          <w:iCs/>
+        </w:rPr>
+        <w:t xml:space="preserve"> </w:t>
+      </w:r>
+      <w:r>
+        <w:rPr>
+          <w:i/>
+          <w:iCs/>
+        </w:rPr>
+        <w:t xml:space="preserve">The methods-forward title above</w:t>
+      </w:r>
+      <w:r>
+        <w:rPr>
+          <w:i/>
+          <w:iCs/>
+        </w:rPr>
+        <w:t xml:space="preserve"> </w:t>
+      </w:r>
+      <w:r>
+        <w:rPr>
+          <w:i/>
+          <w:iCs/>
+        </w:rPr>
+        <w:t xml:space="preserve">reflects the paper’s purpose; either works.</w:t>
+      </w:r>
+    </w:p>
+    <w:p>
+      <w:pPr>
+        <w:pStyle w:val="BodyText"/>
       </w:pPr>
       <w:r>
         <w:rPr>
@@ -160,7 +228,19 @@
         <w:pStyle w:val="BodyText"/>
       </w:pPr>
       <w:r>
-        <w:t xml:space="preserve">We resolve this by evaluating only within sets of peptides of</w:t>
+        <w:t xml:space="preserve">We resolve this by evaluating only within sets of peptides matched on heavy-atom count, where a</w:t>
+      </w:r>
+      <w:r>
+        <w:t xml:space="preserve"> </w:t>
+      </w:r>
+      <w:r>
+        <w:t xml:space="preserve">size descriptor carries little or no information by construction, and asking how often a method</w:t>
+      </w:r>
+      <w:r>
+        <w:t xml:space="preserve"> </w:t>
+      </w:r>
+      <w:r>
+        <w:t xml:space="preserve">picks the tighter binder of a decisive pair. Within a three-atom window MM/PBSA succeeds in</w:t>
       </w:r>
       <w:r>
         <w:t xml:space="preserve"> </w:t>
@@ -170,22 +250,10 @@
           <w:b/>
           <w:bCs/>
         </w:rPr>
-        <w:t xml:space="preserve">identical heavy-atom count</w:t>
-      </w:r>
-      <w:r>
-        <w:t xml:space="preserve">,</w:t>
-      </w:r>
-      <w:r>
-        <w:t xml:space="preserve"> </w:t>
-      </w:r>
-      <w:r>
-        <w:t xml:space="preserve">where a size descriptor carries no information by construction. On decisive pairs, MM/PBSA</w:t>
-      </w:r>
-      <w:r>
-        <w:t xml:space="preserve"> </w:t>
-      </w:r>
-      <w:r>
-        <w:t xml:space="preserve">selects the tighter binder in</w:t>
+        <w:t xml:space="preserve">62.4% of pairs (95% CI 55.5–68.9)</w:t>
+      </w:r>
+      <w:r>
+        <w:t xml:space="preserve">, against 50% for chance and</w:t>
       </w:r>
       <w:r>
         <w:t xml:space="preserve"> </w:t>
@@ -195,10 +263,145 @@
           <w:b/>
           <w:bCs/>
         </w:rPr>
-        <w:t xml:space="preserve">60.1% of cases (95% CI 53.0–69.3)</w:t>
-      </w:r>
-      <w:r>
-        <w:t xml:space="preserve">, against</w:t>
+        <w:t xml:space="preserve">83.9% (78.2–88.6)</w:t>
+      </w:r>
+      <w:r>
+        <w:t xml:space="preserve"> </w:t>
+      </w:r>
+      <w:r>
+        <w:t xml:space="preserve">for</w:t>
+      </w:r>
+      <w:r>
+        <w:t xml:space="preserve"> </w:t>
+      </w:r>
+      <w:r>
+        <w:t xml:space="preserve">published FEP+ predictions on the same compounds. At exactly equal heavy-atom count, where a</w:t>
+      </w:r>
+      <w:r>
+        <w:t xml:space="preserve"> </w:t>
+      </w:r>
+      <w:r>
+        <w:t xml:space="preserve">size descriptor is wholly uninformative, the estimate is 60.1% but the interval widens to</w:t>
+      </w:r>
+      <w:r>
+        <w:t xml:space="preserve"> </w:t>
+      </w:r>
+      <w:r>
+        <w:t xml:space="preserve">47.2–72.0 (posterior mass above chance 0.93) because few same-size decisive pairs exist.</w:t>
+      </w:r>
+      <w:r>
+        <w:t xml:space="preserve"> </w:t>
+      </w:r>
+      <w:r>
+        <w:t xml:space="preserve">Intervals resample compounds rather than pairs, since pairs drawn from a compound set are not</w:t>
+      </w:r>
+      <w:r>
+        <w:t xml:space="preserve"> </w:t>
+      </w:r>
+      <w:r>
+        <w:t xml:space="preserve">independent; resampling pairs understates the width by roughly half.</w:t>
+      </w:r>
+    </w:p>
+    <w:p>
+      <w:pPr>
+        <w:pStyle w:val="BodyText"/>
+      </w:pPr>
+      <w:r>
+        <w:t xml:space="preserve">The skill is modest and unevenly distributed: only PCSK9 (75.7%) is individually above chance,</w:t>
+      </w:r>
+      <w:r>
+        <w:t xml:space="preserve"> </w:t>
+      </w:r>
+      <w:r>
+        <w:t xml:space="preserve">with Cyclin A/B, JAK2, KRAS and MCL-1 each spanning it.</w:t>
+      </w:r>
+    </w:p>
+    <w:p>
+      <w:pPr>
+        <w:pStyle w:val="BodyText"/>
+      </w:pPr>
+      <w:r>
+        <w:t xml:space="preserve">Three further results bear on how such benchmarks should be read. The apparent accuracy depends</w:t>
+      </w:r>
+      <w:r>
+        <w:t xml:space="preserve"> </w:t>
+      </w:r>
+      <w:r>
+        <w:t xml:space="preserve">on the estimator: for KRAS, whose compounds span two receptor crystal forms, pooling gives</w:t>
+      </w:r>
+      <w:r>
+        <w:t xml:space="preserve"> </w:t>
+      </w:r>
+      <w:r>
+        <w:t xml:space="preserve">ρ = +0.225 while averaging within forms gives −0.130, the pooled value being credit for</w:t>
+      </w:r>
+      <w:r>
+        <w:t xml:space="preserve"> </w:t>
+      </w:r>
+      <w:r>
+        <w:t xml:space="preserve">separating two groups offset by 1.15 kcal/mol. The score is a ranking device rather than a free</w:t>
+      </w:r>
+      <w:r>
+        <w:t xml:space="preserve"> </w:t>
+      </w:r>
+      <w:r>
+        <w:t xml:space="preserve">energy, sitting 45–75 kcal/mol from experiment with per-target regression slopes of 0.10–0.21.</w:t>
+      </w:r>
+      <w:r>
+        <w:t xml:space="preserve"> </w:t>
+      </w:r>
+      <w:r>
+        <w:t xml:space="preserve">And on a sixth target held entirely outside development — 17 peptidomimetics against an</w:t>
+      </w:r>
+      <w:r>
+        <w:t xml:space="preserve"> </w:t>
+      </w:r>
+      <w:r>
+        <w:t xml:space="preserve">antibody, affinities sealed before prediction — every method fell below chance and the</w:t>
+      </w:r>
+      <w:r>
+        <w:t xml:space="preserve"> </w:t>
+      </w:r>
+      <w:r>
+        <w:t xml:space="preserve">size–affinity relationship reversed sign, showing that performance on five related targets is</w:t>
+      </w:r>
+      <w:r>
+        <w:t xml:space="preserve"> </w:t>
+      </w:r>
+      <w:r>
+        <w:t xml:space="preserve">not sufficient evidence of transfer.</w:t>
+      </w:r>
+    </w:p>
+    <w:p>
+      <w:pPr>
+        <w:pStyle w:val="BodyText"/>
+      </w:pPr>
+      <w:r>
+        <w:t xml:space="preserve">This method was established to serve an active design campaign: 212 macrocyclic peptides</w:t>
+      </w:r>
+      <w:r>
+        <w:t xml:space="preserve"> </w:t>
+      </w:r>
+      <w:r>
+        <w:t xml:space="preserve">designed against the lipopolysaccharide transport protein LptA, from which candidates will be</w:t>
+      </w:r>
+      <w:r>
+        <w:t xml:space="preserve"> </w:t>
+      </w:r>
+      <w:r>
+        <w:t xml:space="preserve">selected for synthesis and experimental evaluation. We report the protocol applied to that</w:t>
+      </w:r>
+      <w:r>
+        <w:t xml:space="preserve"> </w:t>
+      </w:r>
+      <w:r>
+        <w:t xml:space="preserve">panel, and register the prospective test with its power analysis stated in advance. The purpose</w:t>
+      </w:r>
+      <w:r>
+        <w:t xml:space="preserve"> </w:t>
+      </w:r>
+      <w:r>
+        <w:t xml:space="preserve">of the validation reported here is to establish what the method can and cannot support</w:t>
       </w:r>
       <w:r>
         <w:t xml:space="preserve"> </w:t>
@@ -208,109 +411,13 @@
           <w:b/>
           <w:bCs/>
         </w:rPr>
-        <w:t xml:space="preserve">84.1%</w:t>
-      </w:r>
-      <w:r>
-        <w:rPr>
-          <w:b/>
-          <w:bCs/>
-        </w:rPr>
-        <w:t xml:space="preserve"> </w:t>
-      </w:r>
-      <w:r>
-        <w:rPr>
-          <w:b/>
-          <w:bCs/>
-        </w:rPr>
-        <w:t xml:space="preserve">(75.6–91.2)</w:t>
-      </w:r>
-      <w:r>
-        <w:t xml:space="preserve"> </w:t>
-      </w:r>
-      <w:r>
-        <w:t xml:space="preserve">for published FEP+ predictions on the same compounds and 50% for chance. The</w:t>
-      </w:r>
-      <w:r>
-        <w:t xml:space="preserve"> </w:t>
-      </w:r>
-      <w:r>
-        <w:t xml:space="preserve">skill is real but modest and unevenly distributed: clearly above chance for PCSK9 (76.5%) and</w:t>
-      </w:r>
-      <w:r>
-        <w:t xml:space="preserve"> </w:t>
-      </w:r>
-      <w:r>
-        <w:t xml:space="preserve">JAK2 (63.7%), indistinguishable from chance for Cyclin A/B, KRAS and MCL-1.</w:t>
-      </w:r>
-    </w:p>
-    <w:p>
-      <w:pPr>
-        <w:pStyle w:val="BodyText"/>
-      </w:pPr>
-      <w:r>
-        <w:t xml:space="preserve">Three further results bear on how such benchmarks should be read. The apparent accuracy depends</w:t>
-      </w:r>
-      <w:r>
-        <w:t xml:space="preserve"> </w:t>
-      </w:r>
-      <w:r>
-        <w:t xml:space="preserve">on the estimator: for KRAS, whose compounds span two receptor crystal forms, pooling gives</w:t>
-      </w:r>
-      <w:r>
-        <w:t xml:space="preserve"> </w:t>
-      </w:r>
-      <w:r>
-        <w:t xml:space="preserve">ρ = +0.225 while averaging within forms gives −0.130, the pooled value being credit for</w:t>
-      </w:r>
-      <w:r>
-        <w:t xml:space="preserve"> </w:t>
-      </w:r>
-      <w:r>
-        <w:t xml:space="preserve">separating two groups offset by 1.15 kcal/mol. The score is a ranking device rather than a free</w:t>
-      </w:r>
-      <w:r>
-        <w:t xml:space="preserve"> </w:t>
-      </w:r>
-      <w:r>
-        <w:t xml:space="preserve">energy, sitting 45–75 kcal/mol from experiment with per-target regression slopes of 0.10–0.21.</w:t>
-      </w:r>
-      <w:r>
-        <w:t xml:space="preserve"> </w:t>
-      </w:r>
-      <w:r>
-        <w:t xml:space="preserve">And on a sixth target held entirely outside development — 17 peptidomimetics against an</w:t>
-      </w:r>
-      <w:r>
-        <w:t xml:space="preserve"> </w:t>
-      </w:r>
-      <w:r>
-        <w:t xml:space="preserve">antibody, affinities sealed before prediction — every method fell below chance and the</w:t>
-      </w:r>
-      <w:r>
-        <w:t xml:space="preserve"> </w:t>
-      </w:r>
-      <w:r>
-        <w:t xml:space="preserve">size–affinity relationship reversed sign, showing that performance on five related targets is</w:t>
-      </w:r>
-      <w:r>
-        <w:t xml:space="preserve"> </w:t>
-      </w:r>
-      <w:r>
-        <w:t xml:space="preserve">not sufficient evidence of transfer.</w:t>
-      </w:r>
-    </w:p>
-    <w:p>
-      <w:pPr>
-        <w:pStyle w:val="BodyText"/>
-      </w:pPr>
-      <w:r>
-        <w:t xml:space="preserve">We apply the protocol to 212 designed macrocycles against the lipopolysaccharide transport</w:t>
-      </w:r>
-      <w:r>
-        <w:t xml:space="preserve"> </w:t>
-      </w:r>
-      <w:r>
-        <w:t xml:space="preserve">protein LptA and register a prospective test with its power analysis stated in advance.</w:t>
+        <w:t xml:space="preserve">before</w:t>
+      </w:r>
+      <w:r>
+        <w:t xml:space="preserve"> </w:t>
+      </w:r>
+      <w:r>
+        <w:t xml:space="preserve">committing synthetic resources, not to report a finished prediction.</w:t>
       </w:r>
     </w:p>
     <w:p>
@@ -457,6 +564,66 @@
         <w:t xml:space="preserve">something the chemist already knows.</w:t>
       </w:r>
     </w:p>
+    <w:p>
+      <w:pPr>
+        <w:pStyle w:val="BodyText"/>
+      </w:pPr>
+      <w:r>
+        <w:rPr>
+          <w:b/>
+          <w:bCs/>
+        </w:rPr>
+        <w:t xml:space="preserve">This work has a specific purpose.</w:t>
+      </w:r>
+      <w:r>
+        <w:t xml:space="preserve"> </w:t>
+      </w:r>
+      <w:r>
+        <w:t xml:space="preserve">We maintain an active design campaign against the</w:t>
+      </w:r>
+      <w:r>
+        <w:t xml:space="preserve"> </w:t>
+      </w:r>
+      <w:r>
+        <w:t xml:space="preserve">lipopolysaccharide transport protein LptA, comprising 212 designed macrocycles from which a</w:t>
+      </w:r>
+      <w:r>
+        <w:t xml:space="preserve"> </w:t>
+      </w:r>
+      <w:r>
+        <w:t xml:space="preserve">subset will be synthesised and assayed. Non-canonical building blocks cost on the order of a</w:t>
+      </w:r>
+      <w:r>
+        <w:t xml:space="preserve"> </w:t>
+      </w:r>
+      <w:r>
+        <w:t xml:space="preserve">thousand dollars each, so the selection is expensive and effectively irreversible. We therefore</w:t>
+      </w:r>
+      <w:r>
+        <w:t xml:space="preserve"> </w:t>
+      </w:r>
+      <w:r>
+        <w:t xml:space="preserve">set out to establish, in advance of that commitment, exactly what an end-point scoring protocol</w:t>
+      </w:r>
+      <w:r>
+        <w:t xml:space="preserve"> </w:t>
+      </w:r>
+      <w:r>
+        <w:t xml:space="preserve">can and cannot support on this chemistry — which is a methods question, and is the subject of</w:t>
+      </w:r>
+      <w:r>
+        <w:t xml:space="preserve"> </w:t>
+      </w:r>
+      <w:r>
+        <w:t xml:space="preserve">this paper. The design campaign is described in Section 4 and the registered prospective test</w:t>
+      </w:r>
+      <w:r>
+        <w:t xml:space="preserve"> </w:t>
+      </w:r>
+      <w:r>
+        <w:t xml:space="preserve">in Section 5; the validation that precedes them is what licenses either.</w:t>
+      </w:r>
+    </w:p>
     <w:bookmarkEnd w:id="11"/>
     <w:bookmarkStart w:id="15" w:name="the-computational-options"/>
     <w:p>
@@ -898,7 +1065,7 @@
     </w:p>
     <w:bookmarkEnd w:id="21"/>
     <w:bookmarkEnd w:id="22"/>
-    <w:bookmarkStart w:id="42" w:name="methods"/>
+    <w:bookmarkStart w:id="44" w:name="methods"/>
     <w:p>
       <w:pPr>
         <w:pStyle w:val="Heading2"/>
@@ -1451,7 +1618,7 @@
       </w:r>
     </w:p>
     <w:bookmarkEnd w:id="25"/>
-    <w:bookmarkStart w:id="33" w:name="force-fields-and-non-canonical-residues"/>
+    <w:bookmarkStart w:id="34" w:name="force-fields-and-non-canonical-residues"/>
     <w:p>
       <w:pPr>
         <w:pStyle w:val="Heading3"/>
@@ -1805,34 +1972,55 @@
         <w:t xml:space="preserve">never receives it. This is reported rather than hidden.</w:t>
       </w:r>
     </w:p>
-    <w:p>
-      <w:pPr>
-        <w:pStyle w:val="BodyText"/>
-      </w:pPr>
+    <w:bookmarkStart w:id="33" w:name="non-canonical-residue-parameterisation"/>
+    <w:p>
+      <w:pPr>
+        <w:pStyle w:val="Heading4"/>
+      </w:pPr>
+      <w:r>
+        <w:t xml:space="preserve">2.3.1 Non-canonical residue parameterisation</w:t>
+      </w:r>
+    </w:p>
+    <w:p>
+      <w:pPr>
+        <w:pStyle w:val="FirstParagraph"/>
+      </w:pPr>
+      <w:r>
+        <w:t xml:space="preserve">Designed peptides carrying non-standard residues cannot be scored until each residue has Amber</w:t>
+      </w:r>
+      <w:r>
+        <w:t xml:space="preserve"> </w:t>
+      </w:r>
+      <w:r>
+        <w:t xml:space="preserve">parameters. The LptA application required</w:t>
+      </w:r>
+      <w:r>
+        <w:t xml:space="preserve"> </w:t>
+      </w:r>
       <w:r>
         <w:rPr>
           <w:b/>
           <w:bCs/>
         </w:rPr>
-        <w:t xml:space="preserve">Non-canonical residues.</w:t>
-      </w:r>
-      <w:r>
-        <w:t xml:space="preserve"> </w:t>
-      </w:r>
-      <w:r>
-        <w:t xml:space="preserve">The LptA application required parameters for 170 non-standard</w:t>
-      </w:r>
-      <w:r>
-        <w:t xml:space="preserve"> </w:t>
-      </w:r>
-      <w:r>
-        <w:t xml:space="preserve">residues. For each: the polymer-form rotamer is capped with ACE and NME, charges are derived</w:t>
-      </w:r>
-      <w:r>
-        <w:t xml:space="preserve"> </w:t>
-      </w:r>
-      <w:r>
-        <w:t xml:space="preserve">with AM1-BCC on the neutral capped dipeptide,</w:t>
+        <w:t xml:space="preserve">170 non-standard residues</w:t>
+      </w:r>
+      <w:r>
+        <w:t xml:space="preserve"> </w:t>
+      </w:r>
+      <w:r>
+        <w:t xml:space="preserve">(165 unique</w:t>
+      </w:r>
+      <w:r>
+        <w:t xml:space="preserve"> </w:t>
+      </w:r>
+      <w:r>
+        <w:t xml:space="preserve">non-canonical codes plus five residues constituting the thanatin derivative-7 scaffold, none of</w:t>
+      </w:r>
+      <w:r>
+        <w:t xml:space="preserve"> </w:t>
+      </w:r>
+      <w:r>
+        <w:t xml:space="preserve">which</w:t>
       </w:r>
       <w:r>
         <w:t xml:space="preserve"> </w:t>
@@ -1841,460 +2029,280 @@
         <w:rPr>
           <w:rStyle w:val="VerbatimChar"/>
         </w:rPr>
-        <w:t xml:space="preserve">prepgen</w:t>
-      </w:r>
-      <w:r>
-        <w:t xml:space="preserve"> </w:t>
-      </w:r>
-      <w:r>
-        <w:t xml:space="preserve">removes the caps and redistributes</w:t>
-      </w:r>
-      <w:r>
-        <w:t xml:space="preserve"> </w:t>
-      </w:r>
-      <w:r>
-        <w:t xml:space="preserve">their charge to give a residue netting zero, and</w:t>
-      </w:r>
-      <w:r>
-        <w:t xml:space="preserve"> </w:t>
-      </w:r>
-      <w:r>
-        <w:rPr>
-          <w:rStyle w:val="VerbatimChar"/>
-        </w:rPr>
-        <w:t xml:space="preserve">parmchk2</w:t>
-      </w:r>
-      <w:r>
-        <w:t xml:space="preserve"> </w:t>
-      </w:r>
-      <w:r>
-        <w:t xml:space="preserve">supplies missing GAFF2 terms.</w:t>
-      </w:r>
-      <w:r>
-        <w:t xml:space="preserve"> </w:t>
-      </w:r>
-      <w:r>
-        <w:t xml:space="preserve">Capping matters because AM1-BCC on a free amino acid fits backbone charges in an environment</w:t>
-      </w:r>
-      <w:r>
-        <w:t xml:space="preserve"> </w:t>
-      </w:r>
-      <w:r>
-        <w:t xml:space="preserve">(–NH₂ / –COOH) the residue never occupies; capping places the fit in a peptide-like context, the</w:t>
-      </w:r>
-      <w:r>
-        <w:t xml:space="preserve"> </w:t>
-      </w:r>
-      <w:r>
-        <w:t xml:space="preserve">standard Amber construction.</w:t>
-      </w:r>
-      <w:r>
-        <w:rPr>
-          <w:rStyle w:val="FootnoteReference"/>
-        </w:rPr>
-        <w:footnoteReference w:id="32"/>
+        <w:t xml:space="preserve">tleap</w:t>
+      </w:r>
+      <w:r>
+        <w:t xml:space="preserve"> </w:t>
+      </w:r>
+      <w:r>
+        <w:t xml:space="preserve">knows). Because this step gates everything downstream and is where most silent</w:t>
+      </w:r>
+      <w:r>
+        <w:t xml:space="preserve"> </w:t>
+      </w:r>
+      <w:r>
+        <w:t xml:space="preserve">failures occur, we specify it in full.</w:t>
       </w:r>
     </w:p>
     <w:p>
       <w:pPr>
         <w:pStyle w:val="BodyText"/>
       </w:pPr>
-      <w:r>
-        <w:t xml:space="preserve">The backbone is reassigned to protein atom types while the side chain remains GAFF2, because</w:t>
-      </w:r>
-      <w:r>
-        <w:t xml:space="preserve"> </w:t>
-      </w:r>
-      <w:r>
-        <w:rPr>
-          <w:rStyle w:val="VerbatimChar"/>
-        </w:rPr>
-        <w:t xml:space="preserve">antechamber</w:t>
-      </w:r>
-      <w:r>
-        <w:t xml:space="preserve"> </w:t>
-      </w:r>
-      <w:r>
-        <w:t xml:space="preserve">otherwise types the backbone as GAFF2 and</w:t>
-      </w:r>
-      <w:r>
-        <w:t xml:space="preserve"> </w:t>
-      </w:r>
-      <w:r>
-        <w:rPr>
-          <w:rStyle w:val="VerbatimChar"/>
-        </w:rPr>
-        <w:t xml:space="preserve">tleap</w:t>
-      </w:r>
-      <w:r>
-        <w:t xml:space="preserve"> </w:t>
-      </w:r>
-      <w:r>
-        <w:t xml:space="preserve">has no parameters across the</w:t>
-      </w:r>
-      <w:r>
-        <w:t xml:space="preserve"> </w:t>
-      </w:r>
-      <w:r>
-        <w:t xml:space="preserve">peptide bond to a neighbouring standard residue. The alpha carbon is typed CT for ff03 and CX</w:t>
-      </w:r>
-      <w:r>
-        <w:t xml:space="preserve"> </w:t>
-      </w:r>
-      <w:r>
-        <w:t xml:space="preserve">for ff14SB/ff19SB, so two parameter sets are maintained.</w:t>
-      </w:r>
-    </w:p>
-    <w:p>
-      <w:pPr>
-        <w:pStyle w:val="BodyText"/>
-      </w:pPr>
-      <w:r>
-        <w:t xml:space="preserve">Every residue is validated by constructing ALA–X–ALA and requiring zero missing parameters;</w:t>
-      </w:r>
-      <w:r>
-        <w:t xml:space="preserve"> </w:t>
-      </w:r>
-      <w:r>
-        <w:t xml:space="preserve">all 170 pass under both typings. This test is necessary because</w:t>
-      </w:r>
-      <w:r>
-        <w:t xml:space="preserve"> </w:t>
-      </w:r>
-      <w:r>
-        <w:rPr>
-          <w:rStyle w:val="VerbatimChar"/>
-        </w:rPr>
-        <w:t xml:space="preserve">tleap</w:t>
-      </w:r>
-      <w:r>
-        <w:t xml:space="preserve"> </w:t>
-      </w:r>
-      <w:r>
-        <w:t xml:space="preserve">writes a topology even</w:t>
-      </w:r>
-      <w:r>
-        <w:t xml:space="preserve"> </w:t>
-      </w:r>
-      <w:r>
-        <w:t xml:space="preserve">when parameters are missing, substituting defaults.</w:t>
-      </w:r>
-    </w:p>
-    <w:p>
-      <w:pPr>
-        <w:pStyle w:val="BodyText"/>
-      </w:pPr>
-      <w:r>
-        <w:t xml:space="preserve">Six defects were found during parameterisation, four of which produced silently wrong output.</w:t>
-      </w:r>
-      <w:r>
-        <w:t xml:space="preserve"> </w:t>
-      </w:r>
-      <w:r>
-        <w:t xml:space="preserve">Most consequential:</w:t>
-      </w:r>
-      <w:r>
-        <w:t xml:space="preserve"> </w:t>
-      </w:r>
-      <w:r>
-        <w:rPr>
-          <w:rStyle w:val="VerbatimChar"/>
-        </w:rPr>
-        <w:t xml:space="preserve">antechamber</w:t>
-      </w:r>
-      <w:r>
-        <w:t xml:space="preserve"> </w:t>
-      </w:r>
-      <w:r>
-        <w:t xml:space="preserve">infers element from atom name, so every alpha carbon (</w:t>
-      </w:r>
-      <w:r>
-        <w:rPr>
-          <w:rStyle w:val="VerbatimChar"/>
-        </w:rPr>
-        <w:t xml:space="preserve">CA</w:t>
-      </w:r>
-      <w:r>
-        <w:t xml:space="preserve">)</w:t>
-      </w:r>
-      <w:r>
-        <w:t xml:space="preserve"> </w:t>
-      </w:r>
-      <w:r>
-        <w:t xml:space="preserve">was read as calcium and 61 aromatic carbons named</w:t>
-      </w:r>
-      <w:r>
-        <w:t xml:space="preserve"> </w:t>
-      </w:r>
-      <w:r>
-        <w:rPr>
-          <w:rStyle w:val="VerbatimChar"/>
-        </w:rPr>
-        <w:t xml:space="preserve">CL*</w:t>
-      </w:r>
-      <w:r>
-        <w:t xml:space="preserve"> </w:t>
-      </w:r>
-      <w:r>
-        <w:t xml:space="preserve">as chlorine; and GAFF2 has no selenium,</w:t>
-      </w:r>
-      <w:r>
-        <w:t xml:space="preserve"> </w:t>
-      </w:r>
-      <w:r>
-        <w:t xml:space="preserve">so</w:t>
-      </w:r>
-      <w:r>
-        <w:t xml:space="preserve"> </w:t>
-      </w:r>
-      <w:r>
-        <w:rPr>
-          <w:rStyle w:val="VerbatimChar"/>
-        </w:rPr>
-        <w:t xml:space="preserve">antechamber</w:t>
-      </w:r>
-      <w:r>
-        <w:t xml:space="preserve"> </w:t>
-      </w:r>
-      <w:r>
-        <w:t xml:space="preserve">silently retyped Se as sulfur while</w:t>
-      </w:r>
-      <w:r>
-        <w:t xml:space="preserve"> </w:t>
-      </w:r>
-      <w:r>
-        <w:rPr>
-          <w:rStyle w:val="VerbatimChar"/>
-        </w:rPr>
-        <w:t xml:space="preserve">parmchk2</w:t>
-      </w:r>
-      <w:r>
-        <w:t xml:space="preserve"> </w:t>
-      </w:r>
-      <w:r>
-        <w:t xml:space="preserve">reported nothing missing. Two</w:t>
-      </w:r>
-      <w:r>
-        <w:t xml:space="preserve"> </w:t>
-      </w:r>
-      <w:r>
-        <w:t xml:space="preserve">selenium-containing residues remain approximations and are flagged as such.</w:t>
-      </w:r>
-    </w:p>
-    <w:bookmarkEnd w:id="33"/>
-    <w:bookmarkStart w:id="36" w:name="energy-minimisation"/>
-    <w:p>
-      <w:pPr>
-        <w:pStyle w:val="Heading3"/>
-      </w:pPr>
-      <w:r>
-        <w:t xml:space="preserve">2.4 Energy minimisation</w:t>
-      </w:r>
-    </w:p>
-    <w:p>
-      <w:pPr>
-        <w:pStyle w:val="FirstParagraph"/>
-      </w:pPr>
-      <w:r>
-        <w:t xml:space="preserve">Minimisation follows the published settings —</w:t>
-      </w:r>
-      <w:r>
-        <w:t xml:space="preserve"> </w:t>
-      </w:r>
-      <w:r>
-        <w:rPr>
-          <w:rStyle w:val="VerbatimChar"/>
-        </w:rPr>
-        <w:t xml:space="preserve">imin=1, maxcyc=5000, ncyc=2000, cut=1000.0, igb=2</w:t>
-      </w:r>
-      <w:r>
-        <w:t xml:space="preserve"> </w:t>
-      </w:r>
-      <w:r>
-        <w:t xml:space="preserve">— corresponding to 2000 steps of steepest descent then conjugate gradient in the</w:t>
-      </w:r>
-      <w:r>
-        <w:t xml:space="preserve"> </w:t>
-      </w:r>
-      <w:r>
-        <w:t xml:space="preserve">Onufriev–Bashford–Case generalised Born model</w:t>
-      </w:r>
-      <w:r>
-        <w:rPr>
-          <w:rStyle w:val="FootnoteReference"/>
-        </w:rPr>
-        <w:footnoteReference w:id="34"/>
-      </w:r>
-      <w:r>
-        <w:t xml:space="preserve"> </w:t>
-      </w:r>
-      <w:r>
-        <w:t xml:space="preserve">with no nonbonded cutoff.</w:t>
-      </w:r>
-    </w:p>
-    <w:p>
-      <w:pPr>
-        <w:pStyle w:val="BodyText"/>
-      </w:pPr>
-      <w:r>
-        <w:t xml:space="preserve">Because the available AmberTools build does not ship</w:t>
-      </w:r>
-      <w:r>
-        <w:t xml:space="preserve"> </w:t>
-      </w:r>
-      <w:r>
-        <w:rPr>
-          <w:rStyle w:val="VerbatimChar"/>
-        </w:rPr>
-        <w:t xml:space="preserve">pmemd.cuda</w:t>
-      </w:r>
-      <w:r>
-        <w:t xml:space="preserve">, and</w:t>
-      </w:r>
-      <w:r>
-        <w:t xml:space="preserve"> </w:t>
-      </w:r>
-      <w:r>
-        <w:rPr>
-          <w:rStyle w:val="VerbatimChar"/>
-        </w:rPr>
-        <w:t xml:space="preserve">sander</w:t>
-      </w:r>
-      <w:r>
-        <w:t xml:space="preserve"> </w:t>
-      </w:r>
-      <w:r>
-        <w:t xml:space="preserve">requires hours</w:t>
-      </w:r>
-      <w:r>
-        <w:t xml:space="preserve"> </w:t>
-      </w:r>
-      <w:r>
-        <w:t xml:space="preserve">per complex at</w:t>
-      </w:r>
-      <w:r>
-        <w:t xml:space="preserve"> </w:t>
-      </w:r>
-      <w:r>
-        <w:rPr>
-          <w:rStyle w:val="VerbatimChar"/>
-        </w:rPr>
-        <w:t xml:space="preserve">cut=1000</w:t>
-      </w:r>
-      <w:r>
-        <w:t xml:space="preserve">, minimisation is performed in OpenMM</w:t>
-      </w:r>
-      <w:r>
-        <w:rPr>
-          <w:rStyle w:val="FootnoteReference"/>
-        </w:rPr>
-        <w:footnoteReference w:id="35"/>
-      </w:r>
-      <w:r>
-        <w:t xml:space="preserve"> </w:t>
-      </w:r>
-      <w:r>
-        <w:t xml:space="preserve">using</w:t>
-      </w:r>
-      <w:r>
-        <w:t xml:space="preserve"> </w:t>
-      </w:r>
-      <w:r>
-        <w:rPr>
-          <w:rStyle w:val="VerbatimChar"/>
-        </w:rPr>
-        <w:t xml:space="preserve">OBC1</w:t>
-      </w:r>
-      <w:r>
-        <w:t xml:space="preserve"> </w:t>
-      </w:r>
-      <w:r>
-        <w:t xml:space="preserve">and</w:t>
-      </w:r>
-      <w:r>
-        <w:t xml:space="preserve"> </w:t>
-      </w:r>
-      <w:r>
-        <w:rPr>
-          <w:rStyle w:val="VerbatimChar"/>
-        </w:rPr>
-        <w:t xml:space="preserve">NoCutoff</w:t>
-      </w:r>
-      <w:r>
-        <w:t xml:space="preserve">, the direct equivalents. The two engines are not identical, so the OpenMM L-BFGS</w:t>
-      </w:r>
-      <w:r>
-        <w:t xml:space="preserve"> </w:t>
-      </w:r>
-      <w:r>
-        <w:t xml:space="preserve">iteration count was</w:t>
-      </w:r>
-      <w:r>
-        <w:t xml:space="preserve"> </w:t>
-      </w:r>
       <w:r>
         <w:rPr>
           <w:b/>
           <w:bCs/>
         </w:rPr>
-        <w:t xml:space="preserve">calibrated against sander by structural drift</w:t>
-      </w:r>
-      <w:r>
-        <w:t xml:space="preserve">: sander’s 5000 cycles move</w:t>
-      </w:r>
-      <w:r>
-        <w:t xml:space="preserve"> </w:t>
-      </w:r>
-      <w:r>
-        <w:t xml:space="preserve">the complex 0.84 Å RMSD, an unrestricted OpenMM minimisation 1.25 Å. A cap of 500 iterations</w:t>
-      </w:r>
-      <w:r>
-        <w:t xml:space="preserve"> </w:t>
-      </w:r>
-      <w:r>
-        <w:t xml:space="preserve">reproduces sander’s drift and is used throughout.</w:t>
-      </w:r>
-    </w:p>
-    <w:p>
-      <w:pPr>
-        <w:pStyle w:val="BodyText"/>
-      </w:pPr>
-      <w:r>
-        <w:t xml:space="preserve">This calibration is load-bearing. On KRAS, removing the cap changes the correlation from +0.225</w:t>
-      </w:r>
-      <w:r>
-        <w:t xml:space="preserve"> </w:t>
-      </w:r>
-      <w:r>
-        <w:t xml:space="preserve">to +0.529, and the spread introduced by the stopping point (SD 3.60 kcal/mol) is as large as</w:t>
-      </w:r>
-      <w:r>
-        <w:t xml:space="preserve"> </w:t>
-      </w:r>
-      <w:r>
-        <w:t xml:space="preserve">the entire between-compound signal (SD 3.53) — a ratio of 1.02. Removing the cap does not</w:t>
-      </w:r>
-      <w:r>
-        <w:t xml:space="preserve"> </w:t>
-      </w:r>
-      <w:r>
-        <w:t xml:space="preserve">generalise: it improves KRAS by +0.304 and degrades PCSK9 by −0.280, for a net macro change of</w:t>
-      </w:r>
-      <w:r>
-        <w:t xml:space="preserve"> </w:t>
-      </w:r>
-      <w:r>
-        <w:t xml:space="preserve">−0.009 (cluster bootstrap +0.110, 95% CI [−0.066, +0.230]).</w:t>
-      </w:r>
-    </w:p>
-    <w:bookmarkEnd w:id="36"/>
-    <w:bookmarkStart w:id="39" w:name="free-energy-evaluation"/>
-    <w:p>
-      <w:pPr>
-        <w:pStyle w:val="Heading3"/>
-      </w:pPr>
-      <w:r>
-        <w:t xml:space="preserve">2.5 Free-energy evaluation</w:t>
+        <w:t xml:space="preserve">Protocol, per residue.</w:t>
+      </w:r>
+    </w:p>
+    <w:p>
+      <w:pPr>
+        <w:pStyle w:val="Compact"/>
+        <w:numPr>
+          <w:ilvl w:val="0"/>
+          <w:numId w:val="1001"/>
+        </w:numPr>
+      </w:pPr>
+      <w:r>
+        <w:t xml:space="preserve">Take the polymer-form rotamer and the corresponding chemistry definition from the source</w:t>
+      </w:r>
+      <w:r>
+        <w:t xml:space="preserve"> </w:t>
+      </w:r>
+      <w:r>
+        <w:t xml:space="preserve">library. Atom names and bond orders are read from the definition file, not perceived from</w:t>
+      </w:r>
+      <w:r>
+        <w:t xml:space="preserve"> </w:t>
+      </w:r>
+      <w:r>
+        <w:t xml:space="preserve">coordinates; coordinates are matched positionally.</w:t>
+      </w:r>
+    </w:p>
+    <w:p>
+      <w:pPr>
+        <w:pStyle w:val="Compact"/>
+        <w:numPr>
+          <w:ilvl w:val="0"/>
+          <w:numId w:val="1001"/>
+        </w:numPr>
+      </w:pPr>
+      <w:r>
+        <w:t xml:space="preserve">Cap with ACE at the N-terminus and NME at the C-terminus, giving a neutral dipeptide. Cap</w:t>
+      </w:r>
+      <w:r>
+        <w:t xml:space="preserve"> </w:t>
+      </w:r>
+      <w:r>
+        <w:t xml:space="preserve">atoms are placed by bisector construction with a hard clash check, and cap atom names are</w:t>
+      </w:r>
+      <w:r>
+        <w:t xml:space="preserve"> </w:t>
+      </w:r>
+      <w:r>
+        <w:t xml:space="preserve">chosen per residue to avoid collisions with side-chain names.</w:t>
+      </w:r>
+    </w:p>
+    <w:p>
+      <w:pPr>
+        <w:pStyle w:val="Compact"/>
+        <w:numPr>
+          <w:ilvl w:val="0"/>
+          <w:numId w:val="1001"/>
+        </w:numPr>
+      </w:pPr>
+      <w:r>
+        <w:t xml:space="preserve">Derive AM1-BCC charges on the capped dipeptide with</w:t>
+      </w:r>
+      <w:r>
+        <w:t xml:space="preserve"> </w:t>
+      </w:r>
+      <w:r>
+        <w:rPr>
+          <w:rStyle w:val="VerbatimChar"/>
+        </w:rPr>
+        <w:t xml:space="preserve">antechamber</w:t>
+      </w:r>
+      <w:r>
+        <w:t xml:space="preserve">, under element-safe</w:t>
+      </w:r>
+      <w:r>
+        <w:t xml:space="preserve"> </w:t>
+      </w:r>
+      <w:r>
+        <w:t xml:space="preserve">placeholder atom names (see defect 1 below).</w:t>
+      </w:r>
+    </w:p>
+    <w:p>
+      <w:pPr>
+        <w:pStyle w:val="Compact"/>
+        <w:numPr>
+          <w:ilvl w:val="0"/>
+          <w:numId w:val="1001"/>
+        </w:numPr>
+      </w:pPr>
+      <w:r>
+        <w:t xml:space="preserve">Restore the true atom names, case-insensitively.</w:t>
+      </w:r>
+    </w:p>
+    <w:p>
+      <w:pPr>
+        <w:pStyle w:val="Compact"/>
+        <w:numPr>
+          <w:ilvl w:val="0"/>
+          <w:numId w:val="1001"/>
+        </w:numPr>
+      </w:pPr>
+      <w:r>
+        <w:t xml:space="preserve">Reassign the backbone to protein atom types (N, H, CA, HA, C, O) while the side chain</w:t>
+      </w:r>
+      <w:r>
+        <w:t xml:space="preserve"> </w:t>
+      </w:r>
+      <w:r>
+        <w:t xml:space="preserve">remains GAFF2. Cap atoms are retyped as protein types as well, because they stand in for</w:t>
+      </w:r>
+      <w:r>
+        <w:t xml:space="preserve"> </w:t>
+      </w:r>
+      <w:r>
+        <w:t xml:space="preserve">neighbouring residues and leaving them GAFF2-typed makes</w:t>
+      </w:r>
+      <w:r>
+        <w:t xml:space="preserve"> </w:t>
+      </w:r>
+      <w:r>
+        <w:rPr>
+          <w:rStyle w:val="VerbatimChar"/>
+        </w:rPr>
+        <w:t xml:space="preserve">parmchk2</w:t>
+      </w:r>
+      <w:r>
+        <w:t xml:space="preserve"> </w:t>
+      </w:r>
+      <w:r>
+        <w:t xml:space="preserve">generate cross terms</w:t>
+      </w:r>
+      <w:r>
+        <w:t xml:space="preserve"> </w:t>
+      </w:r>
+      <w:r>
+        <w:t xml:space="preserve">against the wrong types.</w:t>
+      </w:r>
+    </w:p>
+    <w:p>
+      <w:pPr>
+        <w:pStyle w:val="Compact"/>
+        <w:numPr>
+          <w:ilvl w:val="0"/>
+          <w:numId w:val="1001"/>
+        </w:numPr>
+      </w:pPr>
+      <w:r>
+        <w:t xml:space="preserve">Run</w:t>
+      </w:r>
+      <w:r>
+        <w:t xml:space="preserve"> </w:t>
+      </w:r>
+      <w:r>
+        <w:rPr>
+          <w:rStyle w:val="VerbatimChar"/>
+        </w:rPr>
+        <w:t xml:space="preserve">prepgen</w:t>
+      </w:r>
+      <w:r>
+        <w:t xml:space="preserve"> </w:t>
+      </w:r>
+      <w:r>
+        <w:t xml:space="preserve">with a mainchain file (</w:t>
+      </w:r>
+      <w:r>
+        <w:rPr>
+          <w:rStyle w:val="VerbatimChar"/>
+        </w:rPr>
+        <w:t xml:space="preserve">HEAD_NAME N</w:t>
+      </w:r>
+      <w:r>
+        <w:t xml:space="preserve">,</w:t>
+      </w:r>
+      <w:r>
+        <w:t xml:space="preserve"> </w:t>
+      </w:r>
+      <w:r>
+        <w:rPr>
+          <w:rStyle w:val="VerbatimChar"/>
+        </w:rPr>
+        <w:t xml:space="preserve">TAIL_NAME C</w:t>
+      </w:r>
+      <w:r>
+        <w:t xml:space="preserve">,</w:t>
+      </w:r>
+      <w:r>
+        <w:t xml:space="preserve"> </w:t>
+      </w:r>
+      <w:r>
+        <w:rPr>
+          <w:rStyle w:val="VerbatimChar"/>
+        </w:rPr>
+        <w:t xml:space="preserve">OMIT_NAME</w:t>
+      </w:r>
+      <w:r>
+        <w:t xml:space="preserve"> </w:t>
+      </w:r>
+      <w:r>
+        <w:t xml:space="preserve">for the caps,</w:t>
+      </w:r>
+      <w:r>
+        <w:t xml:space="preserve"> </w:t>
+      </w:r>
+      <w:r>
+        <w:rPr>
+          <w:rStyle w:val="VerbatimChar"/>
+        </w:rPr>
+        <w:t xml:space="preserve">CHARGE 0.0</w:t>
+      </w:r>
+      <w:r>
+        <w:t xml:space="preserve">) to remove the caps and redistribute their charge, giving a residue that nets</w:t>
+      </w:r>
+      <w:r>
+        <w:t xml:space="preserve"> </w:t>
+      </w:r>
+      <w:r>
+        <w:t xml:space="preserve">zero.</w:t>
+      </w:r>
+    </w:p>
+    <w:p>
+      <w:pPr>
+        <w:pStyle w:val="Compact"/>
+        <w:numPr>
+          <w:ilvl w:val="0"/>
+          <w:numId w:val="1001"/>
+        </w:numPr>
+      </w:pPr>
+      <w:r>
+        <w:t xml:space="preserve">Run</w:t>
+      </w:r>
+      <w:r>
+        <w:t xml:space="preserve"> </w:t>
+      </w:r>
+      <w:r>
+        <w:rPr>
+          <w:rStyle w:val="VerbatimChar"/>
+        </w:rPr>
+        <w:t xml:space="preserve">parmchk2</w:t>
+      </w:r>
+      <w:r>
+        <w:t xml:space="preserve"> </w:t>
+      </w:r>
+      <w:r>
+        <w:t xml:space="preserve">for missing GAFF2 terms, then strip from the resulting frcmod any entry that</w:t>
+      </w:r>
+      <w:r>
+        <w:t xml:space="preserve"> </w:t>
+      </w:r>
+      <w:r>
+        <w:t xml:space="preserve">would redefine a protein backbone type.</w:t>
       </w:r>
     </w:p>
     <w:p>
@@ -2302,73 +2310,88 @@
         <w:pStyle w:val="FirstParagraph"/>
       </w:pPr>
       <w:r>
+        <w:t xml:space="preserve">Capping matters because AM1-BCC on a free amino acid fits backbone charges in an environment</w:t>
+      </w:r>
+      <w:r>
+        <w:t xml:space="preserve"> </w:t>
+      </w:r>
+      <w:r>
+        <w:t xml:space="preserve">(–NH₂ / –COOH) the residue never occupies; capping places the charge fit in a peptide-like</w:t>
+      </w:r>
+      <w:r>
+        <w:t xml:space="preserve"> </w:t>
+      </w:r>
+      <w:r>
+        <w:t xml:space="preserve">context, which is the standard Amber construction for non-standard residues.</w:t>
+      </w:r>
+      <w:r>
+        <w:rPr>
+          <w:rStyle w:val="FootnoteReference"/>
+        </w:rPr>
+        <w:footnoteReference w:id="32"/>
+      </w:r>
+      <w:r>
+        <w:t xml:space="preserve"> </w:t>
+      </w:r>
+      <w:r>
+        <w:t xml:space="preserve">Backbone</w:t>
+      </w:r>
+      <w:r>
+        <w:t xml:space="preserve"> </w:t>
+      </w:r>
+      <w:r>
+        <w:t xml:space="preserve">retyping matters because</w:t>
+      </w:r>
+      <w:r>
+        <w:t xml:space="preserve"> </w:t>
+      </w:r>
+      <w:r>
         <w:rPr>
           <w:rStyle w:val="VerbatimChar"/>
         </w:rPr>
-        <w:t xml:space="preserve">MMPBSA.py</w:t>
-      </w:r>
-      <w:r>
-        <w:rPr>
-          <w:rStyle w:val="FootnoteReference"/>
-        </w:rPr>
-        <w:footnoteReference w:id="37"/>
-      </w:r>
-      <w:r>
-        <w:t xml:space="preserve"> </w:t>
-      </w:r>
-      <w:r>
-        <w:t xml:space="preserve">is run single-trajectory, so receptor internal energy cancels exactly.</w:t>
-      </w:r>
-      <w:r>
-        <w:t xml:space="preserve"> </w:t>
-      </w:r>
-      <w:r>
-        <w:t xml:space="preserve">Poisson–Boltzmann calculations use the internal solver with interior dielectric 2.0, exterior</w:t>
-      </w:r>
-      <w:r>
-        <w:t xml:space="preserve"> </w:t>
-      </w:r>
-      <w:r>
-        <w:t xml:space="preserve">80.0, and the LCPO nonpolar model (</w:t>
+        <w:t xml:space="preserve">antechamber</w:t>
+      </w:r>
+      <w:r>
+        <w:t xml:space="preserve"> </w:t>
+      </w:r>
+      <w:r>
+        <w:t xml:space="preserve">otherwise types the backbone as GAFF2 and</w:t>
+      </w:r>
+      <w:r>
+        <w:t xml:space="preserve"> </w:t>
       </w:r>
       <w:r>
         <w:rPr>
           <w:rStyle w:val="VerbatimChar"/>
         </w:rPr>
-        <w:t xml:space="preserve">inp=1</w:t>
-      </w:r>
-      <w:r>
-        <w:t xml:space="preserve">,</w:t>
-      </w:r>
-      <w:r>
-        <w:t xml:space="preserve"> </w:t>
+        <w:t xml:space="preserve">tleap</w:t>
+      </w:r>
+      <w:r>
+        <w:t xml:space="preserve"> </w:t>
+      </w:r>
+      <w:r>
+        <w:t xml:space="preserve">then</w:t>
+      </w:r>
+      <w:r>
+        <w:t xml:space="preserve"> </w:t>
+      </w:r>
+      <w:r>
+        <w:t xml:space="preserve">has no parameters across the peptide bond to a neighbouring standard residue</w:t>
+      </w:r>
+      <w:r>
+        <w:t xml:space="preserve"> </w:t>
+      </w:r>
+      <w:r>
+        <w:t xml:space="preserve">(</w:t>
       </w:r>
       <w:r>
         <w:rPr>
           <w:rStyle w:val="VerbatimChar"/>
         </w:rPr>
-        <w:t xml:space="preserve">cavity_surften=0.0072</w:t>
-      </w:r>
-      <w:r>
-        <w:t xml:space="preserve">,</w:t>
-      </w:r>
-      <w:r>
-        <w:t xml:space="preserve"> </w:t>
-      </w:r>
-      <w:r>
-        <w:rPr>
-          <w:rStyle w:val="VerbatimChar"/>
-        </w:rPr>
-        <w:t xml:space="preserve">cavity_offset=0</w:t>
-      </w:r>
-      <w:r>
-        <w:t xml:space="preserve">).</w:t>
-      </w:r>
-      <w:r>
-        <w:t xml:space="preserve"> </w:t>
-      </w:r>
-      <w:r>
-        <w:t xml:space="preserve">Arms at εᵢₙ = 1 and 4 and GB arms are computed in parallel for comparison.</w:t>
+        <w:t xml:space="preserve">Could not find bond parameter for atom types: C - ns</w:t>
+      </w:r>
+      <w:r>
+        <w:t xml:space="preserve">). The alpha carbon is typed</w:t>
       </w:r>
       <w:r>
         <w:t xml:space="preserve"> </w:t>
@@ -2378,32 +2401,59 @@
           <w:b/>
           <w:bCs/>
         </w:rPr>
-        <w:t xml:space="preserve">No entropy term is</w:t>
+        <w:t xml:space="preserve">CT</w:t>
+      </w:r>
+      <w:r>
+        <w:t xml:space="preserve"> </w:t>
+      </w:r>
+      <w:r>
+        <w:t xml:space="preserve">under</w:t>
+      </w:r>
+      <w:r>
+        <w:t xml:space="preserve"> </w:t>
+      </w:r>
+      <w:r>
+        <w:t xml:space="preserve">ff03/ff99 and</w:t>
+      </w:r>
+      <w:r>
+        <w:t xml:space="preserve"> </w:t>
       </w:r>
       <w:r>
         <w:rPr>
           <w:b/>
           <w:bCs/>
         </w:rPr>
-        <w:t xml:space="preserve"> </w:t>
-      </w:r>
+        <w:t xml:space="preserve">CX</w:t>
+      </w:r>
+      <w:r>
+        <w:t xml:space="preserve"> </w:t>
+      </w:r>
+      <w:r>
+        <w:t xml:space="preserve">under ff14SB/ff19SB — ff03 has no CX at all — so two complete parameter</w:t>
+      </w:r>
+      <w:r>
+        <w:t xml:space="preserve"> </w:t>
+      </w:r>
+      <w:r>
+        <w:t xml:space="preserve">sets are maintained and a prep typed for one force field fails on the other.</w:t>
+      </w:r>
+    </w:p>
+    <w:p>
+      <w:pPr>
+        <w:pStyle w:val="BodyText"/>
+      </w:pPr>
       <w:r>
         <w:rPr>
           <w:b/>
           <w:bCs/>
         </w:rPr>
-        <w:t xml:space="preserve">included</w:t>
-      </w:r>
-      <w:r>
-        <w:t xml:space="preserve">, following the source protocol.</w:t>
-      </w:r>
-    </w:p>
-    <w:p>
-      <w:pPr>
-        <w:pStyle w:val="BodyText"/>
-      </w:pPr>
-      <w:r>
-        <w:t xml:space="preserve">The</w:t>
+        <w:t xml:space="preserve">Validation gate.</w:t>
+      </w:r>
+      <w:r>
+        <w:t xml:space="preserve"> </w:t>
+      </w:r>
+      <w:r>
+        <w:t xml:space="preserve">Each residue is tested by constructing ALA–X–ALA in</w:t>
       </w:r>
       <w:r>
         <w:t xml:space="preserve"> </w:t>
@@ -2412,126 +2462,13 @@
         <w:rPr>
           <w:rStyle w:val="VerbatimChar"/>
         </w:rPr>
-        <w:t xml:space="preserve">intdiel</w:t>
-      </w:r>
-      <w:r>
-        <w:t xml:space="preserve"> </w:t>
-      </w:r>
-      <w:r>
-        <w:t xml:space="preserve">keyword is silently ignored by both engines when passed through</w:t>
-      </w:r>
-      <w:r>
-        <w:t xml:space="preserve"> </w:t>
-      </w:r>
-      <w:r>
-        <w:rPr>
-          <w:rStyle w:val="VerbatimChar"/>
-        </w:rPr>
-        <w:t xml:space="preserve">&amp;pb</w:t>
-      </w:r>
-      <w:r>
-        <w:t xml:space="preserve">. The</w:t>
-      </w:r>
-      <w:r>
-        <w:t xml:space="preserve"> </w:t>
-      </w:r>
-      <w:r>
-        <w:t xml:space="preserve">dielectric is therefore set by writing</w:t>
-      </w:r>
-      <w:r>
-        <w:t xml:space="preserve"> </w:t>
-      </w:r>
-      <w:r>
-        <w:rPr>
-          <w:rStyle w:val="VerbatimChar"/>
-        </w:rPr>
-        <w:t xml:space="preserve">use_sander=1</w:t>
-      </w:r>
-      <w:r>
-        <w:t xml:space="preserve">, generating inputs with</w:t>
-      </w:r>
-      <w:r>
-        <w:t xml:space="preserve"> </w:t>
-      </w:r>
-      <w:r>
-        <w:rPr>
-          <w:rStyle w:val="VerbatimChar"/>
-        </w:rPr>
-        <w:t xml:space="preserve">-make-mdins</w:t>
-      </w:r>
-      <w:r>
-        <w:t xml:space="preserve">,</w:t>
-      </w:r>
-      <w:r>
-        <w:t xml:space="preserve"> </w:t>
-      </w:r>
-      <w:r>
-        <w:t xml:space="preserve">injecting</w:t>
-      </w:r>
-      <w:r>
-        <w:t xml:space="preserve"> </w:t>
-      </w:r>
-      <w:r>
-        <w:rPr>
-          <w:rStyle w:val="VerbatimChar"/>
-        </w:rPr>
-        <w:t xml:space="preserve">intdiel</w:t>
-      </w:r>
-      <w:r>
-        <w:t xml:space="preserve"> </w:t>
-      </w:r>
-      <w:r>
-        <w:t xml:space="preserve">into the generated</w:t>
-      </w:r>
-      <w:r>
-        <w:t xml:space="preserve"> </w:t>
-      </w:r>
-      <w:r>
-        <w:rPr>
-          <w:rStyle w:val="VerbatimChar"/>
-        </w:rPr>
-        <w:t xml:space="preserve">_MM_gb.mdin</w:t>
-      </w:r>
-      <w:r>
-        <w:t xml:space="preserve">, and re-running with</w:t>
-      </w:r>
-      <w:r>
-        <w:t xml:space="preserve"> </w:t>
-      </w:r>
-      <w:r>
-        <w:rPr>
-          <w:rStyle w:val="VerbatimChar"/>
-        </w:rPr>
-        <w:t xml:space="preserve">-use-mdins</w:t>
-      </w:r>
-      <w:r>
-        <w:t xml:space="preserve">. Without</w:t>
-      </w:r>
-      <w:r>
-        <w:t xml:space="preserve"> </w:t>
-      </w:r>
-      <w:r>
-        <w:t xml:space="preserve">this, every</w:t>
-      </w:r>
-      <w:r>
-        <w:t xml:space="preserve"> </w:t>
-      </w:r>
-      <w:r>
-        <w:t xml:space="preserve">“different dielectric”</w:t>
-      </w:r>
-      <w:r>
-        <w:t xml:space="preserve"> </w:t>
-      </w:r>
-      <w:r>
-        <w:t xml:space="preserve">arm silently returns identical numbers.</w:t>
-      </w:r>
-    </w:p>
-    <w:p>
-      <w:pPr>
-        <w:pStyle w:val="BodyText"/>
-      </w:pPr>
-      <w:r>
-        <w:t xml:space="preserve">The protocol is</w:t>
+        <w:t xml:space="preserve">tleap</w:t>
+      </w:r>
+      <w:r>
+        <w:t xml:space="preserve"> </w:t>
+      </w:r>
+      <w:r>
+        <w:t xml:space="preserve">and requiring</w:t>
       </w:r>
       <w:r>
         <w:t xml:space="preserve"> </w:t>
@@ -2541,16 +2478,16 @@
           <w:b/>
           <w:bCs/>
         </w:rPr>
-        <w:t xml:space="preserve">single-structure</w:t>
-      </w:r>
-      <w:r>
-        <w:t xml:space="preserve">: one minimised geometry is scored, not an ensemble.</w:t>
-      </w:r>
-      <w:r>
-        <w:t xml:space="preserve"> </w:t>
-      </w:r>
-      <w:r>
-        <w:t xml:space="preserve">MMPBSA.py reports</w:t>
+        <w:t xml:space="preserve">zero missing parameters</w:t>
+      </w:r>
+      <w:r>
+        <w:t xml:space="preserve">. All 170 pass under both backbone typings. This gate is not</w:t>
+      </w:r>
+      <w:r>
+        <w:t xml:space="preserve"> </w:t>
+      </w:r>
+      <w:r>
+        <w:t xml:space="preserve">optional:</w:t>
       </w:r>
       <w:r>
         <w:t xml:space="preserve"> </w:t>
@@ -2559,340 +2496,2742 @@
         <w:rPr>
           <w:rStyle w:val="VerbatimChar"/>
         </w:rPr>
-        <w:t xml:space="preserve">Calculations performed using 1.0 complex frames</w:t>
-      </w:r>
-      <w:r>
-        <w:t xml:space="preserve"> </w:t>
-      </w:r>
-      <w:r>
-        <w:t xml:space="preserve">with zero standard error.</w:t>
-      </w:r>
-      <w:r>
-        <w:t xml:space="preserve"> </w:t>
-      </w:r>
-      <w:r>
-        <w:t xml:space="preserve">This is the source protocol’s design, stated explicitly because</w:t>
-      </w:r>
-      <w:r>
-        <w:t xml:space="preserve"> </w:t>
-      </w:r>
-      <w:r>
-        <w:t xml:space="preserve">“MM/PBSA”</w:t>
-      </w:r>
-      <w:r>
-        <w:t xml:space="preserve"> </w:t>
-      </w:r>
-      <w:r>
-        <w:t xml:space="preserve">usually implies</w:t>
-      </w:r>
-      <w:r>
-        <w:t xml:space="preserve"> </w:t>
-      </w:r>
-      <w:r>
-        <w:t xml:space="preserve">ensemble averaging. The choice is defensible on published evidence that MM/PBSA correlation</w:t>
-      </w:r>
-      <w:r>
-        <w:t xml:space="preserve"> </w:t>
-      </w:r>
-      <w:r>
-        <w:t xml:space="preserve">does not generally improve with longer sampling because the limiting error is bias rather than</w:t>
-      </w:r>
-      <w:r>
-        <w:t xml:space="preserve"> </w:t>
-      </w:r>
-      <w:r>
-        <w:t xml:space="preserve">variance;</w:t>
-      </w:r>
-      <w:r>
-        <w:rPr>
-          <w:rStyle w:val="FootnoteReference"/>
-        </w:rPr>
-        <w:footnoteReference w:id="38"/>
-      </w:r>
-      <w:r>
-        <w:t xml:space="preserve"> </w:t>
-      </w:r>
-      <w:r>
-        <w:t xml:space="preserve">we tested it directly (Section 3.7).</w:t>
-      </w:r>
-    </w:p>
-    <w:p>
-      <w:pPr>
-        <w:pStyle w:val="BlockText"/>
+        <w:t xml:space="preserve">tleap</w:t>
+      </w:r>
+      <w:r>
+        <w:t xml:space="preserve"> </w:t>
+      </w:r>
+      <w:r>
+        <w:t xml:space="preserve">writes a topology even when parameters are missing, substituting defaults</w:t>
+      </w:r>
+      <w:r>
+        <w:t xml:space="preserve"> </w:t>
+      </w:r>
+      <w:r>
+        <w:t xml:space="preserve">silently, so</w:t>
+      </w:r>
+      <w:r>
+        <w:t xml:space="preserve"> </w:t>
+      </w:r>
+      <w:r>
+        <w:t xml:space="preserve">“the build succeeded”</w:t>
+      </w:r>
+      <w:r>
+        <w:t xml:space="preserve"> </w:t>
+      </w:r>
+      <w:r>
+        <w:t xml:space="preserve">is not evidence of correctness.</w:t>
+      </w:r>
+    </w:p>
+    <w:p>
+      <w:pPr>
+        <w:pStyle w:val="BodyText"/>
       </w:pPr>
       <w:r>
         <w:rPr>
           <w:b/>
           <w:bCs/>
         </w:rPr>
-        <w:t xml:space="preserve">Box 2 — What MM/PBSA actually computes</w:t>
-      </w:r>
-    </w:p>
-    <w:p>
-      <w:pPr>
-        <w:pStyle w:val="BlockText"/>
-      </w:pPr>
-      <w:r>
-        <w:t xml:space="preserve">Take the structure of the peptide sitting in the protein’s binding site. Add up the</w:t>
-      </w:r>
-      <w:r>
-        <w:t xml:space="preserve"> </w:t>
-      </w:r>
-      <w:r>
-        <w:t xml:space="preserve">electrostatic and van der Waals attraction between them: that is the gas-phase interaction</w:t>
-      </w:r>
-      <w:r>
-        <w:t xml:space="preserve"> </w:t>
-      </w:r>
-      <w:r>
-        <w:t xml:space="preserve">energy, and it is always favourable. But in water, both surfaces are coated with ordered water</w:t>
-      </w:r>
-      <w:r>
-        <w:t xml:space="preserve"> </w:t>
-      </w:r>
-      <w:r>
-        <w:t xml:space="preserve">molecules that must be stripped off before they can touch, and that costs energy. MM/PBSA</w:t>
-      </w:r>
-      <w:r>
-        <w:t xml:space="preserve"> </w:t>
-      </w:r>
-      <w:r>
-        <w:t xml:space="preserve">estimates this desolvation penalty by solving the Poisson–Boltzmann equation, treating water</w:t>
-      </w:r>
-      <w:r>
-        <w:t xml:space="preserve"> </w:t>
-      </w:r>
-      <w:r>
-        <w:t xml:space="preserve">as a continuous dielectric rather than individual molecules.</w:t>
-      </w:r>
-    </w:p>
-    <w:p>
-      <w:pPr>
-        <w:pStyle w:val="BlockText"/>
-      </w:pPr>
-      <w:r>
-        <w:t xml:space="preserve">The binding score is attraction minus desolvation. What it omits is</w:t>
-      </w:r>
-      <w:r>
-        <w:t xml:space="preserve"> </w:t>
-      </w:r>
+        <w:t xml:space="preserve">Failure modes.</w:t>
+      </w:r>
+      <w:r>
+        <w:t xml:space="preserve"> </w:t>
+      </w:r>
+      <w:r>
+        <w:t xml:space="preserve">Six defects were found, four of which produced plausible output rather than</w:t>
+      </w:r>
+      <w:r>
+        <w:t xml:space="preserve"> </w:t>
+      </w:r>
+      <w:r>
+        <w:t xml:space="preserve">an error. We tabulate them because every one is a property of the standard toolchain rather</w:t>
+      </w:r>
+      <w:r>
+        <w:t xml:space="preserve"> </w:t>
+      </w:r>
+      <w:r>
+        <w:t xml:space="preserve">than of our library, and will recur for anyone attempting this.</w:t>
+      </w:r>
+    </w:p>
+    <w:p>
+      <w:pPr>
+        <w:pStyle w:val="BodyText"/>
+      </w:pPr>
       <w:r>
         <w:rPr>
           <w:b/>
           <w:bCs/>
         </w:rPr>
-        <w:t xml:space="preserve">entropy</w:t>
-      </w:r>
-      <w:r>
-        <w:t xml:space="preserve"> </w:t>
-      </w:r>
-      <w:r>
-        <w:t xml:space="preserve">— the freedom</w:t>
-      </w:r>
-      <w:r>
-        <w:t xml:space="preserve"> </w:t>
-      </w:r>
-      <w:r>
-        <w:t xml:space="preserve">the peptide loses when it stops tumbling in solution and locks into one conformation. That</w:t>
-      </w:r>
-      <w:r>
-        <w:t xml:space="preserve"> </w:t>
-      </w:r>
-      <w:r>
-        <w:t xml:space="preserve">omission is why the numbers are not free energies (Section 3.4).</w:t>
-      </w:r>
-    </w:p>
-    <w:bookmarkEnd w:id="39"/>
-    <w:bookmarkStart w:id="40" w:name="statistical-evaluation"/>
-    <w:p>
-      <w:pPr>
-        <w:pStyle w:val="Heading3"/>
-      </w:pPr>
-      <w:r>
-        <w:t xml:space="preserve">2.6 Statistical evaluation</w:t>
-      </w:r>
-    </w:p>
-    <w:p>
-      <w:pPr>
-        <w:pStyle w:val="FirstParagraph"/>
+        <w:t xml:space="preserve">Table 1.</w:t>
+      </w:r>
+      <w:r>
+        <w:t xml:space="preserve"> </w:t>
+      </w:r>
+      <w:r>
+        <w:t xml:space="preserve">Silent and overt failure modes in non-canonical residue parameterisation.</w:t>
+      </w:r>
+    </w:p>
+    <w:tbl>
+      <w:tblPr>
+        <w:tblStyle w:val="Table"/>
+        <w:tblW w:type="pct" w:w="5000"/>
+        <w:tblLayout w:type="fixed"/>
+        <w:tblLook w:firstRow="1" w:lastRow="0" w:firstColumn="0" w:lastColumn="0" w:noHBand="0" w:noVBand="0" w:val="0020"/>
+      </w:tblPr>
+      <w:tblGrid>
+        <w:gridCol w:w="1980"/>
+        <w:gridCol w:w="1485"/>
+        <w:gridCol w:w="1485"/>
+        <w:gridCol w:w="1485"/>
+        <w:gridCol w:w="1485"/>
+      </w:tblGrid>
+      <w:tr>
+        <w:trPr>
+          <w:tblHeader w:val="on"/>
+        </w:trPr>
+        <w:tc>
+          <w:tcPr/>
+          <w:p>
+            <w:pPr>
+              <w:pStyle w:val="Compact"/>
+              <w:jc w:val="right"/>
+            </w:pPr>
+            <w:r>
+              <w:t xml:space="preserve">#</w:t>
+            </w:r>
+          </w:p>
+        </w:tc>
+        <w:tc>
+          <w:tcPr/>
+          <w:p>
+            <w:pPr>
+              <w:pStyle w:val="Compact"/>
+            </w:pPr>
+            <w:r>
+              <w:t xml:space="preserve">defect</w:t>
+            </w:r>
+          </w:p>
+        </w:tc>
+        <w:tc>
+          <w:tcPr/>
+          <w:p>
+            <w:pPr>
+              <w:pStyle w:val="Compact"/>
+            </w:pPr>
+            <w:r>
+              <w:t xml:space="preserve">how it manifests</w:t>
+            </w:r>
+          </w:p>
+        </w:tc>
+        <w:tc>
+          <w:tcPr/>
+          <w:p>
+            <w:pPr>
+              <w:pStyle w:val="Compact"/>
+            </w:pPr>
+            <w:r>
+              <w:t xml:space="preserve">detection</w:t>
+            </w:r>
+          </w:p>
+        </w:tc>
+        <w:tc>
+          <w:tcPr/>
+          <w:p>
+            <w:pPr>
+              <w:pStyle w:val="Compact"/>
+            </w:pPr>
+            <w:r>
+              <w:t xml:space="preserve">remedy</w:t>
+            </w:r>
+          </w:p>
+        </w:tc>
+      </w:tr>
+      <w:tr>
+        <w:tc>
+          <w:tcPr/>
+          <w:p>
+            <w:pPr>
+              <w:pStyle w:val="Compact"/>
+              <w:jc w:val="right"/>
+            </w:pPr>
+            <w:r>
+              <w:t xml:space="preserve">1</w:t>
+            </w:r>
+          </w:p>
+        </w:tc>
+        <w:tc>
+          <w:tcPr/>
+          <w:p>
+            <w:pPr>
+              <w:pStyle w:val="Compact"/>
+            </w:pPr>
+            <w:r>
+              <w:rPr>
+                <w:rStyle w:val="VerbatimChar"/>
+              </w:rPr>
+              <w:t xml:space="preserve">antechamber</w:t>
+            </w:r>
+            <w:r>
+              <w:t xml:space="preserve"> </w:t>
+            </w:r>
+            <w:r>
+              <w:t xml:space="preserve">infers element from atom name</w:t>
+            </w:r>
+          </w:p>
+        </w:tc>
+        <w:tc>
+          <w:tcPr/>
+          <w:p>
+            <w:pPr>
+              <w:pStyle w:val="Compact"/>
+            </w:pPr>
+            <w:r>
+              <w:t xml:space="preserve">every alpha carbon (</w:t>
+            </w:r>
+            <w:r>
+              <w:rPr>
+                <w:rStyle w:val="VerbatimChar"/>
+              </w:rPr>
+              <w:t xml:space="preserve">CA</w:t>
+            </w:r>
+            <w:r>
+              <w:t xml:space="preserve">) read as</w:t>
+            </w:r>
+            <w:r>
+              <w:t xml:space="preserve"> </w:t>
+            </w:r>
+            <w:r>
+              <w:rPr>
+                <w:b/>
+                <w:bCs/>
+              </w:rPr>
+              <w:t xml:space="preserve">calcium</w:t>
+            </w:r>
+            <w:r>
+              <w:t xml:space="preserve">; 61 aromatic carbons named</w:t>
+            </w:r>
+            <w:r>
+              <w:t xml:space="preserve"> </w:t>
+            </w:r>
+            <w:r>
+              <w:rPr>
+                <w:rStyle w:val="VerbatimChar"/>
+              </w:rPr>
+              <w:t xml:space="preserve">CL*</w:t>
+            </w:r>
+            <w:r>
+              <w:t xml:space="preserve"> </w:t>
+            </w:r>
+            <w:r>
+              <w:t xml:space="preserve">read as</w:t>
+            </w:r>
+            <w:r>
+              <w:t xml:space="preserve"> </w:t>
+            </w:r>
+            <w:r>
+              <w:rPr>
+                <w:b/>
+                <w:bCs/>
+              </w:rPr>
+              <w:t xml:space="preserve">chlorine</w:t>
+            </w:r>
+            <w:r>
+              <w:t xml:space="preserve">;</w:t>
+            </w:r>
+            <w:r>
+              <w:t xml:space="preserve"> </w:t>
+            </w:r>
+            <w:r>
+              <w:rPr>
+                <w:rStyle w:val="VerbatimChar"/>
+              </w:rPr>
+              <w:t xml:space="preserve">FE</w:t>
+            </w:r>
+            <w:r>
+              <w:t xml:space="preserve">,</w:t>
+            </w:r>
+            <w:r>
+              <w:t xml:space="preserve"> </w:t>
+            </w:r>
+            <w:r>
+              <w:rPr>
+                <w:rStyle w:val="VerbatimChar"/>
+              </w:rPr>
+              <w:t xml:space="preserve">NI</w:t>
+            </w:r>
+            <w:r>
+              <w:t xml:space="preserve">,</w:t>
+            </w:r>
+            <w:r>
+              <w:t xml:space="preserve"> </w:t>
+            </w:r>
+            <w:r>
+              <w:rPr>
+                <w:rStyle w:val="VerbatimChar"/>
+              </w:rPr>
+              <w:t xml:space="preserve">CO</w:t>
+            </w:r>
+            <w:r>
+              <w:t xml:space="preserve"> </w:t>
+            </w:r>
+            <w:r>
+              <w:t xml:space="preserve">likewise</w:t>
+            </w:r>
+          </w:p>
+        </w:tc>
+        <w:tc>
+          <w:tcPr/>
+          <w:p>
+            <w:pPr>
+              <w:pStyle w:val="Compact"/>
+            </w:pPr>
+            <w:r>
+              <w:t xml:space="preserve">element census against the chemistry definition</w:t>
+            </w:r>
+          </w:p>
+        </w:tc>
+        <w:tc>
+          <w:tcPr/>
+          <w:p>
+            <w:pPr>
+              <w:pStyle w:val="Compact"/>
+            </w:pPr>
+            <w:r>
+              <w:t xml:space="preserve">build under element-safe placeholder names, restore afterwards</w:t>
+            </w:r>
+          </w:p>
+        </w:tc>
+      </w:tr>
+      <w:tr>
+        <w:tc>
+          <w:tcPr/>
+          <w:p>
+            <w:pPr>
+              <w:pStyle w:val="Compact"/>
+              <w:jc w:val="right"/>
+            </w:pPr>
+            <w:r>
+              <w:t xml:space="preserve">2</w:t>
+            </w:r>
+          </w:p>
+        </w:tc>
+        <w:tc>
+          <w:tcPr/>
+          <w:p>
+            <w:pPr>
+              <w:pStyle w:val="Compact"/>
+            </w:pPr>
+            <w:r>
+              <w:t xml:space="preserve">bond orders perceived from geometry</w:t>
+            </w:r>
+          </w:p>
+        </w:tc>
+        <w:tc>
+          <w:tcPr/>
+          <w:p>
+            <w:pPr>
+              <w:pStyle w:val="Compact"/>
+            </w:pPr>
+            <w:r>
+              <w:t xml:space="preserve">fails on hypervalent sulfur (sulfonamides) and iodoaryls</w:t>
+            </w:r>
+          </w:p>
+        </w:tc>
+        <w:tc>
+          <w:tcPr/>
+          <w:p>
+            <w:pPr>
+              <w:pStyle w:val="Compact"/>
+            </w:pPr>
+            <w:r>
+              <w:t xml:space="preserve">valence check</w:t>
+            </w:r>
+          </w:p>
+        </w:tc>
+        <w:tc>
+          <w:tcPr/>
+          <w:p>
+            <w:pPr>
+              <w:pStyle w:val="Compact"/>
+            </w:pPr>
+            <w:r>
+              <w:t xml:space="preserve">supply bond orders from the definition via MOL2</w:t>
+            </w:r>
+          </w:p>
+        </w:tc>
+      </w:tr>
+      <w:tr>
+        <w:tc>
+          <w:tcPr/>
+          <w:p>
+            <w:pPr>
+              <w:pStyle w:val="Compact"/>
+              <w:jc w:val="right"/>
+            </w:pPr>
+            <w:r>
+              <w:t xml:space="preserve">3</w:t>
+            </w:r>
+          </w:p>
+        </w:tc>
+        <w:tc>
+          <w:tcPr/>
+          <w:p>
+            <w:pPr>
+              <w:pStyle w:val="Compact"/>
+            </w:pPr>
+            <w:r>
+              <w:t xml:space="preserve">fixed-dihedral cap placement</w:t>
+            </w:r>
+          </w:p>
+        </w:tc>
+        <w:tc>
+          <w:tcPr/>
+          <w:p>
+            <w:pPr>
+              <w:pStyle w:val="Compact"/>
+            </w:pPr>
+            <w:r>
+              <w:t xml:space="preserve">NME nitrogen placed 0.15 Å from the residue’s own carbonyl oxygen whenever ψ ≈ 180°</w:t>
+            </w:r>
+          </w:p>
+        </w:tc>
+        <w:tc>
+          <w:tcPr/>
+          <w:p>
+            <w:pPr>
+              <w:pStyle w:val="Compact"/>
+            </w:pPr>
+            <w:r>
+              <w:t xml:space="preserve">inter-atomic distance check after capping</w:t>
+            </w:r>
+          </w:p>
+        </w:tc>
+        <w:tc>
+          <w:tcPr/>
+          <w:p>
+            <w:pPr>
+              <w:pStyle w:val="Compact"/>
+            </w:pPr>
+            <w:r>
+              <w:t xml:space="preserve">bisector placement with a clash threshold</w:t>
+            </w:r>
+          </w:p>
+        </w:tc>
+      </w:tr>
+      <w:tr>
+        <w:tc>
+          <w:tcPr/>
+          <w:p>
+            <w:pPr>
+              <w:pStyle w:val="Compact"/>
+              <w:jc w:val="right"/>
+            </w:pPr>
+            <w:r>
+              <w:t xml:space="preserve">4</w:t>
+            </w:r>
+          </w:p>
+        </w:tc>
+        <w:tc>
+          <w:tcPr/>
+          <w:p>
+            <w:pPr>
+              <w:pStyle w:val="Compact"/>
+            </w:pPr>
+            <w:r>
+              <w:t xml:space="preserve">cap atom names collide with side-chain names</w:t>
+            </w:r>
+          </w:p>
+        </w:tc>
+        <w:tc>
+          <w:tcPr/>
+          <w:p>
+            <w:pPr>
+              <w:pStyle w:val="Compact"/>
+            </w:pPr>
+            <w:r>
+              <w:rPr>
+                <w:b/>
+                <w:bCs/>
+              </w:rPr>
+              <w:t xml:space="preserve">75 of 170</w:t>
+            </w:r>
+            <w:r>
+              <w:t xml:space="preserve"> </w:t>
+            </w:r>
+            <w:r>
+              <w:t xml:space="preserve">residues affected</w:t>
+            </w:r>
+          </w:p>
+        </w:tc>
+        <w:tc>
+          <w:tcPr/>
+          <w:p>
+            <w:pPr>
+              <w:pStyle w:val="Compact"/>
+            </w:pPr>
+            <w:r>
+              <w:t xml:space="preserve">name-set intersection</w:t>
+            </w:r>
+          </w:p>
+        </w:tc>
+        <w:tc>
+          <w:tcPr/>
+          <w:p>
+            <w:pPr>
+              <w:pStyle w:val="Compact"/>
+            </w:pPr>
+            <w:r>
+              <w:t xml:space="preserve">per-residue cap naming</w:t>
+            </w:r>
+          </w:p>
+        </w:tc>
+      </w:tr>
+      <w:tr>
+        <w:tc>
+          <w:tcPr/>
+          <w:p>
+            <w:pPr>
+              <w:pStyle w:val="Compact"/>
+              <w:jc w:val="right"/>
+            </w:pPr>
+            <w:r>
+              <w:t xml:space="preserve">5</w:t>
+            </w:r>
+          </w:p>
+        </w:tc>
+        <w:tc>
+          <w:tcPr/>
+          <w:p>
+            <w:pPr>
+              <w:pStyle w:val="Compact"/>
+            </w:pPr>
+            <w:r>
+              <w:t xml:space="preserve">library-internal name inconsistency</w:t>
+            </w:r>
+          </w:p>
+        </w:tc>
+        <w:tc>
+          <w:tcPr/>
+          <w:p>
+            <w:pPr>
+              <w:pStyle w:val="Compact"/>
+            </w:pPr>
+            <w:r>
+              <w:t xml:space="preserve">nine halogenated residues: the rotamer PDB truncates</w:t>
+            </w:r>
+            <w:r>
+              <w:t xml:space="preserve"> </w:t>
+            </w:r>
+            <w:r>
+              <w:rPr>
+                <w:rStyle w:val="VerbatimChar"/>
+              </w:rPr>
+              <w:t xml:space="preserve">CLM1</w:t>
+            </w:r>
+            <w:r>
+              <w:t xml:space="preserve"> </w:t>
+            </w:r>
+            <w:r>
+              <w:t xml:space="preserve">to</w:t>
+            </w:r>
+            <w:r>
+              <w:t xml:space="preserve"> </w:t>
+            </w:r>
+            <w:r>
+              <w:rPr>
+                <w:rStyle w:val="VerbatimChar"/>
+              </w:rPr>
+              <w:t xml:space="preserve">CLM</w:t>
+            </w:r>
+            <w:r>
+              <w:t xml:space="preserve">, and one residue names</w:t>
+            </w:r>
+            <w:r>
+              <w:t xml:space="preserve"> </w:t>
+            </w:r>
+            <w:r>
+              <w:rPr>
+                <w:i/>
+                <w:iCs/>
+              </w:rPr>
+              <w:t xml:space="preserve">both</w:t>
+            </w:r>
+            <w:r>
+              <w:t xml:space="preserve"> </w:t>
+            </w:r>
+            <w:r>
+              <w:t xml:space="preserve">chlorines</w:t>
+            </w:r>
+            <w:r>
+              <w:t xml:space="preserve"> </w:t>
+            </w:r>
+            <w:r>
+              <w:rPr>
+                <w:rStyle w:val="VerbatimChar"/>
+              </w:rPr>
+              <w:t xml:space="preserve">CLM</w:t>
+            </w:r>
+            <w:r>
+              <w:t xml:space="preserve">. Unmatched atoms are dropped silently by</w:t>
+            </w:r>
+            <w:r>
+              <w:t xml:space="preserve"> </w:t>
+            </w:r>
+            <w:r>
+              <w:rPr>
+                <w:rStyle w:val="VerbatimChar"/>
+              </w:rPr>
+              <w:t xml:space="preserve">prepgen</w:t>
+            </w:r>
+            <w:r>
+              <w:t xml:space="preserve">, surfacing later as a</w:t>
+            </w:r>
+            <w:r>
+              <w:t xml:space="preserve"> </w:t>
+            </w:r>
+            <w:r>
+              <w:rPr>
+                <w:rStyle w:val="VerbatimChar"/>
+              </w:rPr>
+              <w:t xml:space="preserve">nan</w:t>
+            </w:r>
+            <w:r>
+              <w:t xml:space="preserve"> </w:t>
+            </w:r>
+            <w:r>
+              <w:t xml:space="preserve">internal coordinate</w:t>
+            </w:r>
+          </w:p>
+        </w:tc>
+        <w:tc>
+          <w:tcPr/>
+          <w:p>
+            <w:pPr>
+              <w:pStyle w:val="Compact"/>
+            </w:pPr>
+            <w:r>
+              <w:t xml:space="preserve">cross-check names between definition and coordinates</w:t>
+            </w:r>
+          </w:p>
+        </w:tc>
+        <w:tc>
+          <w:tcPr/>
+          <w:p>
+            <w:pPr>
+              <w:pStyle w:val="Compact"/>
+            </w:pPr>
+            <w:r>
+              <w:t xml:space="preserve">take names and bonds from the definition, match coordinates positionally</w:t>
+            </w:r>
+          </w:p>
+        </w:tc>
+      </w:tr>
+      <w:tr>
+        <w:tc>
+          <w:tcPr/>
+          <w:p>
+            <w:pPr>
+              <w:pStyle w:val="Compact"/>
+              <w:jc w:val="right"/>
+            </w:pPr>
+            <w:r>
+              <w:t xml:space="preserve">6</w:t>
+            </w:r>
+          </w:p>
+        </w:tc>
+        <w:tc>
+          <w:tcPr/>
+          <w:p>
+            <w:pPr>
+              <w:pStyle w:val="Compact"/>
+            </w:pPr>
+            <w:r>
+              <w:t xml:space="preserve">case-sensitive name restoration</w:t>
+            </w:r>
+          </w:p>
+        </w:tc>
+        <w:tc>
+          <w:tcPr/>
+          <w:p>
+            <w:pPr>
+              <w:pStyle w:val="Compact"/>
+            </w:pPr>
+            <w:r>
+              <w:rPr>
+                <w:rStyle w:val="VerbatimChar"/>
+              </w:rPr>
+              <w:t xml:space="preserve">antechamber</w:t>
+            </w:r>
+            <w:r>
+              <w:t xml:space="preserve"> </w:t>
+            </w:r>
+            <w:r>
+              <w:t xml:space="preserve">rewrites a two-letter placeholder to proper element case (</w:t>
+            </w:r>
+            <w:r>
+              <w:rPr>
+                <w:rStyle w:val="VerbatimChar"/>
+              </w:rPr>
+              <w:t xml:space="preserve">CL1</w:t>
+            </w:r>
+            <w:r>
+              <w:t xml:space="preserve"> </w:t>
+            </w:r>
+            <w:r>
+              <w:t xml:space="preserve">→</w:t>
+            </w:r>
+            <w:r>
+              <w:t xml:space="preserve"> </w:t>
+            </w:r>
+            <w:r>
+              <w:rPr>
+                <w:rStyle w:val="VerbatimChar"/>
+              </w:rPr>
+              <w:t xml:space="preserve">Cl1</w:t>
+            </w:r>
+            <w:r>
+              <w:t xml:space="preserve">), so a case-sensitive mapping leaves halogens unnamed</w:t>
+            </w:r>
+          </w:p>
+        </w:tc>
+        <w:tc>
+          <w:tcPr/>
+          <w:p>
+            <w:pPr>
+              <w:pStyle w:val="Compact"/>
+            </w:pPr>
+            <w:r>
+              <w:t xml:space="preserve">case-insensitive round-trip test</w:t>
+            </w:r>
+          </w:p>
+        </w:tc>
+        <w:tc>
+          <w:tcPr/>
+          <w:p>
+            <w:pPr>
+              <w:pStyle w:val="Compact"/>
+            </w:pPr>
+            <w:r>
+              <w:t xml:space="preserve">case-insensitive restoration</w:t>
+            </w:r>
+          </w:p>
+        </w:tc>
+      </w:tr>
+    </w:tbl>
+    <w:p>
+      <w:pPr>
+        <w:pStyle w:val="BodyText"/>
       </w:pPr>
       <w:r>
         <w:rPr>
           <w:b/>
           <w:bCs/>
         </w:rPr>
-        <w:t xml:space="preserve">Primary estimator.</w:t>
-      </w:r>
-      <w:r>
-        <w:t xml:space="preserve"> </w:t>
-      </w:r>
-      <w:r>
-        <w:t xml:space="preserve">Spearman’s ρ computed within receptor group and averaged across targets,</w:t>
-      </w:r>
-      <w:r>
-        <w:t xml:space="preserve"> </w:t>
-      </w:r>
-      <w:r>
-        <w:t xml:space="preserve">each target weighted equally. Pooling compounds across targets is rejected: it rewards a method</w:t>
-      </w:r>
-      <w:r>
-        <w:t xml:space="preserve"> </w:t>
-      </w:r>
-      <w:r>
-        <w:t xml:space="preserve">for knowing that one series is systematically more potent than another, which is not the</w:t>
-      </w:r>
-      <w:r>
-        <w:t xml:space="preserve"> </w:t>
-      </w:r>
-      <w:r>
-        <w:t xml:space="preserve">question a design campaign asks. Section 3.2 quantifies the resulting inflation within our own</w:t>
-      </w:r>
-      <w:r>
-        <w:t xml:space="preserve"> </w:t>
-      </w:r>
-      <w:r>
-        <w:t xml:space="preserve">data.</w:t>
+        <w:t xml:space="preserve">A limitation we could not remove.</w:t>
+      </w:r>
+      <w:r>
+        <w:t xml:space="preserve"> </w:t>
+      </w:r>
+      <w:r>
+        <w:t xml:space="preserve">GAFF2 has no selenium and</w:t>
+      </w:r>
+      <w:r>
+        <w:t xml:space="preserve"> </w:t>
+      </w:r>
+      <w:r>
+        <w:rPr>
+          <w:rStyle w:val="VerbatimChar"/>
+        </w:rPr>
+        <w:t xml:space="preserve">sqm</w:t>
+      </w:r>
+      <w:r>
+        <w:t xml:space="preserve"> </w:t>
+      </w:r>
+      <w:r>
+        <w:t xml:space="preserve">has no AM1 parameters for</w:t>
+      </w:r>
+      <w:r>
+        <w:t xml:space="preserve"> </w:t>
+      </w:r>
+      <w:r>
+        <w:t xml:space="preserve">it, so</w:t>
+      </w:r>
+      <w:r>
+        <w:t xml:space="preserve"> </w:t>
+      </w:r>
+      <w:r>
+        <w:rPr>
+          <w:rStyle w:val="VerbatimChar"/>
+        </w:rPr>
+        <w:t xml:space="preserve">antechamber</w:t>
+      </w:r>
+      <w:r>
+        <w:t xml:space="preserve"> </w:t>
+      </w:r>
+      <w:r>
+        <w:t xml:space="preserve">retypes selenium as sulfur and</w:t>
+      </w:r>
+      <w:r>
+        <w:t xml:space="preserve"> </w:t>
+      </w:r>
+      <w:r>
+        <w:rPr>
+          <w:rStyle w:val="VerbatimChar"/>
+        </w:rPr>
+        <w:t xml:space="preserve">parmchk2</w:t>
+      </w:r>
+      <w:r>
+        <w:t xml:space="preserve"> </w:t>
+      </w:r>
+      <w:r>
+        <w:t xml:space="preserve">reports nothing missing — the</w:t>
+      </w:r>
+      <w:r>
+        <w:t xml:space="preserve"> </w:t>
+      </w:r>
+      <w:r>
+        <w:t xml:space="preserve">build appears clean. Two residues are affected and are flagged</w:t>
+      </w:r>
+      <w:r>
+        <w:t xml:space="preserve"> </w:t>
+      </w:r>
+      <w:r>
+        <w:rPr>
+          <w:rStyle w:val="VerbatimChar"/>
+        </w:rPr>
+        <w:t xml:space="preserve">ok_element_unsupported</w:t>
+      </w:r>
+      <w:r>
+        <w:t xml:space="preserve"> </w:t>
+      </w:r>
+      <w:r>
+        <w:t xml:space="preserve">rather</w:t>
+      </w:r>
+      <w:r>
+        <w:t xml:space="preserve"> </w:t>
+      </w:r>
+      <w:r>
+        <w:t xml:space="preserve">than shipped as validated. Any score involving them is an approximation, and we say so wherever</w:t>
+      </w:r>
+      <w:r>
+        <w:t xml:space="preserve"> </w:t>
+      </w:r>
+      <w:r>
+        <w:t xml:space="preserve">such a residue appears.</w:t>
+      </w:r>
+    </w:p>
+    <w:bookmarkEnd w:id="33"/>
+    <w:bookmarkEnd w:id="34"/>
+    <w:bookmarkStart w:id="37" w:name="energy-minimisation"/>
+    <w:p>
+      <w:pPr>
+        <w:pStyle w:val="Heading3"/>
+      </w:pPr>
+      <w:r>
+        <w:t xml:space="preserve">2.4 Energy minimisation</w:t>
+      </w:r>
+    </w:p>
+    <w:p>
+      <w:pPr>
+        <w:pStyle w:val="FirstParagraph"/>
+      </w:pPr>
+      <w:r>
+        <w:t xml:space="preserve">Minimisation follows the published settings —</w:t>
+      </w:r>
+      <w:r>
+        <w:t xml:space="preserve"> </w:t>
+      </w:r>
+      <w:r>
+        <w:rPr>
+          <w:rStyle w:val="VerbatimChar"/>
+        </w:rPr>
+        <w:t xml:space="preserve">imin=1, maxcyc=5000, ncyc=2000, cut=1000.0, igb=2</w:t>
+      </w:r>
+      <w:r>
+        <w:t xml:space="preserve"> </w:t>
+      </w:r>
+      <w:r>
+        <w:t xml:space="preserve">— corresponding to 2000 steps of steepest descent then conjugate gradient in the</w:t>
+      </w:r>
+      <w:r>
+        <w:t xml:space="preserve"> </w:t>
+      </w:r>
+      <w:r>
+        <w:t xml:space="preserve">Onufriev–Bashford–Case generalised Born model</w:t>
+      </w:r>
+      <w:r>
+        <w:rPr>
+          <w:rStyle w:val="FootnoteReference"/>
+        </w:rPr>
+        <w:footnoteReference w:id="35"/>
+      </w:r>
+      <w:r>
+        <w:t xml:space="preserve"> </w:t>
+      </w:r>
+      <w:r>
+        <w:t xml:space="preserve">with no nonbonded cutoff.</w:t>
       </w:r>
     </w:p>
     <w:p>
       <w:pPr>
         <w:pStyle w:val="BodyText"/>
       </w:pPr>
+      <w:r>
+        <w:t xml:space="preserve">Because the available AmberTools build does not ship</w:t>
+      </w:r>
+      <w:r>
+        <w:t xml:space="preserve"> </w:t>
+      </w:r>
+      <w:r>
+        <w:rPr>
+          <w:rStyle w:val="VerbatimChar"/>
+        </w:rPr>
+        <w:t xml:space="preserve">pmemd.cuda</w:t>
+      </w:r>
+      <w:r>
+        <w:t xml:space="preserve">, and</w:t>
+      </w:r>
+      <w:r>
+        <w:t xml:space="preserve"> </w:t>
+      </w:r>
+      <w:r>
+        <w:rPr>
+          <w:rStyle w:val="VerbatimChar"/>
+        </w:rPr>
+        <w:t xml:space="preserve">sander</w:t>
+      </w:r>
+      <w:r>
+        <w:t xml:space="preserve"> </w:t>
+      </w:r>
+      <w:r>
+        <w:t xml:space="preserve">requires hours</w:t>
+      </w:r>
+      <w:r>
+        <w:t xml:space="preserve"> </w:t>
+      </w:r>
+      <w:r>
+        <w:t xml:space="preserve">per complex at</w:t>
+      </w:r>
+      <w:r>
+        <w:t xml:space="preserve"> </w:t>
+      </w:r>
+      <w:r>
+        <w:rPr>
+          <w:rStyle w:val="VerbatimChar"/>
+        </w:rPr>
+        <w:t xml:space="preserve">cut=1000</w:t>
+      </w:r>
+      <w:r>
+        <w:t xml:space="preserve">, minimisation is performed in OpenMM</w:t>
+      </w:r>
+      <w:r>
+        <w:rPr>
+          <w:rStyle w:val="FootnoteReference"/>
+        </w:rPr>
+        <w:footnoteReference w:id="36"/>
+      </w:r>
+      <w:r>
+        <w:t xml:space="preserve"> </w:t>
+      </w:r>
+      <w:r>
+        <w:t xml:space="preserve">using</w:t>
+      </w:r>
+      <w:r>
+        <w:t xml:space="preserve"> </w:t>
+      </w:r>
+      <w:r>
+        <w:rPr>
+          <w:rStyle w:val="VerbatimChar"/>
+        </w:rPr>
+        <w:t xml:space="preserve">OBC1</w:t>
+      </w:r>
+      <w:r>
+        <w:t xml:space="preserve"> </w:t>
+      </w:r>
+      <w:r>
+        <w:t xml:space="preserve">and</w:t>
+      </w:r>
+      <w:r>
+        <w:t xml:space="preserve"> </w:t>
+      </w:r>
+      <w:r>
+        <w:rPr>
+          <w:rStyle w:val="VerbatimChar"/>
+        </w:rPr>
+        <w:t xml:space="preserve">NoCutoff</w:t>
+      </w:r>
+      <w:r>
+        <w:t xml:space="preserve">, the direct equivalents. The two engines are not identical, so the OpenMM L-BFGS</w:t>
+      </w:r>
+      <w:r>
+        <w:t xml:space="preserve"> </w:t>
+      </w:r>
+      <w:r>
+        <w:t xml:space="preserve">iteration count was</w:t>
+      </w:r>
+      <w:r>
+        <w:t xml:space="preserve"> </w:t>
+      </w:r>
       <w:r>
         <w:rPr>
           <w:b/>
           <w:bCs/>
         </w:rPr>
-        <w:t xml:space="preserve">Size-matched pairwise accuracy — the primary measure.</w:t>
-      </w:r>
-      <w:r>
-        <w:t xml:space="preserve"> </w:t>
-      </w:r>
-      <w:r>
-        <w:t xml:space="preserve">For each target we enumerate all</w:t>
-      </w:r>
-      <w:r>
-        <w:t xml:space="preserve"> </w:t>
-      </w:r>
-      <w:r>
-        <w:t xml:space="preserve">compound pairs whose measured affinities differ by at least 0.5 kcal/mol (</w:t>
-      </w:r>
-      <w:r>
-        <w:t xml:space="preserve">“decisive”</w:t>
-      </w:r>
-      <w:r>
-        <w:t xml:space="preserve"> </w:t>
-      </w:r>
-      <w:r>
-        <w:t xml:space="preserve">pairs) and</w:t>
-      </w:r>
-      <w:r>
-        <w:t xml:space="preserve"> </w:t>
-      </w:r>
-      <w:r>
-        <w:t xml:space="preserve">whose ligand heavy-atom counts are equal. For each pair we ask whether the method orders them</w:t>
-      </w:r>
-      <w:r>
-        <w:t xml:space="preserve"> </w:t>
-      </w:r>
-      <w:r>
-        <w:t xml:space="preserve">correctly. Chance is 0.5. A size descriptor is undefined on these pairs, because the sizes are</w:t>
-      </w:r>
-      <w:r>
-        <w:t xml:space="preserve"> </w:t>
-      </w:r>
-      <w:r>
-        <w:t xml:space="preserve">equal. We report the band |Δheavy| = 0 as the primary analysis and |Δheavy| ≤ 3 as a</w:t>
-      </w:r>
-      <w:r>
-        <w:t xml:space="preserve"> </w:t>
-      </w:r>
-      <w:r>
-        <w:t xml:space="preserve">better-powered secondary.</w:t>
+        <w:t xml:space="preserve">calibrated against sander by structural drift</w:t>
+      </w:r>
+      <w:r>
+        <w:t xml:space="preserve">: sander’s 5000 cycles move</w:t>
+      </w:r>
+      <w:r>
+        <w:t xml:space="preserve"> </w:t>
+      </w:r>
+      <w:r>
+        <w:t xml:space="preserve">the complex 0.84 Å RMSD, an unrestricted OpenMM minimisation 1.25 Å. A cap of 500 iterations</w:t>
+      </w:r>
+      <w:r>
+        <w:t xml:space="preserve"> </w:t>
+      </w:r>
+      <w:r>
+        <w:t xml:space="preserve">reproduces sander’s drift and is used throughout.</w:t>
       </w:r>
     </w:p>
     <w:p>
       <w:pPr>
         <w:pStyle w:val="BodyText"/>
       </w:pPr>
+      <w:r>
+        <w:t xml:space="preserve">This calibration is load-bearing. On KRAS, removing the cap changes the correlation from +0.225</w:t>
+      </w:r>
+      <w:r>
+        <w:t xml:space="preserve"> </w:t>
+      </w:r>
+      <w:r>
+        <w:t xml:space="preserve">to +0.529, and the spread introduced by the stopping point (SD 3.60 kcal/mol) is as large as</w:t>
+      </w:r>
+      <w:r>
+        <w:t xml:space="preserve"> </w:t>
+      </w:r>
+      <w:r>
+        <w:t xml:space="preserve">the entire between-compound signal (SD 3.53) — a ratio of 1.02. Removing the cap does not</w:t>
+      </w:r>
+      <w:r>
+        <w:t xml:space="preserve"> </w:t>
+      </w:r>
+      <w:r>
+        <w:t xml:space="preserve">generalise: it improves KRAS by +0.304 and degrades PCSK9 by −0.280, for a net macro change of</w:t>
+      </w:r>
+      <w:r>
+        <w:t xml:space="preserve"> </w:t>
+      </w:r>
+      <w:r>
+        <w:t xml:space="preserve">−0.009 (cluster bootstrap +0.110, 95% CI [−0.066, +0.230]).</w:t>
+      </w:r>
+    </w:p>
+    <w:bookmarkEnd w:id="37"/>
+    <w:bookmarkStart w:id="40" w:name="free-energy-evaluation"/>
+    <w:p>
+      <w:pPr>
+        <w:pStyle w:val="Heading3"/>
+      </w:pPr>
+      <w:r>
+        <w:t xml:space="preserve">2.5 Free-energy evaluation</w:t>
+      </w:r>
+    </w:p>
+    <w:p>
+      <w:pPr>
+        <w:pStyle w:val="FirstParagraph"/>
+      </w:pPr>
+      <w:r>
+        <w:rPr>
+          <w:rStyle w:val="VerbatimChar"/>
+        </w:rPr>
+        <w:t xml:space="preserve">MMPBSA.py</w:t>
+      </w:r>
+      <w:r>
+        <w:rPr>
+          <w:rStyle w:val="FootnoteReference"/>
+        </w:rPr>
+        <w:footnoteReference w:id="38"/>
+      </w:r>
+      <w:r>
+        <w:t xml:space="preserve"> </w:t>
+      </w:r>
+      <w:r>
+        <w:t xml:space="preserve">is run single-trajectory, so receptor internal energy cancels exactly.</w:t>
+      </w:r>
+      <w:r>
+        <w:t xml:space="preserve"> </w:t>
+      </w:r>
+      <w:r>
+        <w:t xml:space="preserve">Poisson–Boltzmann calculations use the internal solver with interior dielectric 2.0, exterior</w:t>
+      </w:r>
+      <w:r>
+        <w:t xml:space="preserve"> </w:t>
+      </w:r>
+      <w:r>
+        <w:t xml:space="preserve">80.0, and the LCPO nonpolar model (</w:t>
+      </w:r>
+      <w:r>
+        <w:rPr>
+          <w:rStyle w:val="VerbatimChar"/>
+        </w:rPr>
+        <w:t xml:space="preserve">inp=1</w:t>
+      </w:r>
+      <w:r>
+        <w:t xml:space="preserve">,</w:t>
+      </w:r>
+      <w:r>
+        <w:t xml:space="preserve"> </w:t>
+      </w:r>
+      <w:r>
+        <w:rPr>
+          <w:rStyle w:val="VerbatimChar"/>
+        </w:rPr>
+        <w:t xml:space="preserve">cavity_surften=0.0072</w:t>
+      </w:r>
+      <w:r>
+        <w:t xml:space="preserve">,</w:t>
+      </w:r>
+      <w:r>
+        <w:t xml:space="preserve"> </w:t>
+      </w:r>
+      <w:r>
+        <w:rPr>
+          <w:rStyle w:val="VerbatimChar"/>
+        </w:rPr>
+        <w:t xml:space="preserve">cavity_offset=0</w:t>
+      </w:r>
+      <w:r>
+        <w:t xml:space="preserve">).</w:t>
+      </w:r>
+      <w:r>
+        <w:t xml:space="preserve"> </w:t>
+      </w:r>
+      <w:r>
+        <w:t xml:space="preserve">Arms at εᵢₙ = 1 and 4 and GB arms are computed in parallel for comparison.</w:t>
+      </w:r>
+      <w:r>
+        <w:t xml:space="preserve"> </w:t>
+      </w:r>
       <w:r>
         <w:rPr>
           <w:b/>
           <w:bCs/>
         </w:rPr>
-        <w:t xml:space="preserve">Uncertainty.</w:t>
-      </w:r>
-      <w:r>
-        <w:t xml:space="preserve"> </w:t>
-      </w:r>
-      <w:r>
-        <w:t xml:space="preserve">Bootstrap over pairs within each target (2,000 resamples) and over targets for</w:t>
-      </w:r>
-      <w:r>
-        <w:t xml:space="preserve"> </w:t>
-      </w:r>
-      <w:r>
-        <w:t xml:space="preserve">macro values (5,000 resamples). Compounds within a receptor group are not independent, so where</w:t>
-      </w:r>
-      <w:r>
-        <w:t xml:space="preserve"> </w:t>
-      </w:r>
-      <w:r>
-        <w:t xml:space="preserve">Spearman correlations are reported the bootstrap resamples</w:t>
-      </w:r>
-      <w:r>
-        <w:t xml:space="preserve"> </w:t>
+        <w:t xml:space="preserve">No entropy term is</w:t>
       </w:r>
       <w:r>
         <w:rPr>
           <w:b/>
           <w:bCs/>
         </w:rPr>
-        <w:t xml:space="preserve">receptor groups</w:t>
-      </w:r>
-      <w:r>
-        <w:t xml:space="preserve">, not compounds.</w:t>
-      </w:r>
-    </w:p>
-    <w:p>
-      <w:pPr>
-        <w:pStyle w:val="BodyText"/>
-      </w:pPr>
+        <w:t xml:space="preserve"> </w:t>
+      </w:r>
       <w:r>
         <w:rPr>
           <w:b/>
           <w:bCs/>
         </w:rPr>
-        <w:t xml:space="preserve">Controls.</w:t>
-      </w:r>
-      <w:r>
-        <w:t xml:space="preserve"> </w:t>
-      </w:r>
-      <w:r>
-        <w:t xml:space="preserve">Ligand heavy-atom count is computed on the same compounds with the same</w:t>
-      </w:r>
-      <w:r>
-        <w:t xml:space="preserve"> </w:t>
-      </w:r>
-      <w:r>
-        <w:t xml:space="preserve">estimator throughout. Censored measurements are retained and flagged in correlation analyses</w:t>
-      </w:r>
-      <w:r>
-        <w:t xml:space="preserve"> </w:t>
-      </w:r>
-      <w:r>
-        <w:t xml:space="preserve">and excluded from pairwise analyses where the ordering would be ambiguous.</w:t>
-      </w:r>
-    </w:p>
-    <w:p>
-      <w:pPr>
-        <w:pStyle w:val="BlockText"/>
-      </w:pPr>
+        <w:t xml:space="preserve">included</w:t>
+      </w:r>
+      <w:r>
+        <w:t xml:space="preserve">, following the source protocol.</w:t>
+      </w:r>
+    </w:p>
+    <w:p>
+      <w:pPr>
+        <w:pStyle w:val="BodyText"/>
+      </w:pPr>
+      <w:r>
+        <w:t xml:space="preserve">The</w:t>
+      </w:r>
+      <w:r>
+        <w:t xml:space="preserve"> </w:t>
+      </w:r>
+      <w:r>
+        <w:rPr>
+          <w:rStyle w:val="VerbatimChar"/>
+        </w:rPr>
+        <w:t xml:space="preserve">intdiel</w:t>
+      </w:r>
+      <w:r>
+        <w:t xml:space="preserve"> </w:t>
+      </w:r>
+      <w:r>
+        <w:t xml:space="preserve">keyword is silently ignored by both engines when passed through</w:t>
+      </w:r>
+      <w:r>
+        <w:t xml:space="preserve"> </w:t>
+      </w:r>
+      <w:r>
+        <w:rPr>
+          <w:rStyle w:val="VerbatimChar"/>
+        </w:rPr>
+        <w:t xml:space="preserve">&amp;pb</w:t>
+      </w:r>
+      <w:r>
+        <w:t xml:space="preserve">. The</w:t>
+      </w:r>
+      <w:r>
+        <w:t xml:space="preserve"> </w:t>
+      </w:r>
+      <w:r>
+        <w:t xml:space="preserve">dielectric is therefore set by writing</w:t>
+      </w:r>
+      <w:r>
+        <w:t xml:space="preserve"> </w:t>
+      </w:r>
+      <w:r>
+        <w:rPr>
+          <w:rStyle w:val="VerbatimChar"/>
+        </w:rPr>
+        <w:t xml:space="preserve">use_sander=1</w:t>
+      </w:r>
+      <w:r>
+        <w:t xml:space="preserve">, generating inputs with</w:t>
+      </w:r>
+      <w:r>
+        <w:t xml:space="preserve"> </w:t>
+      </w:r>
+      <w:r>
+        <w:rPr>
+          <w:rStyle w:val="VerbatimChar"/>
+        </w:rPr>
+        <w:t xml:space="preserve">-make-mdins</w:t>
+      </w:r>
+      <w:r>
+        <w:t xml:space="preserve">,</w:t>
+      </w:r>
+      <w:r>
+        <w:t xml:space="preserve"> </w:t>
+      </w:r>
+      <w:r>
+        <w:t xml:space="preserve">injecting</w:t>
+      </w:r>
+      <w:r>
+        <w:t xml:space="preserve"> </w:t>
+      </w:r>
+      <w:r>
+        <w:rPr>
+          <w:rStyle w:val="VerbatimChar"/>
+        </w:rPr>
+        <w:t xml:space="preserve">intdiel</w:t>
+      </w:r>
+      <w:r>
+        <w:t xml:space="preserve"> </w:t>
+      </w:r>
+      <w:r>
+        <w:t xml:space="preserve">into the generated</w:t>
+      </w:r>
+      <w:r>
+        <w:t xml:space="preserve"> </w:t>
+      </w:r>
+      <w:r>
+        <w:rPr>
+          <w:rStyle w:val="VerbatimChar"/>
+        </w:rPr>
+        <w:t xml:space="preserve">_MM_gb.mdin</w:t>
+      </w:r>
+      <w:r>
+        <w:t xml:space="preserve">, and re-running with</w:t>
+      </w:r>
+      <w:r>
+        <w:t xml:space="preserve"> </w:t>
+      </w:r>
+      <w:r>
+        <w:rPr>
+          <w:rStyle w:val="VerbatimChar"/>
+        </w:rPr>
+        <w:t xml:space="preserve">-use-mdins</w:t>
+      </w:r>
+      <w:r>
+        <w:t xml:space="preserve">. Without</w:t>
+      </w:r>
+      <w:r>
+        <w:t xml:space="preserve"> </w:t>
+      </w:r>
+      <w:r>
+        <w:t xml:space="preserve">this, every</w:t>
+      </w:r>
+      <w:r>
+        <w:t xml:space="preserve"> </w:t>
+      </w:r>
+      <w:r>
+        <w:t xml:space="preserve">“different dielectric”</w:t>
+      </w:r>
+      <w:r>
+        <w:t xml:space="preserve"> </w:t>
+      </w:r>
+      <w:r>
+        <w:t xml:space="preserve">arm silently returns identical numbers.</w:t>
+      </w:r>
+    </w:p>
+    <w:p>
+      <w:pPr>
+        <w:pStyle w:val="BodyText"/>
+      </w:pPr>
+      <w:r>
+        <w:t xml:space="preserve">The protocol is</w:t>
+      </w:r>
+      <w:r>
+        <w:t xml:space="preserve"> </w:t>
+      </w:r>
       <w:r>
         <w:rPr>
           <w:b/>
           <w:bCs/>
         </w:rPr>
+        <w:t xml:space="preserve">single-structure</w:t>
+      </w:r>
+      <w:r>
+        <w:t xml:space="preserve">: one minimised geometry is scored, not an ensemble.</w:t>
+      </w:r>
+      <w:r>
+        <w:t xml:space="preserve"> </w:t>
+      </w:r>
+      <w:r>
+        <w:t xml:space="preserve">MMPBSA.py reports</w:t>
+      </w:r>
+      <w:r>
+        <w:t xml:space="preserve"> </w:t>
+      </w:r>
+      <w:r>
+        <w:rPr>
+          <w:rStyle w:val="VerbatimChar"/>
+        </w:rPr>
+        <w:t xml:space="preserve">Calculations performed using 1.0 complex frames</w:t>
+      </w:r>
+      <w:r>
+        <w:t xml:space="preserve"> </w:t>
+      </w:r>
+      <w:r>
+        <w:t xml:space="preserve">with zero standard error.</w:t>
+      </w:r>
+      <w:r>
+        <w:t xml:space="preserve"> </w:t>
+      </w:r>
+      <w:r>
+        <w:t xml:space="preserve">This is the source protocol’s design, stated explicitly because</w:t>
+      </w:r>
+      <w:r>
+        <w:t xml:space="preserve"> </w:t>
+      </w:r>
+      <w:r>
+        <w:t xml:space="preserve">“MM/PBSA”</w:t>
+      </w:r>
+      <w:r>
+        <w:t xml:space="preserve"> </w:t>
+      </w:r>
+      <w:r>
+        <w:t xml:space="preserve">usually implies</w:t>
+      </w:r>
+      <w:r>
+        <w:t xml:space="preserve"> </w:t>
+      </w:r>
+      <w:r>
+        <w:t xml:space="preserve">ensemble averaging. The choice is defensible on published evidence that MM/PBSA correlation</w:t>
+      </w:r>
+      <w:r>
+        <w:t xml:space="preserve"> </w:t>
+      </w:r>
+      <w:r>
+        <w:t xml:space="preserve">does not generally improve with longer sampling because the limiting error is bias rather than</w:t>
+      </w:r>
+      <w:r>
+        <w:t xml:space="preserve"> </w:t>
+      </w:r>
+      <w:r>
+        <w:t xml:space="preserve">variance;</w:t>
+      </w:r>
+      <w:r>
+        <w:rPr>
+          <w:rStyle w:val="FootnoteReference"/>
+        </w:rPr>
+        <w:footnoteReference w:id="39"/>
+      </w:r>
+      <w:r>
+        <w:t xml:space="preserve"> </w:t>
+      </w:r>
+      <w:r>
+        <w:t xml:space="preserve">we tested it directly (Section 3.7).</w:t>
+      </w:r>
+    </w:p>
+    <w:p>
+      <w:pPr>
+        <w:pStyle w:val="BlockText"/>
+      </w:pPr>
+      <w:r>
+        <w:rPr>
+          <w:b/>
+          <w:bCs/>
+        </w:rPr>
+        <w:t xml:space="preserve">Box 2 — What MM/PBSA actually computes</w:t>
+      </w:r>
+    </w:p>
+    <w:p>
+      <w:pPr>
+        <w:pStyle w:val="BlockText"/>
+      </w:pPr>
+      <w:r>
+        <w:t xml:space="preserve">Take the structure of the peptide sitting in the protein’s binding site. Add up the</w:t>
+      </w:r>
+      <w:r>
+        <w:t xml:space="preserve"> </w:t>
+      </w:r>
+      <w:r>
+        <w:t xml:space="preserve">electrostatic and van der Waals attraction between them: that is the gas-phase interaction</w:t>
+      </w:r>
+      <w:r>
+        <w:t xml:space="preserve"> </w:t>
+      </w:r>
+      <w:r>
+        <w:t xml:space="preserve">energy, and it is always favourable. But in water, both surfaces are coated with ordered water</w:t>
+      </w:r>
+      <w:r>
+        <w:t xml:space="preserve"> </w:t>
+      </w:r>
+      <w:r>
+        <w:t xml:space="preserve">molecules that must be stripped off before they can touch, and that costs energy. MM/PBSA</w:t>
+      </w:r>
+      <w:r>
+        <w:t xml:space="preserve"> </w:t>
+      </w:r>
+      <w:r>
+        <w:t xml:space="preserve">estimates this desolvation penalty by solving the Poisson–Boltzmann equation, treating water</w:t>
+      </w:r>
+      <w:r>
+        <w:t xml:space="preserve"> </w:t>
+      </w:r>
+      <w:r>
+        <w:t xml:space="preserve">as a continuous dielectric rather than individual molecules.</w:t>
+      </w:r>
+    </w:p>
+    <w:p>
+      <w:pPr>
+        <w:pStyle w:val="BlockText"/>
+      </w:pPr>
+      <w:r>
+        <w:t xml:space="preserve">The binding score is attraction minus desolvation. What it omits is</w:t>
+      </w:r>
+      <w:r>
+        <w:t xml:space="preserve"> </w:t>
+      </w:r>
+      <w:r>
+        <w:rPr>
+          <w:b/>
+          <w:bCs/>
+        </w:rPr>
+        <w:t xml:space="preserve">entropy</w:t>
+      </w:r>
+      <w:r>
+        <w:t xml:space="preserve"> </w:t>
+      </w:r>
+      <w:r>
+        <w:t xml:space="preserve">— the freedom</w:t>
+      </w:r>
+      <w:r>
+        <w:t xml:space="preserve"> </w:t>
+      </w:r>
+      <w:r>
+        <w:t xml:space="preserve">the peptide loses when it stops tumbling in solution and locks into one conformation. That</w:t>
+      </w:r>
+      <w:r>
+        <w:t xml:space="preserve"> </w:t>
+      </w:r>
+      <w:r>
+        <w:t xml:space="preserve">omission is why the numbers are not free energies (Section 3.4).</w:t>
+      </w:r>
+    </w:p>
+    <w:bookmarkEnd w:id="40"/>
+    <w:bookmarkStart w:id="41" w:name="statistical-evaluation"/>
+    <w:p>
+      <w:pPr>
+        <w:pStyle w:val="Heading3"/>
+      </w:pPr>
+      <w:r>
+        <w:t xml:space="preserve">2.6 Statistical evaluation</w:t>
+      </w:r>
+    </w:p>
+    <w:p>
+      <w:pPr>
+        <w:pStyle w:val="FirstParagraph"/>
+      </w:pPr>
+      <w:r>
+        <w:rPr>
+          <w:b/>
+          <w:bCs/>
+        </w:rPr>
+        <w:t xml:space="preserve">Primary estimator.</w:t>
+      </w:r>
+      <w:r>
+        <w:t xml:space="preserve"> </w:t>
+      </w:r>
+      <w:r>
+        <w:t xml:space="preserve">Spearman’s ρ computed within receptor group and averaged across targets,</w:t>
+      </w:r>
+      <w:r>
+        <w:t xml:space="preserve"> </w:t>
+      </w:r>
+      <w:r>
+        <w:t xml:space="preserve">each target weighted equally. Pooling compounds across targets is rejected: it rewards a method</w:t>
+      </w:r>
+      <w:r>
+        <w:t xml:space="preserve"> </w:t>
+      </w:r>
+      <w:r>
+        <w:t xml:space="preserve">for knowing that one series is systematically more potent than another, which is not the</w:t>
+      </w:r>
+      <w:r>
+        <w:t xml:space="preserve"> </w:t>
+      </w:r>
+      <w:r>
+        <w:t xml:space="preserve">question a design campaign asks. Section 3.2 quantifies the resulting inflation within our own</w:t>
+      </w:r>
+      <w:r>
+        <w:t xml:space="preserve"> </w:t>
+      </w:r>
+      <w:r>
+        <w:t xml:space="preserve">data.</w:t>
+      </w:r>
+    </w:p>
+    <w:p>
+      <w:pPr>
+        <w:pStyle w:val="BodyText"/>
+      </w:pPr>
+      <w:r>
+        <w:rPr>
+          <w:b/>
+          <w:bCs/>
+        </w:rPr>
+        <w:t xml:space="preserve">Size-matched pairwise accuracy — the primary measure.</w:t>
+      </w:r>
+      <w:r>
+        <w:t xml:space="preserve"> </w:t>
+      </w:r>
+      <w:r>
+        <w:t xml:space="preserve">For each target we enumerate all</w:t>
+      </w:r>
+      <w:r>
+        <w:t xml:space="preserve"> </w:t>
+      </w:r>
+      <w:r>
+        <w:t xml:space="preserve">compound pairs whose measured affinities differ by at least a margin</w:t>
+      </w:r>
+      <w:r>
+        <w:t xml:space="preserve"> </w:t>
+      </w:r>
+      <w:r>
+        <w:rPr>
+          <w:i/>
+          <w:iCs/>
+        </w:rPr>
+        <w:t xml:space="preserve">m</w:t>
+      </w:r>
+      <w:r>
+        <w:t xml:space="preserve"> </w:t>
+      </w:r>
+      <w:r>
+        <w:t xml:space="preserve">(</w:t>
+      </w:r>
+      <w:r>
+        <w:t xml:space="preserve">“decisive”</w:t>
+      </w:r>
+      <w:r>
+        <w:t xml:space="preserve"> </w:t>
+      </w:r>
+      <w:r>
+        <w:t xml:space="preserve">pairs) and</w:t>
+      </w:r>
+      <w:r>
+        <w:t xml:space="preserve"> </w:t>
+      </w:r>
+      <w:r>
+        <w:t xml:space="preserve">whose ligand heavy-atom counts differ by at most a window</w:t>
+      </w:r>
+      <w:r>
+        <w:t xml:space="preserve"> </w:t>
+      </w:r>
+      <w:r>
+        <w:rPr>
+          <w:i/>
+          <w:iCs/>
+        </w:rPr>
+        <w:t xml:space="preserve">w</w:t>
+      </w:r>
+      <w:r>
+        <w:t xml:space="preserve">. For each pair we ask whether the</w:t>
+      </w:r>
+      <w:r>
+        <w:t xml:space="preserve"> </w:t>
+      </w:r>
+      <w:r>
+        <w:t xml:space="preserve">method orders them correctly. Chance is 0.5. At</w:t>
+      </w:r>
+      <w:r>
+        <w:t xml:space="preserve"> </w:t>
+      </w:r>
+      <w:r>
+        <w:rPr>
+          <w:i/>
+          <w:iCs/>
+        </w:rPr>
+        <w:t xml:space="preserve">w</w:t>
+      </w:r>
+      <w:r>
+        <w:t xml:space="preserve"> </w:t>
+      </w:r>
+      <w:r>
+        <w:t xml:space="preserve">= 0 a size descriptor is undefined, because</w:t>
+      </w:r>
+      <w:r>
+        <w:t xml:space="preserve"> </w:t>
+      </w:r>
+      <w:r>
+        <w:t xml:space="preserve">there is no size difference to read.</w:t>
+      </w:r>
+    </w:p>
+    <w:p>
+      <w:pPr>
+        <w:pStyle w:val="BodyText"/>
+      </w:pPr>
+      <w:r>
+        <w:t xml:space="preserve">Two free parameters enter here, and neither was chosen after seeing the result.</w:t>
+      </w:r>
+    </w:p>
+    <w:p>
+      <w:pPr>
+        <w:pStyle w:val="BodyText"/>
+      </w:pPr>
+      <w:r>
+        <w:rPr>
+          <w:i/>
+          <w:iCs/>
+        </w:rPr>
+        <w:t xml:space="preserve">The affinity margin m.</w:t>
+      </w:r>
+      <w:r>
+        <w:t xml:space="preserve"> </w:t>
+      </w:r>
+      <w:r>
+        <w:t xml:space="preserve">Pairs whose measured affinities are nearly equal cannot discriminate</w:t>
+      </w:r>
+      <w:r>
+        <w:t xml:space="preserve"> </w:t>
+      </w:r>
+      <w:r>
+        <w:t xml:space="preserve">between methods and only add noise, so a margin is required. We set</w:t>
+      </w:r>
+      <w:r>
+        <w:t xml:space="preserve"> </w:t>
+      </w:r>
+      <w:r>
+        <w:rPr>
+          <w:i/>
+          <w:iCs/>
+        </w:rPr>
+        <w:t xml:space="preserve">m</w:t>
+      </w:r>
+      <w:r>
+        <w:t xml:space="preserve"> </w:t>
+      </w:r>
+      <w:r>
+        <w:t xml:space="preserve">= 0.5 kcal/mol a priori</w:t>
+      </w:r>
+      <w:r>
+        <w:t xml:space="preserve"> </w:t>
+      </w:r>
+      <w:r>
+        <w:t xml:space="preserve">because it is approximately the reproducibility of the assays contributing to the cohort, and</w:t>
+      </w:r>
+      <w:r>
+        <w:t xml:space="preserve"> </w:t>
+      </w:r>
+      <w:r>
+        <w:t xml:space="preserve">report the full sensitivity in Table 2 rather than a single value. The conclusion is stable:</w:t>
+      </w:r>
+      <w:r>
+        <w:t xml:space="preserve"> </w:t>
+      </w:r>
+      <w:r>
+        <w:t xml:space="preserve">MM/PBSA is above chance at every margin from 0 to 1.5 kcal/mol.</w:t>
+      </w:r>
+    </w:p>
+    <w:p>
+      <w:pPr>
+        <w:pStyle w:val="BodyText"/>
+      </w:pPr>
+      <w:r>
+        <w:rPr>
+          <w:i/>
+          <w:iCs/>
+        </w:rPr>
+        <w:t xml:space="preserve">The size window w.</w:t>
+      </w:r>
+      <w:r>
+        <w:t xml:space="preserve"> </w:t>
+      </w:r>
+      <w:r>
+        <w:t xml:space="preserve">We report</w:t>
+      </w:r>
+      <w:r>
+        <w:t xml:space="preserve"> </w:t>
+      </w:r>
+      <w:r>
+        <w:rPr>
+          <w:i/>
+          <w:iCs/>
+        </w:rPr>
+        <w:t xml:space="preserve">w</w:t>
+      </w:r>
+      <w:r>
+        <w:t xml:space="preserve"> </w:t>
+      </w:r>
+      <w:r>
+        <w:t xml:space="preserve">= 0, the strictest possible matching, and</w:t>
+      </w:r>
+      <w:r>
+        <w:t xml:space="preserve"> </w:t>
+      </w:r>
+      <w:r>
+        <w:rPr>
+          <w:i/>
+          <w:iCs/>
+        </w:rPr>
+        <w:t xml:space="preserve">w</w:t>
+      </w:r>
+      <w:r>
+        <w:t xml:space="preserve"> </w:t>
+      </w:r>
+      <w:r>
+        <w:t xml:space="preserve">= 3, which</w:t>
+      </w:r>
+      <w:r>
+        <w:t xml:space="preserve"> </w:t>
+      </w:r>
+      <w:r>
+        <w:t xml:space="preserve">admits enough pairs for the macro interval to be informative. Both are reported throughout; we</w:t>
+      </w:r>
+      <w:r>
+        <w:t xml:space="preserve"> </w:t>
+      </w:r>
+      <w:r>
+        <w:t xml:space="preserve">do not select between them on the basis of which is more favourable.</w:t>
+      </w:r>
+    </w:p>
+    <w:p>
+      <w:pPr>
+        <w:pStyle w:val="BodyText"/>
+      </w:pPr>
+      <w:r>
+        <w:rPr>
+          <w:b/>
+          <w:bCs/>
+        </w:rPr>
+        <w:t xml:space="preserve">Table 2.</w:t>
+      </w:r>
+      <w:r>
+        <w:t xml:space="preserve"> </w:t>
+      </w:r>
+      <w:r>
+        <w:t xml:space="preserve">Sensitivity to the decisive-pair margin, at</w:t>
+      </w:r>
+      <w:r>
+        <w:t xml:space="preserve"> </w:t>
+      </w:r>
+      <w:r>
+        <w:rPr>
+          <w:i/>
+          <w:iCs/>
+        </w:rPr>
+        <w:t xml:space="preserve">w</w:t>
+      </w:r>
+      <w:r>
+        <w:t xml:space="preserve"> </w:t>
+      </w:r>
+      <w:r>
+        <w:t xml:space="preserve">= 3.</w:t>
+      </w:r>
+      <w:r>
+        <w:t xml:space="preserve"> </w:t>
+      </w:r>
+      <w:r>
+        <w:t xml:space="preserve">“Edge”</w:t>
+      </w:r>
+      <w:r>
+        <w:t xml:space="preserve"> </w:t>
+      </w:r>
+      <w:r>
+        <w:t xml:space="preserve">is MM/PBSA minus the</w:t>
+      </w:r>
+      <w:r>
+        <w:t xml:space="preserve"> </w:t>
+      </w:r>
+      <w:r>
+        <w:t xml:space="preserve">heavy-atom control on the identical pair set. Intervals resample compounds.</w:t>
+      </w:r>
+    </w:p>
+    <w:tbl>
+      <w:tblPr>
+        <w:tblStyle w:val="Table"/>
+        <w:tblW w:type="pct" w:w="5000"/>
+        <w:tblLayout w:type="fixed"/>
+        <w:tblLook w:firstRow="1" w:lastRow="0" w:firstColumn="0" w:lastColumn="0" w:noHBand="0" w:noVBand="0" w:val="0020"/>
+      </w:tblPr>
+      <w:tblGrid>
+        <w:gridCol w:w="1173"/>
+        <w:gridCol w:w="1173"/>
+        <w:gridCol w:w="1173"/>
+        <w:gridCol w:w="880"/>
+        <w:gridCol w:w="1173"/>
+        <w:gridCol w:w="1173"/>
+        <w:gridCol w:w="1173"/>
+      </w:tblGrid>
+      <w:tr>
+        <w:trPr>
+          <w:tblHeader w:val="on"/>
+        </w:trPr>
+        <w:tc>
+          <w:tcPr/>
+          <w:p>
+            <w:pPr>
+              <w:pStyle w:val="Compact"/>
+              <w:jc w:val="right"/>
+            </w:pPr>
+            <w:r>
+              <w:t xml:space="preserve">margin (kcal/mol)</w:t>
+            </w:r>
+          </w:p>
+        </w:tc>
+        <w:tc>
+          <w:tcPr/>
+          <w:p>
+            <w:pPr>
+              <w:pStyle w:val="Compact"/>
+              <w:jc w:val="right"/>
+            </w:pPr>
+            <w:r>
+              <w:t xml:space="preserve">pairs</w:t>
+            </w:r>
+          </w:p>
+        </w:tc>
+        <w:tc>
+          <w:tcPr/>
+          <w:p>
+            <w:pPr>
+              <w:pStyle w:val="Compact"/>
+              <w:jc w:val="right"/>
+            </w:pPr>
+            <w:r>
+              <w:t xml:space="preserve">MM/PBSA</w:t>
+            </w:r>
+          </w:p>
+        </w:tc>
+        <w:tc>
+          <w:tcPr/>
+          <w:p>
+            <w:pPr>
+              <w:pStyle w:val="Compact"/>
+            </w:pPr>
+            <w:r>
+              <w:t xml:space="preserve">95% CI</w:t>
+            </w:r>
+          </w:p>
+        </w:tc>
+        <w:tc>
+          <w:tcPr/>
+          <w:p>
+            <w:pPr>
+              <w:pStyle w:val="Compact"/>
+              <w:jc w:val="right"/>
+            </w:pPr>
+            <w:r>
+              <w:t xml:space="preserve">heavy atoms</w:t>
+            </w:r>
+          </w:p>
+        </w:tc>
+        <w:tc>
+          <w:tcPr/>
+          <w:p>
+            <w:pPr>
+              <w:pStyle w:val="Compact"/>
+              <w:jc w:val="right"/>
+            </w:pPr>
+            <w:r>
+              <w:t xml:space="preserve">edge</w:t>
+            </w:r>
+          </w:p>
+        </w:tc>
+        <w:tc>
+          <w:tcPr/>
+          <w:p>
+            <w:pPr>
+              <w:pStyle w:val="Compact"/>
+              <w:jc w:val="right"/>
+            </w:pPr>
+            <w:r>
+              <w:t xml:space="preserve">FEP+</w:t>
+            </w:r>
+          </w:p>
+        </w:tc>
+      </w:tr>
+      <w:tr>
+        <w:tc>
+          <w:tcPr/>
+          <w:p>
+            <w:pPr>
+              <w:pStyle w:val="Compact"/>
+              <w:jc w:val="right"/>
+            </w:pPr>
+            <w:r>
+              <w:t xml:space="preserve">0.00</w:t>
+            </w:r>
+          </w:p>
+        </w:tc>
+        <w:tc>
+          <w:tcPr/>
+          <w:p>
+            <w:pPr>
+              <w:pStyle w:val="Compact"/>
+              <w:jc w:val="right"/>
+            </w:pPr>
+            <w:r>
+              <w:t xml:space="preserve">2384</w:t>
+            </w:r>
+          </w:p>
+        </w:tc>
+        <w:tc>
+          <w:tcPr/>
+          <w:p>
+            <w:pPr>
+              <w:pStyle w:val="Compact"/>
+              <w:jc w:val="right"/>
+            </w:pPr>
+            <w:r>
+              <w:t xml:space="preserve">0.597</w:t>
+            </w:r>
+          </w:p>
+        </w:tc>
+        <w:tc>
+          <w:tcPr/>
+          <w:p>
+            <w:pPr>
+              <w:pStyle w:val="Compact"/>
+            </w:pPr>
+            <w:r>
+              <w:t xml:space="preserve">[0.542, 0.649]</w:t>
+            </w:r>
+          </w:p>
+        </w:tc>
+        <w:tc>
+          <w:tcPr/>
+          <w:p>
+            <w:pPr>
+              <w:pStyle w:val="Compact"/>
+              <w:jc w:val="right"/>
+            </w:pPr>
+            <w:r>
+              <w:t xml:space="preserve">0.585</w:t>
+            </w:r>
+          </w:p>
+        </w:tc>
+        <w:tc>
+          <w:tcPr/>
+          <w:p>
+            <w:pPr>
+              <w:pStyle w:val="Compact"/>
+              <w:jc w:val="right"/>
+            </w:pPr>
+            <w:r>
+              <w:t xml:space="preserve">+0.012</w:t>
+            </w:r>
+          </w:p>
+        </w:tc>
+        <w:tc>
+          <w:tcPr/>
+          <w:p>
+            <w:pPr>
+              <w:pStyle w:val="Compact"/>
+              <w:jc w:val="right"/>
+            </w:pPr>
+            <w:r>
+              <w:t xml:space="preserve">0.769</w:t>
+            </w:r>
+          </w:p>
+        </w:tc>
+      </w:tr>
+      <w:tr>
+        <w:tc>
+          <w:tcPr/>
+          <w:p>
+            <w:pPr>
+              <w:pStyle w:val="Compact"/>
+              <w:jc w:val="right"/>
+            </w:pPr>
+            <w:r>
+              <w:t xml:space="preserve">0.25</w:t>
+            </w:r>
+          </w:p>
+        </w:tc>
+        <w:tc>
+          <w:tcPr/>
+          <w:p>
+            <w:pPr>
+              <w:pStyle w:val="Compact"/>
+              <w:jc w:val="right"/>
+            </w:pPr>
+            <w:r>
+              <w:t xml:space="preserve">2002</w:t>
+            </w:r>
+          </w:p>
+        </w:tc>
+        <w:tc>
+          <w:tcPr/>
+          <w:p>
+            <w:pPr>
+              <w:pStyle w:val="Compact"/>
+              <w:jc w:val="right"/>
+            </w:pPr>
+            <w:r>
+              <w:t xml:space="preserve">0.613</w:t>
+            </w:r>
+          </w:p>
+        </w:tc>
+        <w:tc>
+          <w:tcPr/>
+          <w:p>
+            <w:pPr>
+              <w:pStyle w:val="Compact"/>
+            </w:pPr>
+            <w:r>
+              <w:t xml:space="preserve">[0.554, 0.674]</w:t>
+            </w:r>
+          </w:p>
+        </w:tc>
+        <w:tc>
+          <w:tcPr/>
+          <w:p>
+            <w:pPr>
+              <w:pStyle w:val="Compact"/>
+              <w:jc w:val="right"/>
+            </w:pPr>
+            <w:r>
+              <w:t xml:space="preserve">0.591</w:t>
+            </w:r>
+          </w:p>
+        </w:tc>
+        <w:tc>
+          <w:tcPr/>
+          <w:p>
+            <w:pPr>
+              <w:pStyle w:val="Compact"/>
+              <w:jc w:val="right"/>
+            </w:pPr>
+            <w:r>
+              <w:t xml:space="preserve">+0.022</w:t>
+            </w:r>
+          </w:p>
+        </w:tc>
+        <w:tc>
+          <w:tcPr/>
+          <w:p>
+            <w:pPr>
+              <w:pStyle w:val="Compact"/>
+              <w:jc w:val="right"/>
+            </w:pPr>
+            <w:r>
+              <w:t xml:space="preserve">0.805</w:t>
+            </w:r>
+          </w:p>
+        </w:tc>
+      </w:tr>
+      <w:tr>
+        <w:tc>
+          <w:tcPr/>
+          <w:p>
+            <w:pPr>
+              <w:pStyle w:val="Compact"/>
+              <w:jc w:val="right"/>
+            </w:pPr>
+            <w:r>
+              <w:rPr>
+                <w:b/>
+                <w:bCs/>
+              </w:rPr>
+              <w:t xml:space="preserve">0.50</w:t>
+            </w:r>
+          </w:p>
+        </w:tc>
+        <w:tc>
+          <w:tcPr/>
+          <w:p>
+            <w:pPr>
+              <w:pStyle w:val="Compact"/>
+              <w:jc w:val="right"/>
+            </w:pPr>
+            <w:r>
+              <w:rPr>
+                <w:b/>
+                <w:bCs/>
+              </w:rPr>
+              <w:t xml:space="preserve">1645</w:t>
+            </w:r>
+          </w:p>
+        </w:tc>
+        <w:tc>
+          <w:tcPr/>
+          <w:p>
+            <w:pPr>
+              <w:pStyle w:val="Compact"/>
+              <w:jc w:val="right"/>
+            </w:pPr>
+            <w:r>
+              <w:rPr>
+                <w:b/>
+                <w:bCs/>
+              </w:rPr>
+              <w:t xml:space="preserve">0.624</w:t>
+            </w:r>
+          </w:p>
+        </w:tc>
+        <w:tc>
+          <w:tcPr/>
+          <w:p>
+            <w:pPr>
+              <w:pStyle w:val="Compact"/>
+            </w:pPr>
+            <w:r>
+              <w:rPr>
+                <w:b/>
+                <w:bCs/>
+              </w:rPr>
+              <w:t xml:space="preserve">[0.553, 0.691]</w:t>
+            </w:r>
+          </w:p>
+        </w:tc>
+        <w:tc>
+          <w:tcPr/>
+          <w:p>
+            <w:pPr>
+              <w:pStyle w:val="Compact"/>
+              <w:jc w:val="right"/>
+            </w:pPr>
+            <w:r>
+              <w:rPr>
+                <w:b/>
+                <w:bCs/>
+              </w:rPr>
+              <w:t xml:space="preserve">0.602</w:t>
+            </w:r>
+          </w:p>
+        </w:tc>
+        <w:tc>
+          <w:tcPr/>
+          <w:p>
+            <w:pPr>
+              <w:pStyle w:val="Compact"/>
+              <w:jc w:val="right"/>
+            </w:pPr>
+            <w:r>
+              <w:rPr>
+                <w:b/>
+                <w:bCs/>
+              </w:rPr>
+              <w:t xml:space="preserve">+0.022</w:t>
+            </w:r>
+          </w:p>
+        </w:tc>
+        <w:tc>
+          <w:tcPr/>
+          <w:p>
+            <w:pPr>
+              <w:pStyle w:val="Compact"/>
+              <w:jc w:val="right"/>
+            </w:pPr>
+            <w:r>
+              <w:rPr>
+                <w:b/>
+                <w:bCs/>
+              </w:rPr>
+              <w:t xml:space="preserve">0.839</w:t>
+            </w:r>
+          </w:p>
+        </w:tc>
+      </w:tr>
+      <w:tr>
+        <w:tc>
+          <w:tcPr/>
+          <w:p>
+            <w:pPr>
+              <w:pStyle w:val="Compact"/>
+              <w:jc w:val="right"/>
+            </w:pPr>
+            <w:r>
+              <w:t xml:space="preserve">0.75</w:t>
+            </w:r>
+          </w:p>
+        </w:tc>
+        <w:tc>
+          <w:tcPr/>
+          <w:p>
+            <w:pPr>
+              <w:pStyle w:val="Compact"/>
+              <w:jc w:val="right"/>
+            </w:pPr>
+            <w:r>
+              <w:t xml:space="preserve">1284</w:t>
+            </w:r>
+          </w:p>
+        </w:tc>
+        <w:tc>
+          <w:tcPr/>
+          <w:p>
+            <w:pPr>
+              <w:pStyle w:val="Compact"/>
+              <w:jc w:val="right"/>
+            </w:pPr>
+            <w:r>
+              <w:t xml:space="preserve">0.640</w:t>
+            </w:r>
+          </w:p>
+        </w:tc>
+        <w:tc>
+          <w:tcPr/>
+          <w:p>
+            <w:pPr>
+              <w:pStyle w:val="Compact"/>
+            </w:pPr>
+            <w:r>
+              <w:t xml:space="preserve">[0.566, 0.718]</w:t>
+            </w:r>
+          </w:p>
+        </w:tc>
+        <w:tc>
+          <w:tcPr/>
+          <w:p>
+            <w:pPr>
+              <w:pStyle w:val="Compact"/>
+              <w:jc w:val="right"/>
+            </w:pPr>
+            <w:r>
+              <w:t xml:space="preserve">0.622</w:t>
+            </w:r>
+          </w:p>
+        </w:tc>
+        <w:tc>
+          <w:tcPr/>
+          <w:p>
+            <w:pPr>
+              <w:pStyle w:val="Compact"/>
+              <w:jc w:val="right"/>
+            </w:pPr>
+            <w:r>
+              <w:t xml:space="preserve">+0.018</w:t>
+            </w:r>
+          </w:p>
+        </w:tc>
+        <w:tc>
+          <w:tcPr/>
+          <w:p>
+            <w:pPr>
+              <w:pStyle w:val="Compact"/>
+              <w:jc w:val="right"/>
+            </w:pPr>
+            <w:r>
+              <w:t xml:space="preserve">0.888</w:t>
+            </w:r>
+          </w:p>
+        </w:tc>
+      </w:tr>
+      <w:tr>
+        <w:tc>
+          <w:tcPr/>
+          <w:p>
+            <w:pPr>
+              <w:pStyle w:val="Compact"/>
+              <w:jc w:val="right"/>
+            </w:pPr>
+            <w:r>
+              <w:t xml:space="preserve">1.00</w:t>
+            </w:r>
+          </w:p>
+        </w:tc>
+        <w:tc>
+          <w:tcPr/>
+          <w:p>
+            <w:pPr>
+              <w:pStyle w:val="Compact"/>
+              <w:jc w:val="right"/>
+            </w:pPr>
+            <w:r>
+              <w:t xml:space="preserve">1016</w:t>
+            </w:r>
+          </w:p>
+        </w:tc>
+        <w:tc>
+          <w:tcPr/>
+          <w:p>
+            <w:pPr>
+              <w:pStyle w:val="Compact"/>
+              <w:jc w:val="right"/>
+            </w:pPr>
+            <w:r>
+              <w:t xml:space="preserve">0.662</w:t>
+            </w:r>
+          </w:p>
+        </w:tc>
+        <w:tc>
+          <w:tcPr/>
+          <w:p>
+            <w:pPr>
+              <w:pStyle w:val="Compact"/>
+            </w:pPr>
+            <w:r>
+              <w:t xml:space="preserve">[0.562, 0.750]</w:t>
+            </w:r>
+          </w:p>
+        </w:tc>
+        <w:tc>
+          <w:tcPr/>
+          <w:p>
+            <w:pPr>
+              <w:pStyle w:val="Compact"/>
+              <w:jc w:val="right"/>
+            </w:pPr>
+            <w:r>
+              <w:t xml:space="preserve">0.590</w:t>
+            </w:r>
+          </w:p>
+        </w:tc>
+        <w:tc>
+          <w:tcPr/>
+          <w:p>
+            <w:pPr>
+              <w:pStyle w:val="Compact"/>
+              <w:jc w:val="right"/>
+            </w:pPr>
+            <w:r>
+              <w:t xml:space="preserve">+0.072</w:t>
+            </w:r>
+          </w:p>
+        </w:tc>
+        <w:tc>
+          <w:tcPr/>
+          <w:p>
+            <w:pPr>
+              <w:pStyle w:val="Compact"/>
+              <w:jc w:val="right"/>
+            </w:pPr>
+            <w:r>
+              <w:t xml:space="preserve">0.921</w:t>
+            </w:r>
+          </w:p>
+        </w:tc>
+      </w:tr>
+      <w:tr>
+        <w:tc>
+          <w:tcPr/>
+          <w:p>
+            <w:pPr>
+              <w:pStyle w:val="Compact"/>
+              <w:jc w:val="right"/>
+            </w:pPr>
+            <w:r>
+              <w:t xml:space="preserve">1.50</w:t>
+            </w:r>
+          </w:p>
+        </w:tc>
+        <w:tc>
+          <w:tcPr/>
+          <w:p>
+            <w:pPr>
+              <w:pStyle w:val="Compact"/>
+              <w:jc w:val="right"/>
+            </w:pPr>
+            <w:r>
+              <w:t xml:space="preserve">666</w:t>
+            </w:r>
+          </w:p>
+        </w:tc>
+        <w:tc>
+          <w:tcPr/>
+          <w:p>
+            <w:pPr>
+              <w:pStyle w:val="Compact"/>
+              <w:jc w:val="right"/>
+            </w:pPr>
+            <w:r>
+              <w:t xml:space="preserve">0.697</w:t>
+            </w:r>
+          </w:p>
+        </w:tc>
+        <w:tc>
+          <w:tcPr/>
+          <w:p>
+            <w:pPr>
+              <w:pStyle w:val="Compact"/>
+            </w:pPr>
+            <w:r>
+              <w:t xml:space="preserve">[0.576, 0.804]</w:t>
+            </w:r>
+          </w:p>
+        </w:tc>
+        <w:tc>
+          <w:tcPr/>
+          <w:p>
+            <w:pPr>
+              <w:pStyle w:val="Compact"/>
+              <w:jc w:val="right"/>
+            </w:pPr>
+            <w:r>
+              <w:t xml:space="preserve">0.599</w:t>
+            </w:r>
+          </w:p>
+        </w:tc>
+        <w:tc>
+          <w:tcPr/>
+          <w:p>
+            <w:pPr>
+              <w:pStyle w:val="Compact"/>
+              <w:jc w:val="right"/>
+            </w:pPr>
+            <w:r>
+              <w:t xml:space="preserve">+0.098</w:t>
+            </w:r>
+          </w:p>
+        </w:tc>
+        <w:tc>
+          <w:tcPr/>
+          <w:p>
+            <w:pPr>
+              <w:pStyle w:val="Compact"/>
+              <w:jc w:val="right"/>
+            </w:pPr>
+            <w:r>
+              <w:t xml:space="preserve">0.932</w:t>
+            </w:r>
+          </w:p>
+        </w:tc>
+      </w:tr>
+      <w:tr>
+        <w:tc>
+          <w:tcPr/>
+          <w:p>
+            <w:pPr>
+              <w:pStyle w:val="Compact"/>
+              <w:jc w:val="right"/>
+            </w:pPr>
+            <w:r>
+              <w:t xml:space="preserve">2.00</w:t>
+            </w:r>
+          </w:p>
+        </w:tc>
+        <w:tc>
+          <w:tcPr/>
+          <w:p>
+            <w:pPr>
+              <w:pStyle w:val="Compact"/>
+              <w:jc w:val="right"/>
+            </w:pPr>
+            <w:r>
+              <w:t xml:space="preserve">452</w:t>
+            </w:r>
+          </w:p>
+        </w:tc>
+        <w:tc>
+          <w:tcPr/>
+          <w:p>
+            <w:pPr>
+              <w:pStyle w:val="Compact"/>
+              <w:jc w:val="right"/>
+            </w:pPr>
+            <w:r>
+              <w:t xml:space="preserve">0.620</w:t>
+            </w:r>
+          </w:p>
+        </w:tc>
+        <w:tc>
+          <w:tcPr/>
+          <w:p>
+            <w:pPr>
+              <w:pStyle w:val="Compact"/>
+            </w:pPr>
+            <w:r>
+              <w:t xml:space="preserve">[0.468, 0.775]</w:t>
+            </w:r>
+          </w:p>
+        </w:tc>
+        <w:tc>
+          <w:tcPr/>
+          <w:p>
+            <w:pPr>
+              <w:pStyle w:val="Compact"/>
+              <w:jc w:val="right"/>
+            </w:pPr>
+            <w:r>
+              <w:t xml:space="preserve">0.420</w:t>
+            </w:r>
+          </w:p>
+        </w:tc>
+        <w:tc>
+          <w:tcPr/>
+          <w:p>
+            <w:pPr>
+              <w:pStyle w:val="Compact"/>
+              <w:jc w:val="right"/>
+            </w:pPr>
+            <w:r>
+              <w:t xml:space="preserve">+0.200</w:t>
+            </w:r>
+          </w:p>
+        </w:tc>
+        <w:tc>
+          <w:tcPr/>
+          <w:p>
+            <w:pPr>
+              <w:pStyle w:val="Compact"/>
+              <w:jc w:val="right"/>
+            </w:pPr>
+            <w:r>
+              <w:t xml:space="preserve">0.956</w:t>
+            </w:r>
+          </w:p>
+        </w:tc>
+      </w:tr>
+    </w:tbl>
+    <w:p>
+      <w:pPr>
+        <w:pStyle w:val="BodyText"/>
+      </w:pPr>
+      <w:r>
+        <w:t xml:space="preserve">Two features of Table 2 deserve comment, and one of them is unfavourable. Accuracy rises</w:t>
+      </w:r>
+      <w:r>
+        <w:t xml:space="preserve"> </w:t>
+      </w:r>
+      <w:r>
+        <w:t xml:space="preserve">monotonically with the margin up to 1.5 kcal/mol for both MM/PBSA and FEP+, which is the</w:t>
+      </w:r>
+      <w:r>
+        <w:t xml:space="preserve"> </w:t>
+      </w:r>
+      <w:r>
+        <w:t xml:space="preserve">behaviour of a real but noisy signal: pairs that are further apart in affinity are easier to</w:t>
+      </w:r>
+      <w:r>
+        <w:t xml:space="preserve"> </w:t>
+      </w:r>
+      <w:r>
+        <w:t xml:space="preserve">order.</w:t>
+      </w:r>
+      <w:r>
+        <w:t xml:space="preserve"> </w:t>
+      </w:r>
+      <w:r>
+        <w:rPr>
+          <w:b/>
+          <w:bCs/>
+        </w:rPr>
+        <w:t xml:space="preserve">But at the chosen margin the edge over a heavy-atom count is only +0.022.</w:t>
+      </w:r>
+      <w:r>
+        <w:t xml:space="preserve"> </w:t>
+      </w:r>
+      <w:r>
+        <w:t xml:space="preserve">It becomes</w:t>
+      </w:r>
+      <w:r>
+        <w:t xml:space="preserve"> </w:t>
+      </w:r>
+      <w:r>
+        <w:t xml:space="preserve">substantial (+0.07 to +0.20) only for pairs separated by 1 kcal/mol or more. The method’s</w:t>
+      </w:r>
+      <w:r>
+        <w:t xml:space="preserve"> </w:t>
+      </w:r>
+      <w:r>
+        <w:t xml:space="preserve">advantage over the trivial descriptor within a three-atom window is therefore real but small,</w:t>
+      </w:r>
+      <w:r>
+        <w:t xml:space="preserve"> </w:t>
+      </w:r>
+      <w:r>
+        <w:t xml:space="preserve">and concentrated in the pairs that are easiest to tell apart. At</w:t>
+      </w:r>
+      <w:r>
+        <w:t xml:space="preserve"> </w:t>
+      </w:r>
+      <w:r>
+        <w:rPr>
+          <w:i/>
+          <w:iCs/>
+        </w:rPr>
+        <w:t xml:space="preserve">w</w:t>
+      </w:r>
+      <w:r>
+        <w:t xml:space="preserve"> </w:t>
+      </w:r>
+      <w:r>
+        <w:t xml:space="preserve">= 0, where the descriptor</w:t>
+      </w:r>
+      <w:r>
+        <w:t xml:space="preserve"> </w:t>
+      </w:r>
+      <w:r>
+        <w:t xml:space="preserve">has no information at all, the comparison does not arise.</w:t>
+      </w:r>
+    </w:p>
+    <w:p>
+      <w:pPr>
+        <w:pStyle w:val="BodyText"/>
+      </w:pPr>
+      <w:r>
+        <w:rPr>
+          <w:b/>
+          <w:bCs/>
+        </w:rPr>
+        <w:t xml:space="preserve">Uncertainty.</w:t>
+      </w:r>
+      <w:r>
+        <w:t xml:space="preserve"> </w:t>
+      </w:r>
+      <w:r>
+        <w:t xml:space="preserve">All pairwise intervals resample</w:t>
+      </w:r>
+      <w:r>
+        <w:t xml:space="preserve"> </w:t>
+      </w:r>
+      <w:r>
+        <w:rPr>
+          <w:b/>
+          <w:bCs/>
+        </w:rPr>
+        <w:t xml:space="preserve">compounds</w:t>
+      </w:r>
+      <w:r>
+        <w:t xml:space="preserve">, not pairs. This matters: the</w:t>
+      </w:r>
+      <w:r>
+        <w:t xml:space="preserve"> </w:t>
+      </w:r>
+      <w:r>
+        <w:rPr>
+          <w:i/>
+          <w:iCs/>
+        </w:rPr>
+        <w:t xml:space="preserve">n</w:t>
+      </w:r>
+      <w:r>
+        <w:t xml:space="preserve">(</w:t>
+      </w:r>
+      <w:r>
+        <w:rPr>
+          <w:i/>
+          <w:iCs/>
+        </w:rPr>
+        <w:t xml:space="preserve">n</w:t>
+      </w:r>
+      <w:r>
+        <w:t xml:space="preserve">−1)/2 pairs formed from</w:t>
+      </w:r>
+      <w:r>
+        <w:t xml:space="preserve"> </w:t>
+      </w:r>
+      <w:r>
+        <w:rPr>
+          <w:i/>
+          <w:iCs/>
+        </w:rPr>
+        <w:t xml:space="preserve">n</w:t>
+      </w:r>
+      <w:r>
+        <w:t xml:space="preserve"> </w:t>
+      </w:r>
+      <w:r>
+        <w:t xml:space="preserve">compounds are not independent draws, because every compound</w:t>
+      </w:r>
+      <w:r>
+        <w:t xml:space="preserve"> </w:t>
+      </w:r>
+      <w:r>
+        <w:t xml:space="preserve">appears in many pairs. Resampling pairs treats them as independent and badly understates the</w:t>
+      </w:r>
+      <w:r>
+        <w:t xml:space="preserve"> </w:t>
+      </w:r>
+      <w:r>
+        <w:t xml:space="preserve">uncertainty — on the exact-match band it returns [0.530, 0.693] where the correct</w:t>
+      </w:r>
+      <w:r>
+        <w:t xml:space="preserve"> </w:t>
+      </w:r>
+      <w:r>
+        <w:t xml:space="preserve">compound-level interval is [0.472, 0.720]. We resample compounds within each target (2,000</w:t>
+      </w:r>
+      <w:r>
+        <w:t xml:space="preserve"> </w:t>
+      </w:r>
+      <w:r>
+        <w:t xml:space="preserve">draws), rebuild the pair set from each resample, and combine targets for macro values (5,000</w:t>
+      </w:r>
+      <w:r>
+        <w:t xml:space="preserve"> </w:t>
+      </w:r>
+      <w:r>
+        <w:t xml:space="preserve">draws). Where Spearman correlations are reported the bootstrap resamples</w:t>
+      </w:r>
+      <w:r>
+        <w:t xml:space="preserve"> </w:t>
+      </w:r>
+      <w:r>
+        <w:rPr>
+          <w:b/>
+          <w:bCs/>
+        </w:rPr>
+        <w:t xml:space="preserve">receptor groups</w:t>
+      </w:r>
+      <w:r>
+        <w:t xml:space="preserve">.</w:t>
+      </w:r>
+    </w:p>
+    <w:p>
+      <w:pPr>
+        <w:pStyle w:val="BodyText"/>
+      </w:pPr>
+      <w:r>
+        <w:rPr>
+          <w:b/>
+          <w:bCs/>
+        </w:rPr>
+        <w:t xml:space="preserve">Controls.</w:t>
+      </w:r>
+      <w:r>
+        <w:t xml:space="preserve"> </w:t>
+      </w:r>
+      <w:r>
+        <w:t xml:space="preserve">Ligand heavy-atom count is computed on the same compounds with the same</w:t>
+      </w:r>
+      <w:r>
+        <w:t xml:space="preserve"> </w:t>
+      </w:r>
+      <w:r>
+        <w:t xml:space="preserve">estimator throughout. Censored measurements are retained and flagged in correlation analyses</w:t>
+      </w:r>
+      <w:r>
+        <w:t xml:space="preserve"> </w:t>
+      </w:r>
+      <w:r>
+        <w:t xml:space="preserve">and excluded from pairwise analyses where the ordering would be ambiguous.</w:t>
+      </w:r>
+    </w:p>
+    <w:p>
+      <w:pPr>
+        <w:pStyle w:val="BlockText"/>
+      </w:pPr>
+      <w:r>
+        <w:rPr>
+          <w:b/>
+          <w:bCs/>
+        </w:rPr>
         <w:t xml:space="preserve">Box 3 — How to read a pairwise accuracy</w:t>
       </w:r>
     </w:p>
@@ -2951,14 +5290,14 @@
         <w:t xml:space="preserve">unavailable.</w:t>
       </w:r>
     </w:p>
-    <w:bookmarkEnd w:id="40"/>
-    <w:bookmarkStart w:id="41" w:name="software"/>
+    <w:bookmarkEnd w:id="41"/>
+    <w:bookmarkStart w:id="42" w:name="consolidated-parameters"/>
     <w:p>
       <w:pPr>
         <w:pStyle w:val="Heading3"/>
       </w:pPr>
       <w:r>
-        <w:t xml:space="preserve">2.7 Software</w:t>
+        <w:t xml:space="preserve">2.7 Consolidated parameters</w:t>
       </w:r>
     </w:p>
     <w:p>
@@ -2966,7 +5305,1115 @@
         <w:pStyle w:val="FirstParagraph"/>
       </w:pPr>
       <w:r>
-        <w:t xml:space="preserve">AmberTools 25/26 (</w:t>
+        <w:t xml:space="preserve">Every setting required to reproduce the reported numbers, in one place.</w:t>
+      </w:r>
+    </w:p>
+    <w:tbl>
+      <w:tblPr>
+        <w:tblStyle w:val="Table"/>
+        <w:tblW w:type="pct" w:w="5000"/>
+        <w:tblLayout w:type="fixed"/>
+        <w:tblLook w:firstRow="1" w:lastRow="0" w:firstColumn="0" w:lastColumn="0" w:noHBand="0" w:noVBand="0" w:val="0020"/>
+      </w:tblPr>
+      <w:tblGrid>
+        <w:gridCol w:w="2640"/>
+        <w:gridCol w:w="2640"/>
+        <w:gridCol w:w="2640"/>
+      </w:tblGrid>
+      <w:tr>
+        <w:trPr>
+          <w:tblHeader w:val="on"/>
+        </w:trPr>
+        <w:tc>
+          <w:tcPr/>
+          <w:p>
+            <w:pPr>
+              <w:pStyle w:val="Compact"/>
+            </w:pPr>
+            <w:r>
+              <w:t xml:space="preserve">stage</w:t>
+            </w:r>
+          </w:p>
+        </w:tc>
+        <w:tc>
+          <w:tcPr/>
+          <w:p>
+            <w:pPr>
+              <w:pStyle w:val="Compact"/>
+            </w:pPr>
+            <w:r>
+              <w:t xml:space="preserve">parameter</w:t>
+            </w:r>
+          </w:p>
+        </w:tc>
+        <w:tc>
+          <w:tcPr/>
+          <w:p>
+            <w:pPr>
+              <w:pStyle w:val="Compact"/>
+            </w:pPr>
+            <w:r>
+              <w:t xml:space="preserve">value</w:t>
+            </w:r>
+          </w:p>
+        </w:tc>
+      </w:tr>
+      <w:tr>
+        <w:tc>
+          <w:tcPr/>
+          <w:p>
+            <w:pPr>
+              <w:pStyle w:val="Compact"/>
+            </w:pPr>
+            <w:r>
+              <w:t xml:space="preserve">preparation</w:t>
+            </w:r>
+          </w:p>
+        </w:tc>
+        <w:tc>
+          <w:tcPr/>
+          <w:p>
+            <w:pPr>
+              <w:pStyle w:val="Compact"/>
+            </w:pPr>
+            <w:r>
+              <w:rPr>
+                <w:rStyle w:val="VerbatimChar"/>
+              </w:rPr>
+              <w:t xml:space="preserve">pdb4amber</w:t>
+            </w:r>
+            <w:r>
+              <w:t xml:space="preserve"> </w:t>
+            </w:r>
+            <w:r>
+              <w:t xml:space="preserve">passes</w:t>
+            </w:r>
+          </w:p>
+        </w:tc>
+        <w:tc>
+          <w:tcPr/>
+          <w:p>
+            <w:pPr>
+              <w:pStyle w:val="Compact"/>
+            </w:pPr>
+            <w:r>
+              <w:t xml:space="preserve">two; first retains prepared hydrogens, second strips with</w:t>
+            </w:r>
+            <w:r>
+              <w:t xml:space="preserve"> </w:t>
+            </w:r>
+            <w:r>
+              <w:rPr>
+                <w:rStyle w:val="VerbatimChar"/>
+              </w:rPr>
+              <w:t xml:space="preserve">-y</w:t>
+            </w:r>
+          </w:p>
+        </w:tc>
+      </w:tr>
+      <w:tr>
+        <w:tc>
+          <w:tcPr/>
+          <w:p>
+            <w:pPr>
+              <w:pStyle w:val="Compact"/>
+            </w:pPr>
+          </w:p>
+        </w:tc>
+        <w:tc>
+          <w:tcPr/>
+          <w:p>
+            <w:pPr>
+              <w:pStyle w:val="Compact"/>
+            </w:pPr>
+            <w:r>
+              <w:t xml:space="preserve">spurious</w:t>
+            </w:r>
+            <w:r>
+              <w:t xml:space="preserve"> </w:t>
+            </w:r>
+            <w:r>
+              <w:rPr>
+                <w:rStyle w:val="VerbatimChar"/>
+              </w:rPr>
+              <w:t xml:space="preserve">TER</w:t>
+            </w:r>
+            <w:r>
+              <w:t xml:space="preserve"> </w:t>
+            </w:r>
+            <w:r>
+              <w:t xml:space="preserve">removal</w:t>
+            </w:r>
+          </w:p>
+        </w:tc>
+        <w:tc>
+          <w:tcPr/>
+          <w:p>
+            <w:pPr>
+              <w:pStyle w:val="Compact"/>
+            </w:pPr>
+            <w:r>
+              <w:t xml:space="preserve">deleted where flanking C–N &lt; 2.0 Å</w:t>
+            </w:r>
+          </w:p>
+        </w:tc>
+      </w:tr>
+      <w:tr>
+        <w:tc>
+          <w:tcPr/>
+          <w:p>
+            <w:pPr>
+              <w:pStyle w:val="Compact"/>
+            </w:pPr>
+          </w:p>
+        </w:tc>
+        <w:tc>
+          <w:tcPr/>
+          <w:p>
+            <w:pPr>
+              <w:pStyle w:val="Compact"/>
+            </w:pPr>
+            <w:r>
+              <w:t xml:space="preserve">disulfide detection</w:t>
+            </w:r>
+          </w:p>
+        </w:tc>
+        <w:tc>
+          <w:tcPr/>
+          <w:p>
+            <w:pPr>
+              <w:pStyle w:val="Compact"/>
+            </w:pPr>
+            <w:r>
+              <w:t xml:space="preserve">geometric, S–S &lt; 2.5 Å</w:t>
+            </w:r>
+          </w:p>
+        </w:tc>
+      </w:tr>
+      <w:tr>
+        <w:tc>
+          <w:tcPr/>
+          <w:p>
+            <w:pPr>
+              <w:pStyle w:val="Compact"/>
+            </w:pPr>
+          </w:p>
+        </w:tc>
+        <w:tc>
+          <w:tcPr/>
+          <w:p>
+            <w:pPr>
+              <w:pStyle w:val="Compact"/>
+            </w:pPr>
+            <w:r>
+              <w:t xml:space="preserve">quality screen</w:t>
+            </w:r>
+          </w:p>
+        </w:tc>
+        <w:tc>
+          <w:tcPr/>
+          <w:p>
+            <w:pPr>
+              <w:pStyle w:val="Compact"/>
+            </w:pPr>
+            <w:r>
+              <w:t xml:space="preserve">exclude any complex with VDWAALS &gt; 0</w:t>
+            </w:r>
+          </w:p>
+        </w:tc>
+      </w:tr>
+      <w:tr>
+        <w:tc>
+          <w:tcPr/>
+          <w:p>
+            <w:pPr>
+              <w:pStyle w:val="Compact"/>
+            </w:pPr>
+            <w:r>
+              <w:t xml:space="preserve">force field</w:t>
+            </w:r>
+          </w:p>
+        </w:tc>
+        <w:tc>
+          <w:tcPr/>
+          <w:p>
+            <w:pPr>
+              <w:pStyle w:val="Compact"/>
+            </w:pPr>
+            <w:r>
+              <w:t xml:space="preserve">protein</w:t>
+            </w:r>
+          </w:p>
+        </w:tc>
+        <w:tc>
+          <w:tcPr/>
+          <w:p>
+            <w:pPr>
+              <w:pStyle w:val="Compact"/>
+            </w:pPr>
+            <w:r>
+              <w:rPr>
+                <w:rStyle w:val="VerbatimChar"/>
+              </w:rPr>
+              <w:t xml:space="preserve">oldff/leaprc.ff03</w:t>
+            </w:r>
+            <w:r>
+              <w:t xml:space="preserve"> </w:t>
+            </w:r>
+            <w:r>
+              <w:t xml:space="preserve">(comparison arms: ff14SB, ff19SB)</w:t>
+            </w:r>
+          </w:p>
+        </w:tc>
+      </w:tr>
+      <w:tr>
+        <w:tc>
+          <w:tcPr/>
+          <w:p>
+            <w:pPr>
+              <w:pStyle w:val="Compact"/>
+            </w:pPr>
+          </w:p>
+        </w:tc>
+        <w:tc>
+          <w:tcPr/>
+          <w:p>
+            <w:pPr>
+              <w:pStyle w:val="Compact"/>
+            </w:pPr>
+            <w:r>
+              <w:t xml:space="preserve">ligand / ncAA side chain</w:t>
+            </w:r>
+          </w:p>
+        </w:tc>
+        <w:tc>
+          <w:tcPr/>
+          <w:p>
+            <w:pPr>
+              <w:pStyle w:val="Compact"/>
+            </w:pPr>
+            <w:r>
+              <w:t xml:space="preserve">GAFF2, AM1-BCC charges</w:t>
+            </w:r>
+          </w:p>
+        </w:tc>
+      </w:tr>
+      <w:tr>
+        <w:tc>
+          <w:tcPr/>
+          <w:p>
+            <w:pPr>
+              <w:pStyle w:val="Compact"/>
+            </w:pPr>
+          </w:p>
+        </w:tc>
+        <w:tc>
+          <w:tcPr/>
+          <w:p>
+            <w:pPr>
+              <w:pStyle w:val="Compact"/>
+            </w:pPr>
+            <w:r>
+              <w:t xml:space="preserve">phosphotyrosine</w:t>
+            </w:r>
+          </w:p>
+        </w:tc>
+        <w:tc>
+          <w:tcPr/>
+          <w:p>
+            <w:pPr>
+              <w:pStyle w:val="Compact"/>
+            </w:pPr>
+            <w:r>
+              <w:rPr>
+                <w:rStyle w:val="VerbatimChar"/>
+              </w:rPr>
+              <w:t xml:space="preserve">leaprc.phosaa10</w:t>
+            </w:r>
+          </w:p>
+        </w:tc>
+      </w:tr>
+      <w:tr>
+        <w:tc>
+          <w:tcPr/>
+          <w:p>
+            <w:pPr>
+              <w:pStyle w:val="Compact"/>
+            </w:pPr>
+          </w:p>
+        </w:tc>
+        <w:tc>
+          <w:tcPr/>
+          <w:p>
+            <w:pPr>
+              <w:pStyle w:val="Compact"/>
+            </w:pPr>
+            <w:r>
+              <w:t xml:space="preserve">ncAA alpha-carbon type</w:t>
+            </w:r>
+          </w:p>
+        </w:tc>
+        <w:tc>
+          <w:tcPr/>
+          <w:p>
+            <w:pPr>
+              <w:pStyle w:val="Compact"/>
+            </w:pPr>
+            <w:r>
+              <w:t xml:space="preserve">CT under ff03/ff99; CX under ff14SB/ff19SB</w:t>
+            </w:r>
+          </w:p>
+        </w:tc>
+      </w:tr>
+      <w:tr>
+        <w:tc>
+          <w:tcPr/>
+          <w:p>
+            <w:pPr>
+              <w:pStyle w:val="Compact"/>
+            </w:pPr>
+            <w:r>
+              <w:t xml:space="preserve">minimisation</w:t>
+            </w:r>
+          </w:p>
+        </w:tc>
+        <w:tc>
+          <w:tcPr/>
+          <w:p>
+            <w:pPr>
+              <w:pStyle w:val="Compact"/>
+            </w:pPr>
+            <w:r>
+              <w:t xml:space="preserve">engine</w:t>
+            </w:r>
+          </w:p>
+        </w:tc>
+        <w:tc>
+          <w:tcPr/>
+          <w:p>
+            <w:pPr>
+              <w:pStyle w:val="Compact"/>
+            </w:pPr>
+            <w:r>
+              <w:t xml:space="preserve">OpenMM 8, CUDA, mixed precision</w:t>
+            </w:r>
+          </w:p>
+        </w:tc>
+      </w:tr>
+      <w:tr>
+        <w:tc>
+          <w:tcPr/>
+          <w:p>
+            <w:pPr>
+              <w:pStyle w:val="Compact"/>
+            </w:pPr>
+          </w:p>
+        </w:tc>
+        <w:tc>
+          <w:tcPr/>
+          <w:p>
+            <w:pPr>
+              <w:pStyle w:val="Compact"/>
+            </w:pPr>
+            <w:r>
+              <w:t xml:space="preserve">implicit solvent</w:t>
+            </w:r>
+          </w:p>
+        </w:tc>
+        <w:tc>
+          <w:tcPr/>
+          <w:p>
+            <w:pPr>
+              <w:pStyle w:val="Compact"/>
+            </w:pPr>
+            <w:r>
+              <w:t xml:space="preserve">OBC1 (</w:t>
+            </w:r>
+            <w:r>
+              <w:rPr>
+                <w:rStyle w:val="VerbatimChar"/>
+              </w:rPr>
+              <w:t xml:space="preserve">igb=2</w:t>
+            </w:r>
+            <w:r>
+              <w:t xml:space="preserve"> </w:t>
+            </w:r>
+            <w:r>
+              <w:t xml:space="preserve">equivalent), solute dielectric 1.0, solvent 80.0</w:t>
+            </w:r>
+          </w:p>
+        </w:tc>
+      </w:tr>
+      <w:tr>
+        <w:tc>
+          <w:tcPr/>
+          <w:p>
+            <w:pPr>
+              <w:pStyle w:val="Compact"/>
+            </w:pPr>
+          </w:p>
+        </w:tc>
+        <w:tc>
+          <w:tcPr/>
+          <w:p>
+            <w:pPr>
+              <w:pStyle w:val="Compact"/>
+            </w:pPr>
+            <w:r>
+              <w:t xml:space="preserve">cutoff</w:t>
+            </w:r>
+          </w:p>
+        </w:tc>
+        <w:tc>
+          <w:tcPr/>
+          <w:p>
+            <w:pPr>
+              <w:pStyle w:val="Compact"/>
+            </w:pPr>
+            <w:r>
+              <w:t xml:space="preserve">none (</w:t>
+            </w:r>
+            <w:r>
+              <w:rPr>
+                <w:rStyle w:val="VerbatimChar"/>
+              </w:rPr>
+              <w:t xml:space="preserve">NoCutoff</w:t>
+            </w:r>
+            <w:r>
+              <w:t xml:space="preserve">, equivalent to</w:t>
+            </w:r>
+            <w:r>
+              <w:t xml:space="preserve"> </w:t>
+            </w:r>
+            <w:r>
+              <w:rPr>
+                <w:rStyle w:val="VerbatimChar"/>
+              </w:rPr>
+              <w:t xml:space="preserve">cut=1000</w:t>
+            </w:r>
+            <w:r>
+              <w:t xml:space="preserve">)</w:t>
+            </w:r>
+          </w:p>
+        </w:tc>
+      </w:tr>
+      <w:tr>
+        <w:tc>
+          <w:tcPr/>
+          <w:p>
+            <w:pPr>
+              <w:pStyle w:val="Compact"/>
+            </w:pPr>
+          </w:p>
+        </w:tc>
+        <w:tc>
+          <w:tcPr/>
+          <w:p>
+            <w:pPr>
+              <w:pStyle w:val="Compact"/>
+            </w:pPr>
+            <w:r>
+              <w:t xml:space="preserve">optimiser / cap</w:t>
+            </w:r>
+          </w:p>
+        </w:tc>
+        <w:tc>
+          <w:tcPr/>
+          <w:p>
+            <w:pPr>
+              <w:pStyle w:val="Compact"/>
+            </w:pPr>
+            <w:r>
+              <w:t xml:space="preserve">L-BFGS,</w:t>
+            </w:r>
+            <w:r>
+              <w:t xml:space="preserve"> </w:t>
+            </w:r>
+            <w:r>
+              <w:rPr>
+                <w:b/>
+                <w:bCs/>
+              </w:rPr>
+              <w:t xml:space="preserve">500 iterations</w:t>
+            </w:r>
+            <w:r>
+              <w:t xml:space="preserve"> </w:t>
+            </w:r>
+            <w:r>
+              <w:t xml:space="preserve">(calibrated to sander drift, §2.4)</w:t>
+            </w:r>
+          </w:p>
+        </w:tc>
+      </w:tr>
+      <w:tr>
+        <w:tc>
+          <w:tcPr/>
+          <w:p>
+            <w:pPr>
+              <w:pStyle w:val="Compact"/>
+            </w:pPr>
+          </w:p>
+        </w:tc>
+        <w:tc>
+          <w:tcPr/>
+          <w:p>
+            <w:pPr>
+              <w:pStyle w:val="Compact"/>
+            </w:pPr>
+            <w:r>
+              <w:t xml:space="preserve">reference settings</w:t>
+            </w:r>
+          </w:p>
+        </w:tc>
+        <w:tc>
+          <w:tcPr/>
+          <w:p>
+            <w:pPr>
+              <w:pStyle w:val="Compact"/>
+            </w:pPr>
+            <w:r>
+              <w:rPr>
+                <w:rStyle w:val="VerbatimChar"/>
+              </w:rPr>
+              <w:t xml:space="preserve">imin=1, maxcyc=5000, ncyc=2000, cut=1000.0, igb=2</w:t>
+            </w:r>
+          </w:p>
+        </w:tc>
+      </w:tr>
+      <w:tr>
+        <w:tc>
+          <w:tcPr/>
+          <w:p>
+            <w:pPr>
+              <w:pStyle w:val="Compact"/>
+            </w:pPr>
+            <w:r>
+              <w:t xml:space="preserve">scoring</w:t>
+            </w:r>
+          </w:p>
+        </w:tc>
+        <w:tc>
+          <w:tcPr/>
+          <w:p>
+            <w:pPr>
+              <w:pStyle w:val="Compact"/>
+            </w:pPr>
+            <w:r>
+              <w:t xml:space="preserve">engine</w:t>
+            </w:r>
+          </w:p>
+        </w:tc>
+        <w:tc>
+          <w:tcPr/>
+          <w:p>
+            <w:pPr>
+              <w:pStyle w:val="Compact"/>
+            </w:pPr>
+            <w:r>
+              <w:rPr>
+                <w:rStyle w:val="VerbatimChar"/>
+              </w:rPr>
+              <w:t xml:space="preserve">MMPBSA.py</w:t>
+            </w:r>
+            <w:r>
+              <w:t xml:space="preserve">, single-trajectory</w:t>
+            </w:r>
+          </w:p>
+        </w:tc>
+      </w:tr>
+      <w:tr>
+        <w:tc>
+          <w:tcPr/>
+          <w:p>
+            <w:pPr>
+              <w:pStyle w:val="Compact"/>
+            </w:pPr>
+          </w:p>
+        </w:tc>
+        <w:tc>
+          <w:tcPr/>
+          <w:p>
+            <w:pPr>
+              <w:pStyle w:val="Compact"/>
+            </w:pPr>
+            <w:r>
+              <w:t xml:space="preserve">solver</w:t>
+            </w:r>
+          </w:p>
+        </w:tc>
+        <w:tc>
+          <w:tcPr/>
+          <w:p>
+            <w:pPr>
+              <w:pStyle w:val="Compact"/>
+            </w:pPr>
+            <w:r>
+              <w:t xml:space="preserve">Poisson–Boltzmann, internal PBSA</w:t>
+            </w:r>
+          </w:p>
+        </w:tc>
+      </w:tr>
+      <w:tr>
+        <w:tc>
+          <w:tcPr/>
+          <w:p>
+            <w:pPr>
+              <w:pStyle w:val="Compact"/>
+            </w:pPr>
+          </w:p>
+        </w:tc>
+        <w:tc>
+          <w:tcPr/>
+          <w:p>
+            <w:pPr>
+              <w:pStyle w:val="Compact"/>
+            </w:pPr>
+            <w:r>
+              <w:t xml:space="preserve">interior dielectric</w:t>
+            </w:r>
+          </w:p>
+        </w:tc>
+        <w:tc>
+          <w:tcPr/>
+          <w:p>
+            <w:pPr>
+              <w:pStyle w:val="Compact"/>
+            </w:pPr>
+            <w:r>
+              <w:rPr>
+                <w:b/>
+                <w:bCs/>
+              </w:rPr>
+              <w:t xml:space="preserve">2.0</w:t>
+            </w:r>
+            <w:r>
+              <w:t xml:space="preserve"> </w:t>
+            </w:r>
+            <w:r>
+              <w:t xml:space="preserve">(arms at 1.0 and 4.0 also computed)</w:t>
+            </w:r>
+          </w:p>
+        </w:tc>
+      </w:tr>
+      <w:tr>
+        <w:tc>
+          <w:tcPr/>
+          <w:p>
+            <w:pPr>
+              <w:pStyle w:val="Compact"/>
+            </w:pPr>
+          </w:p>
+        </w:tc>
+        <w:tc>
+          <w:tcPr/>
+          <w:p>
+            <w:pPr>
+              <w:pStyle w:val="Compact"/>
+            </w:pPr>
+            <w:r>
+              <w:t xml:space="preserve">exterior dielectric</w:t>
+            </w:r>
+          </w:p>
+        </w:tc>
+        <w:tc>
+          <w:tcPr/>
+          <w:p>
+            <w:pPr>
+              <w:pStyle w:val="Compact"/>
+            </w:pPr>
+            <w:r>
+              <w:t xml:space="preserve">80.0</w:t>
+            </w:r>
+          </w:p>
+        </w:tc>
+      </w:tr>
+      <w:tr>
+        <w:tc>
+          <w:tcPr/>
+          <w:p>
+            <w:pPr>
+              <w:pStyle w:val="Compact"/>
+            </w:pPr>
+          </w:p>
+        </w:tc>
+        <w:tc>
+          <w:tcPr/>
+          <w:p>
+            <w:pPr>
+              <w:pStyle w:val="Compact"/>
+            </w:pPr>
+            <w:r>
+              <w:t xml:space="preserve">nonpolar model</w:t>
+            </w:r>
+          </w:p>
+        </w:tc>
+        <w:tc>
+          <w:tcPr/>
+          <w:p>
+            <w:pPr>
+              <w:pStyle w:val="Compact"/>
+            </w:pPr>
+            <w:r>
+              <w:t xml:space="preserve">LCPO,</w:t>
+            </w:r>
+            <w:r>
+              <w:t xml:space="preserve"> </w:t>
+            </w:r>
+            <w:r>
+              <w:rPr>
+                <w:rStyle w:val="VerbatimChar"/>
+              </w:rPr>
+              <w:t xml:space="preserve">inp=1</w:t>
+            </w:r>
+            <w:r>
+              <w:t xml:space="preserve">,</w:t>
+            </w:r>
+            <w:r>
+              <w:t xml:space="preserve"> </w:t>
+            </w:r>
+            <w:r>
+              <w:rPr>
+                <w:rStyle w:val="VerbatimChar"/>
+              </w:rPr>
+              <w:t xml:space="preserve">cavity_surften=0.0072</w:t>
+            </w:r>
+            <w:r>
+              <w:t xml:space="preserve">,</w:t>
+            </w:r>
+            <w:r>
+              <w:t xml:space="preserve"> </w:t>
+            </w:r>
+            <w:r>
+              <w:rPr>
+                <w:rStyle w:val="VerbatimChar"/>
+              </w:rPr>
+              <w:t xml:space="preserve">cavity_offset=0</w:t>
+            </w:r>
+          </w:p>
+        </w:tc>
+      </w:tr>
+      <w:tr>
+        <w:tc>
+          <w:tcPr/>
+          <w:p>
+            <w:pPr>
+              <w:pStyle w:val="Compact"/>
+            </w:pPr>
+          </w:p>
+        </w:tc>
+        <w:tc>
+          <w:tcPr/>
+          <w:p>
+            <w:pPr>
+              <w:pStyle w:val="Compact"/>
+            </w:pPr>
+            <w:r>
+              <w:t xml:space="preserve">entropy</w:t>
+            </w:r>
+          </w:p>
+        </w:tc>
+        <w:tc>
+          <w:tcPr/>
+          <w:p>
+            <w:pPr>
+              <w:pStyle w:val="Compact"/>
+            </w:pPr>
+            <w:r>
+              <w:rPr>
+                <w:b/>
+                <w:bCs/>
+              </w:rPr>
+              <w:t xml:space="preserve">not computed</w:t>
+            </w:r>
+          </w:p>
+        </w:tc>
+      </w:tr>
+      <w:tr>
+        <w:tc>
+          <w:tcPr/>
+          <w:p>
+            <w:pPr>
+              <w:pStyle w:val="Compact"/>
+            </w:pPr>
+          </w:p>
+        </w:tc>
+        <w:tc>
+          <w:tcPr/>
+          <w:p>
+            <w:pPr>
+              <w:pStyle w:val="Compact"/>
+            </w:pPr>
+            <w:r>
+              <w:t xml:space="preserve">dielectric injection</w:t>
+            </w:r>
+          </w:p>
+        </w:tc>
+        <w:tc>
+          <w:tcPr/>
+          <w:p>
+            <w:pPr>
+              <w:pStyle w:val="Compact"/>
+            </w:pPr>
+            <w:r>
+              <w:rPr>
+                <w:rStyle w:val="VerbatimChar"/>
+              </w:rPr>
+              <w:t xml:space="preserve">use_sander=1</w:t>
+            </w:r>
+            <w:r>
+              <w:t xml:space="preserve"> </w:t>
+            </w:r>
+            <w:r>
+              <w:t xml:space="preserve">→</w:t>
+            </w:r>
+            <w:r>
+              <w:t xml:space="preserve"> </w:t>
+            </w:r>
+            <w:r>
+              <w:rPr>
+                <w:rStyle w:val="VerbatimChar"/>
+              </w:rPr>
+              <w:t xml:space="preserve">-make-mdins</w:t>
+            </w:r>
+            <w:r>
+              <w:t xml:space="preserve"> </w:t>
+            </w:r>
+            <w:r>
+              <w:t xml:space="preserve">→ edit</w:t>
+            </w:r>
+            <w:r>
+              <w:t xml:space="preserve"> </w:t>
+            </w:r>
+            <w:r>
+              <w:rPr>
+                <w:rStyle w:val="VerbatimChar"/>
+              </w:rPr>
+              <w:t xml:space="preserve">_MM_gb.mdin</w:t>
+            </w:r>
+            <w:r>
+              <w:t xml:space="preserve"> </w:t>
+            </w:r>
+            <w:r>
+              <w:t xml:space="preserve">→</w:t>
+            </w:r>
+            <w:r>
+              <w:t xml:space="preserve"> </w:t>
+            </w:r>
+            <w:r>
+              <w:rPr>
+                <w:rStyle w:val="VerbatimChar"/>
+              </w:rPr>
+              <w:t xml:space="preserve">-use-mdins</w:t>
+            </w:r>
+          </w:p>
+        </w:tc>
+      </w:tr>
+      <w:tr>
+        <w:tc>
+          <w:tcPr/>
+          <w:p>
+            <w:pPr>
+              <w:pStyle w:val="Compact"/>
+            </w:pPr>
+            <w:r>
+              <w:t xml:space="preserve">statistics</w:t>
+            </w:r>
+          </w:p>
+        </w:tc>
+        <w:tc>
+          <w:tcPr/>
+          <w:p>
+            <w:pPr>
+              <w:pStyle w:val="Compact"/>
+            </w:pPr>
+            <w:r>
+              <w:t xml:space="preserve">primary estimator</w:t>
+            </w:r>
+          </w:p>
+        </w:tc>
+        <w:tc>
+          <w:tcPr/>
+          <w:p>
+            <w:pPr>
+              <w:pStyle w:val="Compact"/>
+            </w:pPr>
+            <w:r>
+              <w:t xml:space="preserve">Spearman ρ within receptor group, equal weight per target</w:t>
+            </w:r>
+          </w:p>
+        </w:tc>
+      </w:tr>
+      <w:tr>
+        <w:tc>
+          <w:tcPr/>
+          <w:p>
+            <w:pPr>
+              <w:pStyle w:val="Compact"/>
+            </w:pPr>
+          </w:p>
+        </w:tc>
+        <w:tc>
+          <w:tcPr/>
+          <w:p>
+            <w:pPr>
+              <w:pStyle w:val="Compact"/>
+            </w:pPr>
+            <w:r>
+              <w:t xml:space="preserve">decisive-pair margin</w:t>
+            </w:r>
+          </w:p>
+        </w:tc>
+        <w:tc>
+          <w:tcPr/>
+          <w:p>
+            <w:pPr>
+              <w:pStyle w:val="Compact"/>
+            </w:pPr>
+            <w:r>
+              <w:t xml:space="preserve">0.5 kcal/mol (sensitivity, Table 2)</w:t>
+            </w:r>
+          </w:p>
+        </w:tc>
+      </w:tr>
+      <w:tr>
+        <w:tc>
+          <w:tcPr/>
+          <w:p>
+            <w:pPr>
+              <w:pStyle w:val="Compact"/>
+            </w:pPr>
+          </w:p>
+        </w:tc>
+        <w:tc>
+          <w:tcPr/>
+          <w:p>
+            <w:pPr>
+              <w:pStyle w:val="Compact"/>
+            </w:pPr>
+            <w:r>
+              <w:t xml:space="preserve">size windows</w:t>
+            </w:r>
+          </w:p>
+        </w:tc>
+        <w:tc>
+          <w:tcPr/>
+          <w:p>
+            <w:pPr>
+              <w:pStyle w:val="Compact"/>
+            </w:pPr>
+            <w:r>
+              <w:t xml:space="preserve">0 and 3 heavy atoms</w:t>
+            </w:r>
+          </w:p>
+        </w:tc>
+      </w:tr>
+      <w:tr>
+        <w:tc>
+          <w:tcPr/>
+          <w:p>
+            <w:pPr>
+              <w:pStyle w:val="Compact"/>
+            </w:pPr>
+          </w:p>
+        </w:tc>
+        <w:tc>
+          <w:tcPr/>
+          <w:p>
+            <w:pPr>
+              <w:pStyle w:val="Compact"/>
+            </w:pPr>
+            <w:r>
+              <w:t xml:space="preserve">bootstrap unit</w:t>
+            </w:r>
+          </w:p>
+        </w:tc>
+        <w:tc>
+          <w:tcPr/>
+          <w:p>
+            <w:pPr>
+              <w:pStyle w:val="Compact"/>
+            </w:pPr>
+            <w:r>
+              <w:rPr>
+                <w:b/>
+                <w:bCs/>
+              </w:rPr>
+              <w:t xml:space="preserve">compounds</w:t>
+            </w:r>
+            <w:r>
+              <w:t xml:space="preserve"> </w:t>
+            </w:r>
+            <w:r>
+              <w:t xml:space="preserve">(pairwise) or</w:t>
+            </w:r>
+            <w:r>
+              <w:t xml:space="preserve"> </w:t>
+            </w:r>
+            <w:r>
+              <w:rPr>
+                <w:b/>
+                <w:bCs/>
+              </w:rPr>
+              <w:t xml:space="preserve">receptor groups</w:t>
+            </w:r>
+            <w:r>
+              <w:t xml:space="preserve"> </w:t>
+            </w:r>
+            <w:r>
+              <w:t xml:space="preserve">(correlations)</w:t>
+            </w:r>
+          </w:p>
+        </w:tc>
+      </w:tr>
+      <w:tr>
+        <w:tc>
+          <w:tcPr/>
+          <w:p>
+            <w:pPr>
+              <w:pStyle w:val="Compact"/>
+            </w:pPr>
+          </w:p>
+        </w:tc>
+        <w:tc>
+          <w:tcPr/>
+          <w:p>
+            <w:pPr>
+              <w:pStyle w:val="Compact"/>
+            </w:pPr>
+            <w:r>
+              <w:t xml:space="preserve">resamples</w:t>
+            </w:r>
+          </w:p>
+        </w:tc>
+        <w:tc>
+          <w:tcPr/>
+          <w:p>
+            <w:pPr>
+              <w:pStyle w:val="Compact"/>
+            </w:pPr>
+            <w:r>
+              <w:t xml:space="preserve">2,000 within target; 5,000 for macro</w:t>
+            </w:r>
+          </w:p>
+        </w:tc>
+      </w:tr>
+    </w:tbl>
+    <w:bookmarkEnd w:id="42"/>
+    <w:bookmarkStart w:id="43" w:name="software-hardware-and-code-map"/>
+    <w:p>
+      <w:pPr>
+        <w:pStyle w:val="Heading3"/>
+      </w:pPr>
+      <w:r>
+        <w:t xml:space="preserve">2.8 Software, hardware and code map</w:t>
+      </w:r>
+    </w:p>
+    <w:p>
+      <w:pPr>
+        <w:pStyle w:val="FirstParagraph"/>
+      </w:pPr>
+      <w:r>
+        <w:t xml:space="preserve">AmberTools 25 and 26 (</w:t>
       </w:r>
       <w:r>
         <w:rPr>
@@ -3041,13 +6488,616 @@
         <w:t xml:space="preserve"> </w:t>
       </w:r>
       <w:r>
-        <w:t xml:space="preserve">OpenMM 8 (CUDA, mixed precision); RDKit 2025.03/2026.03; ParmEd; NumPy, SciPy, pandas; UCSF</w:t>
-      </w:r>
-      <w:r>
-        <w:t xml:space="preserve"> </w:t>
-      </w:r>
-      <w:r>
-        <w:t xml:space="preserve">ChimeraX 1.12 for visualisation. Hardware: NVIDIA RTX PRO 6000 Blackwell and NVIDIA H100 80GB.</w:t>
+        <w:t xml:space="preserve">OpenMM 8; RDKit 2025.03 and 2026.03; ParmEd; NumPy, SciPy, pandas; UCSF ChimeraX 1.12 for</w:t>
+      </w:r>
+      <w:r>
+        <w:t xml:space="preserve"> </w:t>
+      </w:r>
+      <w:r>
+        <w:t xml:space="preserve">visualisation. Hardware: NVIDIA RTX PRO 6000 Blackwell (local) and NVIDIA H100 80GB (Digital</w:t>
+      </w:r>
+      <w:r>
+        <w:t xml:space="preserve"> </w:t>
+      </w:r>
+      <w:r>
+        <w:t xml:space="preserve">Research Alliance of Canada).</w:t>
+      </w:r>
+    </w:p>
+    <w:p>
+      <w:pPr>
+        <w:pStyle w:val="BodyText"/>
+      </w:pPr>
+      <w:r>
+        <w:t xml:space="preserve">Each methods step maps to a specific script in the deposited repository:</w:t>
+      </w:r>
+    </w:p>
+    <w:tbl>
+      <w:tblPr>
+        <w:tblStyle w:val="Table"/>
+        <w:tblW w:type="pct" w:w="5000"/>
+        <w:tblLayout w:type="fixed"/>
+        <w:tblLook w:firstRow="1" w:lastRow="0" w:firstColumn="0" w:lastColumn="0" w:noHBand="0" w:noVBand="0" w:val="0020"/>
+      </w:tblPr>
+      <w:tblGrid>
+        <w:gridCol w:w="2640"/>
+        <w:gridCol w:w="2640"/>
+        <w:gridCol w:w="2640"/>
+      </w:tblGrid>
+      <w:tr>
+        <w:trPr>
+          <w:tblHeader w:val="on"/>
+        </w:trPr>
+        <w:tc>
+          <w:tcPr/>
+          <w:p>
+            <w:pPr>
+              <w:pStyle w:val="Compact"/>
+            </w:pPr>
+            <w:r>
+              <w:t xml:space="preserve">section</w:t>
+            </w:r>
+          </w:p>
+        </w:tc>
+        <w:tc>
+          <w:tcPr/>
+          <w:p>
+            <w:pPr>
+              <w:pStyle w:val="Compact"/>
+            </w:pPr>
+            <w:r>
+              <w:t xml:space="preserve">step</w:t>
+            </w:r>
+          </w:p>
+        </w:tc>
+        <w:tc>
+          <w:tcPr/>
+          <w:p>
+            <w:pPr>
+              <w:pStyle w:val="Compact"/>
+            </w:pPr>
+            <w:r>
+              <w:t xml:space="preserve">script</w:t>
+            </w:r>
+          </w:p>
+        </w:tc>
+      </w:tr>
+      <w:tr>
+        <w:tc>
+          <w:tcPr/>
+          <w:p>
+            <w:pPr>
+              <w:pStyle w:val="Compact"/>
+            </w:pPr>
+            <w:r>
+              <w:t xml:space="preserve">2.2–2.5</w:t>
+            </w:r>
+          </w:p>
+        </w:tc>
+        <w:tc>
+          <w:tcPr/>
+          <w:p>
+            <w:pPr>
+              <w:pStyle w:val="Compact"/>
+            </w:pPr>
+            <w:r>
+              <w:t xml:space="preserve">full protocol, one complex</w:t>
+            </w:r>
+          </w:p>
+        </w:tc>
+        <w:tc>
+          <w:tcPr/>
+          <w:p>
+            <w:pPr>
+              <w:pStyle w:val="Compact"/>
+            </w:pPr>
+            <w:r>
+              <w:rPr>
+                <w:rStyle w:val="VerbatimChar"/>
+              </w:rPr>
+              <w:t xml:space="preserve">scripts/zha_pipeline.py</w:t>
+            </w:r>
+          </w:p>
+        </w:tc>
+      </w:tr>
+      <w:tr>
+        <w:tc>
+          <w:tcPr/>
+          <w:p>
+            <w:pPr>
+              <w:pStyle w:val="Compact"/>
+            </w:pPr>
+            <w:r>
+              <w:t xml:space="preserve">2.1, 3.1</w:t>
+            </w:r>
+          </w:p>
+        </w:tc>
+        <w:tc>
+          <w:tcPr/>
+          <w:p>
+            <w:pPr>
+              <w:pStyle w:val="Compact"/>
+            </w:pPr>
+            <w:r>
+              <w:t xml:space="preserve">protocol applied to the five-target cohort</w:t>
+            </w:r>
+          </w:p>
+        </w:tc>
+        <w:tc>
+          <w:tcPr/>
+          <w:p>
+            <w:pPr>
+              <w:pStyle w:val="Compact"/>
+            </w:pPr>
+            <w:r>
+              <w:rPr>
+                <w:rStyle w:val="VerbatimChar"/>
+              </w:rPr>
+              <w:t xml:space="preserve">scripts/zha_cohort.py</w:t>
+            </w:r>
+            <w:r>
+              <w:t xml:space="preserve">,</w:t>
+            </w:r>
+            <w:r>
+              <w:t xml:space="preserve"> </w:t>
+            </w:r>
+            <w:r>
+              <w:rPr>
+                <w:rStyle w:val="VerbatimChar"/>
+              </w:rPr>
+              <w:t xml:space="preserve">run_cohort.sh</w:t>
+            </w:r>
+          </w:p>
+        </w:tc>
+      </w:tr>
+      <w:tr>
+        <w:tc>
+          <w:tcPr/>
+          <w:p>
+            <w:pPr>
+              <w:pStyle w:val="Compact"/>
+            </w:pPr>
+            <w:r>
+              <w:t xml:space="preserve">2.2</w:t>
+            </w:r>
+          </w:p>
+        </w:tc>
+        <w:tc>
+          <w:tcPr/>
+          <w:p>
+            <w:pPr>
+              <w:pStyle w:val="Compact"/>
+            </w:pPr>
+            <w:r>
+              <w:t xml:space="preserve">build-quality audit (TER, clashes, atom counts)</w:t>
+            </w:r>
+          </w:p>
+        </w:tc>
+        <w:tc>
+          <w:tcPr/>
+          <w:p>
+            <w:pPr>
+              <w:pStyle w:val="Compact"/>
+            </w:pPr>
+            <w:r>
+              <w:rPr>
+                <w:rStyle w:val="VerbatimChar"/>
+              </w:rPr>
+              <w:t xml:space="preserve">scripts/check_build.py</w:t>
+            </w:r>
+          </w:p>
+        </w:tc>
+      </w:tr>
+      <w:tr>
+        <w:tc>
+          <w:tcPr/>
+          <w:p>
+            <w:pPr>
+              <w:pStyle w:val="Compact"/>
+            </w:pPr>
+            <w:r>
+              <w:t xml:space="preserve">2.3</w:t>
+            </w:r>
+          </w:p>
+        </w:tc>
+        <w:tc>
+          <w:tcPr/>
+          <w:p>
+            <w:pPr>
+              <w:pStyle w:val="Compact"/>
+            </w:pPr>
+            <w:r>
+              <w:t xml:space="preserve">non-canonical residue parameterisation</w:t>
+            </w:r>
+          </w:p>
+        </w:tc>
+        <w:tc>
+          <w:tcPr/>
+          <w:p>
+            <w:pPr>
+              <w:pStyle w:val="Compact"/>
+            </w:pPr>
+            <w:r>
+              <w:rPr>
+                <w:rStyle w:val="VerbatimChar"/>
+              </w:rPr>
+              <w:t xml:space="preserve">scripts/ncaa_param.py</w:t>
+            </w:r>
+            <w:r>
+              <w:t xml:space="preserve">,</w:t>
+            </w:r>
+            <w:r>
+              <w:t xml:space="preserve"> </w:t>
+            </w:r>
+            <w:r>
+              <w:rPr>
+                <w:rStyle w:val="VerbatimChar"/>
+              </w:rPr>
+              <w:t xml:space="preserve">run_ncaa_all.sh</w:t>
+            </w:r>
+          </w:p>
+        </w:tc>
+      </w:tr>
+      <w:tr>
+        <w:tc>
+          <w:tcPr/>
+          <w:p>
+            <w:pPr>
+              <w:pStyle w:val="Compact"/>
+            </w:pPr>
+            <w:r>
+              <w:t xml:space="preserve">2.4</w:t>
+            </w:r>
+          </w:p>
+        </w:tc>
+        <w:tc>
+          <w:tcPr/>
+          <w:p>
+            <w:pPr>
+              <w:pStyle w:val="Compact"/>
+            </w:pPr>
+            <w:r>
+              <w:t xml:space="preserve">minimisation and the drift calibration</w:t>
+            </w:r>
+          </w:p>
+        </w:tc>
+        <w:tc>
+          <w:tcPr/>
+          <w:p>
+            <w:pPr>
+              <w:pStyle w:val="Compact"/>
+            </w:pPr>
+            <w:r>
+              <w:rPr>
+                <w:rStyle w:val="VerbatimChar"/>
+              </w:rPr>
+              <w:t xml:space="preserve">scripts/min_openmm.py</w:t>
+            </w:r>
+            <w:r>
+              <w:t xml:space="preserve">,</w:t>
+            </w:r>
+            <w:r>
+              <w:t xml:space="preserve"> </w:t>
+            </w:r>
+            <w:r>
+              <w:rPr>
+                <w:rStyle w:val="VerbatimChar"/>
+              </w:rPr>
+              <w:t xml:space="preserve">compare_minimisers.py</w:t>
+            </w:r>
+          </w:p>
+        </w:tc>
+      </w:tr>
+      <w:tr>
+        <w:tc>
+          <w:tcPr/>
+          <w:p>
+            <w:pPr>
+              <w:pStyle w:val="Compact"/>
+            </w:pPr>
+            <w:r>
+              <w:t xml:space="preserve">2.6, 3.4</w:t>
+            </w:r>
+          </w:p>
+        </w:tc>
+        <w:tc>
+          <w:tcPr/>
+          <w:p>
+            <w:pPr>
+              <w:pStyle w:val="Compact"/>
+            </w:pPr>
+            <w:r>
+              <w:t xml:space="preserve">size-matched pairwise accuracy, Tables 3 and 6, Figure 4</w:t>
+            </w:r>
+          </w:p>
+        </w:tc>
+        <w:tc>
+          <w:tcPr/>
+          <w:p>
+            <w:pPr>
+              <w:pStyle w:val="Compact"/>
+            </w:pPr>
+            <w:r>
+              <w:rPr>
+                <w:rStyle w:val="VerbatimChar"/>
+              </w:rPr>
+              <w:t xml:space="preserve">scripts/size_matched_pairwise_accuracy.py</w:t>
+            </w:r>
+          </w:p>
+        </w:tc>
+      </w:tr>
+      <w:tr>
+        <w:tc>
+          <w:tcPr/>
+          <w:p>
+            <w:pPr>
+              <w:pStyle w:val="Compact"/>
+            </w:pPr>
+            <w:r>
+              <w:t xml:space="preserve">3.3</w:t>
+            </w:r>
+          </w:p>
+        </w:tc>
+        <w:tc>
+          <w:tcPr/>
+          <w:p>
+            <w:pPr>
+              <w:pStyle w:val="Compact"/>
+            </w:pPr>
+            <w:r>
+              <w:t xml:space="preserve">size-confound analysis, Figure 2</w:t>
+            </w:r>
+          </w:p>
+        </w:tc>
+        <w:tc>
+          <w:tcPr/>
+          <w:p>
+            <w:pPr>
+              <w:pStyle w:val="Compact"/>
+            </w:pPr>
+            <w:r>
+              <w:rPr>
+                <w:rStyle w:val="VerbatimChar"/>
+              </w:rPr>
+              <w:t xml:space="preserve">scripts/fig_size_confound.py</w:t>
+            </w:r>
+          </w:p>
+        </w:tc>
+      </w:tr>
+      <w:tr>
+        <w:tc>
+          <w:tcPr/>
+          <w:p>
+            <w:pPr>
+              <w:pStyle w:val="Compact"/>
+            </w:pPr>
+            <w:r>
+              <w:t xml:space="preserve">3.1–3.2</w:t>
+            </w:r>
+          </w:p>
+        </w:tc>
+        <w:tc>
+          <w:tcPr/>
+          <w:p>
+            <w:pPr>
+              <w:pStyle w:val="Compact"/>
+            </w:pPr>
+            <w:r>
+              <w:t xml:space="preserve">per-target statistics and estimator comparison</w:t>
+            </w:r>
+          </w:p>
+        </w:tc>
+        <w:tc>
+          <w:tcPr/>
+          <w:p>
+            <w:pPr>
+              <w:pStyle w:val="Compact"/>
+            </w:pPr>
+            <w:r>
+              <w:rPr>
+                <w:rStyle w:val="VerbatimChar"/>
+              </w:rPr>
+              <w:t xml:space="preserve">scripts/analyse_cohort.py</w:t>
+            </w:r>
+          </w:p>
+        </w:tc>
+      </w:tr>
+      <w:tr>
+        <w:tc>
+          <w:tcPr/>
+          <w:p>
+            <w:pPr>
+              <w:pStyle w:val="Compact"/>
+            </w:pPr>
+            <w:r>
+              <w:t xml:space="preserve">3.8</w:t>
+            </w:r>
+          </w:p>
+        </w:tc>
+        <w:tc>
+          <w:tcPr/>
+          <w:p>
+            <w:pPr>
+              <w:pStyle w:val="Compact"/>
+            </w:pPr>
+            <w:r>
+              <w:t xml:space="preserve">external 12CA5 panel</w:t>
+            </w:r>
+          </w:p>
+        </w:tc>
+        <w:tc>
+          <w:tcPr/>
+          <w:p>
+            <w:pPr>
+              <w:pStyle w:val="Compact"/>
+            </w:pPr>
+            <w:r>
+              <w:rPr>
+                <w:rStyle w:val="VerbatimChar"/>
+              </w:rPr>
+              <w:t xml:space="preserve">scripts/stage_12ca5.py</w:t>
+            </w:r>
+            <w:r>
+              <w:t xml:space="preserve">,</w:t>
+            </w:r>
+            <w:r>
+              <w:t xml:space="preserve"> </w:t>
+            </w:r>
+            <w:r>
+              <w:rPr>
+                <w:rStyle w:val="VerbatimChar"/>
+              </w:rPr>
+              <w:t xml:space="preserve">build_12ca5_poses.py</w:t>
+            </w:r>
+            <w:r>
+              <w:t xml:space="preserve">,</w:t>
+            </w:r>
+            <w:r>
+              <w:t xml:space="preserve"> </w:t>
+            </w:r>
+            <w:r>
+              <w:rPr>
+                <w:rStyle w:val="VerbatimChar"/>
+              </w:rPr>
+              <w:t xml:space="preserve">run_12ca5.sh</w:t>
+            </w:r>
+          </w:p>
+        </w:tc>
+      </w:tr>
+      <w:tr>
+        <w:tc>
+          <w:tcPr/>
+          <w:p>
+            <w:pPr>
+              <w:pStyle w:val="Compact"/>
+            </w:pPr>
+            <w:r>
+              <w:t xml:space="preserve">4</w:t>
+            </w:r>
+          </w:p>
+        </w:tc>
+        <w:tc>
+          <w:tcPr/>
+          <w:p>
+            <w:pPr>
+              <w:pStyle w:val="Compact"/>
+            </w:pPr>
+            <w:r>
+              <w:t xml:space="preserve">LptA design panel</w:t>
+            </w:r>
+          </w:p>
+        </w:tc>
+        <w:tc>
+          <w:tcPr/>
+          <w:p>
+            <w:pPr>
+              <w:pStyle w:val="Compact"/>
+            </w:pPr>
+            <w:r>
+              <w:rPr>
+                <w:rStyle w:val="VerbatimChar"/>
+              </w:rPr>
+              <w:t xml:space="preserve">run_lpta_canonical.sh</w:t>
+            </w:r>
+            <w:r>
+              <w:t xml:space="preserve">,</w:t>
+            </w:r>
+            <w:r>
+              <w:t xml:space="preserve"> </w:t>
+            </w:r>
+            <w:r>
+              <w:rPr>
+                <w:rStyle w:val="VerbatimChar"/>
+              </w:rPr>
+              <w:t xml:space="preserve">run_lpta_ncaa.sh</w:t>
+            </w:r>
+          </w:p>
+        </w:tc>
+      </w:tr>
+    </w:tbl>
+    <w:p>
+      <w:pPr>
+        <w:pStyle w:val="BodyText"/>
+      </w:pPr>
+      <w:r>
+        <w:t xml:space="preserve">Scripts use</w:t>
+      </w:r>
+      <w:r>
+        <w:t xml:space="preserve"> </w:t>
+      </w:r>
+      <w:r>
+        <w:rPr>
+          <w:rStyle w:val="VerbatimChar"/>
+        </w:rPr>
+        <w:t xml:space="preserve">$PROJECT_ROOT</w:t>
+      </w:r>
+      <w:r>
+        <w:t xml:space="preserve">,</w:t>
+      </w:r>
+      <w:r>
+        <w:t xml:space="preserve"> </w:t>
+      </w:r>
+      <w:r>
+        <w:rPr>
+          <w:rStyle w:val="VerbatimChar"/>
+        </w:rPr>
+        <w:t xml:space="preserve">$DATA_ROOT</w:t>
+      </w:r>
+      <w:r>
+        <w:t xml:space="preserve">,</w:t>
+      </w:r>
+      <w:r>
+        <w:t xml:space="preserve"> </w:t>
+      </w:r>
+      <w:r>
+        <w:rPr>
+          <w:rStyle w:val="VerbatimChar"/>
+        </w:rPr>
+        <w:t xml:space="preserve">$CONDA_ENV</w:t>
+      </w:r>
+      <w:r>
+        <w:t xml:space="preserve">,</w:t>
+      </w:r>
+      <w:r>
+        <w:t xml:space="preserve"> </w:t>
+      </w:r>
+      <w:r>
+        <w:rPr>
+          <w:rStyle w:val="VerbatimChar"/>
+        </w:rPr>
+        <w:t xml:space="preserve">$GPU_HOST</w:t>
+      </w:r>
+      <w:r>
+        <w:t xml:space="preserve">,</w:t>
+      </w:r>
+      <w:r>
+        <w:t xml:space="preserve"> </w:t>
+      </w:r>
+      <w:r>
+        <w:rPr>
+          <w:rStyle w:val="VerbatimChar"/>
+        </w:rPr>
+        <w:t xml:space="preserve">$CLUSTER_HOST</w:t>
+      </w:r>
+      <w:r>
+        <w:t xml:space="preserve"> </w:t>
+      </w:r>
+      <w:r>
+        <w:t xml:space="preserve">and</w:t>
+      </w:r>
+      <w:r>
+        <w:t xml:space="preserve"> </w:t>
+      </w:r>
+      <w:r>
+        <w:rPr>
+          <w:rStyle w:val="VerbatimChar"/>
+        </w:rPr>
+        <w:t xml:space="preserve">$CLUSTER_USER</w:t>
+      </w:r>
+      <w:r>
+        <w:t xml:space="preserve"> </w:t>
+      </w:r>
+      <w:r>
+        <w:t xml:space="preserve">placeholders where local infrastructure paths were removed.</w:t>
       </w:r>
     </w:p>
     <w:p>
@@ -3057,9 +7107,9 @@
         </w:pict>
       </w:r>
     </w:p>
-    <w:bookmarkEnd w:id="41"/>
-    <w:bookmarkEnd w:id="42"/>
-    <w:bookmarkStart w:id="53" w:name="results"/>
+    <w:bookmarkEnd w:id="43"/>
+    <w:bookmarkEnd w:id="44"/>
+    <w:bookmarkStart w:id="55" w:name="results"/>
     <w:p>
       <w:pPr>
         <w:pStyle w:val="Heading2"/>
@@ -3068,7 +7118,7 @@
         <w:t xml:space="preserve">3. Results</w:t>
       </w:r>
     </w:p>
-    <w:bookmarkStart w:id="44" w:name="X0c67308072928e279265f3300c3afd2698c61c5"/>
+    <w:bookmarkStart w:id="46" w:name="X0c67308072928e279265f3300c3afd2698c61c5"/>
     <w:p>
       <w:pPr>
         <w:pStyle w:val="Heading3"/>
@@ -3094,7 +7144,7 @@
         <w:rPr>
           <w:rStyle w:val="FootnoteReference"/>
         </w:rPr>
-        <w:footnoteReference w:id="43"/>
+        <w:footnoteReference w:id="45"/>
       </w:r>
       <w:r>
         <w:t xml:space="preserve"> </w:t>
@@ -3148,7 +7198,7 @@
         <w:t xml:space="preserve"> </w:t>
       </w:r>
       <w:r>
-        <w:t xml:space="preserve">across 234 compounds (Figure 3; per-target values in Table 1).</w:t>
+        <w:t xml:space="preserve">across 234 compounds (Figure 3; per-target values in Table 3).</w:t>
       </w:r>
     </w:p>
     <w:p>
@@ -3160,7 +7210,7 @@
           <w:b/>
           <w:bCs/>
         </w:rPr>
-        <w:t xml:space="preserve">Table 1.</w:t>
+        <w:t xml:space="preserve">Table 3.</w:t>
       </w:r>
       <w:r>
         <w:t xml:space="preserve"> </w:t>
@@ -3955,7 +8005,7 @@
         <w:pStyle w:val="BodyText"/>
       </w:pPr>
       <w:r>
-        <w:t xml:space="preserve">Two things in Table 1 deserve emphasis. First, the commonly quoted</w:t>
+        <w:t xml:space="preserve">Two things in Table 3 deserve emphasis. First, the commonly quoted</w:t>
       </w:r>
       <w:r>
         <w:t xml:space="preserve"> </w:t>
@@ -4023,8 +8073,8 @@
         <w:t xml:space="preserve">the offsets of 45–75 kcal/mol are the signature of the omitted entropy term.</w:t>
       </w:r>
     </w:p>
-    <w:bookmarkEnd w:id="44"/>
-    <w:bookmarkStart w:id="45" w:name="how-you-average-changes-the-answer"/>
+    <w:bookmarkEnd w:id="46"/>
+    <w:bookmarkStart w:id="47" w:name="how-you-average-changes-the-answer"/>
     <w:p>
       <w:pPr>
         <w:pStyle w:val="Heading3"/>
@@ -4062,7 +8112,7 @@
           <w:b/>
           <w:bCs/>
         </w:rPr>
-        <w:t xml:space="preserve">Table 2.</w:t>
+        <w:t xml:space="preserve">Table 4.</w:t>
       </w:r>
       <w:r>
         <w:t xml:space="preserve"> </w:t>
@@ -4412,8 +8462,8 @@
         <w:t xml:space="preserve">within-receptor averaging throughout.</w:t>
       </w:r>
     </w:p>
-    <w:bookmarkEnd w:id="45"/>
-    <w:bookmarkStart w:id="46" w:name="Xc1377d7dca5308c9612d56dcd085a9bd526bd26"/>
+    <w:bookmarkEnd w:id="47"/>
+    <w:bookmarkStart w:id="48" w:name="Xc1377d7dca5308c9612d56dcd085a9bd526bd26"/>
     <w:p>
       <w:pPr>
         <w:pStyle w:val="Heading3"/>
@@ -4550,8 +8600,8 @@
         <w:t xml:space="preserve">within each target to make a fair comparison possible.</w:t>
       </w:r>
     </w:p>
-    <w:bookmarkEnd w:id="46"/>
-    <w:bookmarkStart w:id="47" w:name="Xb6cc6af61a6965f83bfa8fa23b831a520246de9"/>
+    <w:bookmarkEnd w:id="48"/>
+    <w:bookmarkStart w:id="49" w:name="Xb6cc6af61a6965f83bfa8fa23b831a520246de9"/>
     <w:p>
       <w:pPr>
         <w:pStyle w:val="Heading3"/>
@@ -4563,33 +8613,31 @@
     <w:p>
       <w:pPr>
         <w:pStyle w:val="FirstParagraph"/>
-      </w:pPr>
-      <w:r>
-        <w:t xml:space="preserve">Restricting to pairs of peptides with identical heavy-atom count, where a size descriptor is</w:t>
-      </w:r>
-      <w:r>
-        <w:t xml:space="preserve"> </w:t>
-      </w:r>
-      <w:r>
-        <w:t xml:space="preserve">undefined:</w:t>
-      </w:r>
-    </w:p>
-    <w:p>
-      <w:pPr>
-        <w:pStyle w:val="BodyText"/>
       </w:pPr>
       <w:r>
         <w:rPr>
           <w:b/>
           <w:bCs/>
         </w:rPr>
-        <w:t xml:space="preserve">Table 3.</w:t>
+        <w:t xml:space="preserve">Table 5.</w:t>
       </w:r>
       <w:r>
         <w:t xml:space="preserve"> </w:t>
       </w:r>
       <w:r>
         <w:t xml:space="preserve">Pairwise accuracy on decisive pairs (|ΔΔG| ≥ 0.5 kcal/mol). Chance = 0.500.</w:t>
+      </w:r>
+      <w:r>
+        <w:t xml:space="preserve"> </w:t>
+      </w:r>
+      <w:r>
+        <w:t xml:space="preserve">Intervals are 95% bootstrap over compounds (Section 2.6). The left block is the strictest</w:t>
+      </w:r>
+      <w:r>
+        <w:t xml:space="preserve"> </w:t>
+      </w:r>
+      <w:r>
+        <w:t xml:space="preserve">matching; the right admits a three-atom window and is better powered.</w:t>
       </w:r>
     </w:p>
     <w:tbl>
@@ -4617,67 +8665,54 @@
             <w:pPr>
               <w:pStyle w:val="Compact"/>
             </w:pPr>
-            <w:r>
-              <w:t xml:space="preserve">target</w:t>
-            </w:r>
-          </w:p>
-        </w:tc>
-        <w:tc>
-          <w:tcPr/>
-          <w:p>
-            <w:pPr>
-              <w:pStyle w:val="Compact"/>
-              <w:jc w:val="right"/>
-            </w:pPr>
-            <w:r>
-              <w:t xml:space="preserve">pairs</w:t>
-            </w:r>
-          </w:p>
-        </w:tc>
-        <w:tc>
-          <w:tcPr/>
-          <w:p>
-            <w:pPr>
-              <w:pStyle w:val="Compact"/>
-              <w:jc w:val="right"/>
-            </w:pPr>
-            <w:r>
-              <w:t xml:space="preserve">MM/PBSA</w:t>
-            </w:r>
-          </w:p>
-        </w:tc>
-        <w:tc>
-          <w:tcPr/>
-          <w:p>
-            <w:pPr>
-              <w:pStyle w:val="Compact"/>
-            </w:pPr>
-            <w:r>
-              <w:t xml:space="preserve">95% CI</w:t>
-            </w:r>
-          </w:p>
-        </w:tc>
-        <w:tc>
-          <w:tcPr/>
-          <w:p>
-            <w:pPr>
-              <w:pStyle w:val="Compact"/>
-              <w:jc w:val="right"/>
-            </w:pPr>
-            <w:r>
-              <w:t xml:space="preserve">FEP+</w:t>
-            </w:r>
-          </w:p>
-        </w:tc>
-        <w:tc>
-          <w:tcPr/>
-          <w:p>
-            <w:pPr>
-              <w:pStyle w:val="Compact"/>
-            </w:pPr>
-            <w:r>
-              <w:t xml:space="preserve">95% CI</w:t>
-            </w:r>
+          </w:p>
+        </w:tc>
+        <w:tc>
+          <w:tcPr/>
+          <w:p>
+            <w:pPr>
+              <w:pStyle w:val="Compact"/>
+            </w:pPr>
+          </w:p>
+        </w:tc>
+        <w:tc>
+          <w:tcPr/>
+          <w:p>
+            <w:pPr>
+              <w:pStyle w:val="Compact"/>
+              <w:jc w:val="right"/>
+            </w:pPr>
+            <w:r>
+              <w:t xml:space="preserve">identical heavy atoms</w:t>
+            </w:r>
+          </w:p>
+        </w:tc>
+        <w:tc>
+          <w:tcPr/>
+          <w:p>
+            <w:pPr>
+              <w:pStyle w:val="Compact"/>
+            </w:pPr>
+          </w:p>
+        </w:tc>
+        <w:tc>
+          <w:tcPr/>
+          <w:p>
+            <w:pPr>
+              <w:pStyle w:val="Compact"/>
+              <w:jc w:val="right"/>
+            </w:pPr>
+            <w:r>
+              <w:t xml:space="preserve">within 3 heavy atoms</w:t>
+            </w:r>
+          </w:p>
+        </w:tc>
+        <w:tc>
+          <w:tcPr/>
+          <w:p>
+            <w:pPr>
+              <w:pStyle w:val="Compact"/>
+            </w:pPr>
           </w:p>
         </w:tc>
       </w:tr>
@@ -4689,65 +8724,61 @@
               <w:pStyle w:val="Compact"/>
             </w:pPr>
             <w:r>
-              <w:t xml:space="preserve">Cyclin A/B</w:t>
-            </w:r>
-          </w:p>
-        </w:tc>
-        <w:tc>
-          <w:tcPr/>
-          <w:p>
-            <w:pPr>
-              <w:pStyle w:val="Compact"/>
-              <w:jc w:val="right"/>
-            </w:pPr>
-            <w:r>
-              <w:t xml:space="preserve">15</w:t>
-            </w:r>
-          </w:p>
-        </w:tc>
-        <w:tc>
-          <w:tcPr/>
-          <w:p>
-            <w:pPr>
-              <w:pStyle w:val="Compact"/>
-              <w:jc w:val="right"/>
-            </w:pPr>
-            <w:r>
-              <w:t xml:space="preserve">0.533</w:t>
-            </w:r>
-          </w:p>
-        </w:tc>
-        <w:tc>
-          <w:tcPr/>
-          <w:p>
-            <w:pPr>
-              <w:pStyle w:val="Compact"/>
-            </w:pPr>
-            <w:r>
-              <w:t xml:space="preserve">[0.267, 0.800]</w:t>
-            </w:r>
-          </w:p>
-        </w:tc>
-        <w:tc>
-          <w:tcPr/>
-          <w:p>
-            <w:pPr>
-              <w:pStyle w:val="Compact"/>
-              <w:jc w:val="right"/>
-            </w:pPr>
-            <w:r>
-              <w:t xml:space="preserve">0.867</w:t>
-            </w:r>
-          </w:p>
-        </w:tc>
-        <w:tc>
-          <w:tcPr/>
-          <w:p>
-            <w:pPr>
-              <w:pStyle w:val="Compact"/>
-            </w:pPr>
-            <w:r>
-              <w:t xml:space="preserve">[0.667, 1.000]</w:t>
+              <w:t xml:space="preserve">target</w:t>
+            </w:r>
+          </w:p>
+        </w:tc>
+        <w:tc>
+          <w:tcPr/>
+          <w:p>
+            <w:pPr>
+              <w:pStyle w:val="Compact"/>
+            </w:pPr>
+          </w:p>
+        </w:tc>
+        <w:tc>
+          <w:tcPr/>
+          <w:p>
+            <w:pPr>
+              <w:pStyle w:val="Compact"/>
+              <w:jc w:val="right"/>
+            </w:pPr>
+            <w:r>
+              <w:t xml:space="preserve">MM/PBSA</w:t>
+            </w:r>
+          </w:p>
+        </w:tc>
+        <w:tc>
+          <w:tcPr/>
+          <w:p>
+            <w:pPr>
+              <w:pStyle w:val="Compact"/>
+            </w:pPr>
+            <w:r>
+              <w:t xml:space="preserve">95% CI</w:t>
+            </w:r>
+          </w:p>
+        </w:tc>
+        <w:tc>
+          <w:tcPr/>
+          <w:p>
+            <w:pPr>
+              <w:pStyle w:val="Compact"/>
+              <w:jc w:val="right"/>
+            </w:pPr>
+            <w:r>
+              <w:t xml:space="preserve">MM/PBSA</w:t>
+            </w:r>
+          </w:p>
+        </w:tc>
+        <w:tc>
+          <w:tcPr/>
+          <w:p>
+            <w:pPr>
+              <w:pStyle w:val="Compact"/>
+            </w:pPr>
+            <w:r>
+              <w:t xml:space="preserve">95% CI</w:t>
             </w:r>
           </w:p>
         </w:tc>
@@ -4760,6 +8791,73 @@
               <w:pStyle w:val="Compact"/>
             </w:pPr>
             <w:r>
+              <w:t xml:space="preserve">Cyclin A/B</w:t>
+            </w:r>
+          </w:p>
+        </w:tc>
+        <w:tc>
+          <w:tcPr/>
+          <w:p>
+            <w:pPr>
+              <w:pStyle w:val="Compact"/>
+            </w:pPr>
+          </w:p>
+        </w:tc>
+        <w:tc>
+          <w:tcPr/>
+          <w:p>
+            <w:pPr>
+              <w:pStyle w:val="Compact"/>
+              <w:jc w:val="right"/>
+            </w:pPr>
+            <w:r>
+              <w:t xml:space="preserve">0.533</w:t>
+            </w:r>
+          </w:p>
+        </w:tc>
+        <w:tc>
+          <w:tcPr/>
+          <w:p>
+            <w:pPr>
+              <w:pStyle w:val="Compact"/>
+            </w:pPr>
+            <w:r>
+              <w:t xml:space="preserve">[0.053, 1.000]</w:t>
+            </w:r>
+          </w:p>
+        </w:tc>
+        <w:tc>
+          <w:tcPr/>
+          <w:p>
+            <w:pPr>
+              <w:pStyle w:val="Compact"/>
+              <w:jc w:val="right"/>
+            </w:pPr>
+            <w:r>
+              <w:t xml:space="preserve">0.674</w:t>
+            </w:r>
+          </w:p>
+        </w:tc>
+        <w:tc>
+          <w:tcPr/>
+          <w:p>
+            <w:pPr>
+              <w:pStyle w:val="Compact"/>
+            </w:pPr>
+            <w:r>
+              <w:t xml:space="preserve">[0.454, 0.863]</w:t>
+            </w:r>
+          </w:p>
+        </w:tc>
+      </w:tr>
+      <w:tr>
+        <w:tc>
+          <w:tcPr/>
+          <w:p>
+            <w:pPr>
+              <w:pStyle w:val="Compact"/>
+            </w:pPr>
+            <w:r>
               <w:t xml:space="preserve">JAK2</w:t>
             </w:r>
           </w:p>
@@ -4769,214 +8867,202 @@
           <w:p>
             <w:pPr>
               <w:pStyle w:val="Compact"/>
-              <w:jc w:val="right"/>
-            </w:pPr>
-            <w:r>
-              <w:t xml:space="preserve">80</w:t>
-            </w:r>
-          </w:p>
-        </w:tc>
-        <w:tc>
-          <w:tcPr/>
-          <w:p>
-            <w:pPr>
-              <w:pStyle w:val="Compact"/>
-              <w:jc w:val="right"/>
+            </w:pPr>
+          </w:p>
+        </w:tc>
+        <w:tc>
+          <w:tcPr/>
+          <w:p>
+            <w:pPr>
+              <w:pStyle w:val="Compact"/>
+              <w:jc w:val="right"/>
+            </w:pPr>
+            <w:r>
+              <w:t xml:space="preserve">0.637</w:t>
+            </w:r>
+          </w:p>
+        </w:tc>
+        <w:tc>
+          <w:tcPr/>
+          <w:p>
+            <w:pPr>
+              <w:pStyle w:val="Compact"/>
+            </w:pPr>
+            <w:r>
+              <w:t xml:space="preserve">[0.397, 0.831]</w:t>
+            </w:r>
+          </w:p>
+        </w:tc>
+        <w:tc>
+          <w:tcPr/>
+          <w:p>
+            <w:pPr>
+              <w:pStyle w:val="Compact"/>
+              <w:jc w:val="right"/>
+            </w:pPr>
+            <w:r>
+              <w:t xml:space="preserve">0.598</w:t>
+            </w:r>
+          </w:p>
+        </w:tc>
+        <w:tc>
+          <w:tcPr/>
+          <w:p>
+            <w:pPr>
+              <w:pStyle w:val="Compact"/>
+            </w:pPr>
+            <w:r>
+              <w:t xml:space="preserve">[0.437, 0.732]</w:t>
+            </w:r>
+          </w:p>
+        </w:tc>
+      </w:tr>
+      <w:tr>
+        <w:tc>
+          <w:tcPr/>
+          <w:p>
+            <w:pPr>
+              <w:pStyle w:val="Compact"/>
+            </w:pPr>
+            <w:r>
+              <w:t xml:space="preserve">KRAS</w:t>
+            </w:r>
+          </w:p>
+        </w:tc>
+        <w:tc>
+          <w:tcPr/>
+          <w:p>
+            <w:pPr>
+              <w:pStyle w:val="Compact"/>
+            </w:pPr>
+          </w:p>
+        </w:tc>
+        <w:tc>
+          <w:tcPr/>
+          <w:p>
+            <w:pPr>
+              <w:pStyle w:val="Compact"/>
+              <w:jc w:val="right"/>
+            </w:pPr>
+            <w:r>
+              <w:t xml:space="preserve">0.518</w:t>
+            </w:r>
+          </w:p>
+        </w:tc>
+        <w:tc>
+          <w:tcPr/>
+          <w:p>
+            <w:pPr>
+              <w:pStyle w:val="Compact"/>
+            </w:pPr>
+            <w:r>
+              <w:t xml:space="preserve">[0.289, 0.727]</w:t>
+            </w:r>
+          </w:p>
+        </w:tc>
+        <w:tc>
+          <w:tcPr/>
+          <w:p>
+            <w:pPr>
+              <w:pStyle w:val="Compact"/>
+              <w:jc w:val="right"/>
+            </w:pPr>
+            <w:r>
+              <w:t xml:space="preserve">0.496</w:t>
+            </w:r>
+          </w:p>
+        </w:tc>
+        <w:tc>
+          <w:tcPr/>
+          <w:p>
+            <w:pPr>
+              <w:pStyle w:val="Compact"/>
+            </w:pPr>
+            <w:r>
+              <w:t xml:space="preserve">[0.339, 0.664]</w:t>
+            </w:r>
+          </w:p>
+        </w:tc>
+      </w:tr>
+      <w:tr>
+        <w:tc>
+          <w:tcPr/>
+          <w:p>
+            <w:pPr>
+              <w:pStyle w:val="Compact"/>
+            </w:pPr>
+            <w:r>
+              <w:t xml:space="preserve">MCL-1</w:t>
+            </w:r>
+          </w:p>
+        </w:tc>
+        <w:tc>
+          <w:tcPr/>
+          <w:p>
+            <w:pPr>
+              <w:pStyle w:val="Compact"/>
+            </w:pPr>
+          </w:p>
+        </w:tc>
+        <w:tc>
+          <w:tcPr/>
+          <w:p>
+            <w:pPr>
+              <w:pStyle w:val="Compact"/>
+              <w:jc w:val="right"/>
+            </w:pPr>
+            <w:r>
+              <w:t xml:space="preserve">0.549</w:t>
+            </w:r>
+          </w:p>
+        </w:tc>
+        <w:tc>
+          <w:tcPr/>
+          <w:p>
+            <w:pPr>
+              <w:pStyle w:val="Compact"/>
+            </w:pPr>
+            <w:r>
+              <w:t xml:space="preserve">[0.328, 0.757]</w:t>
+            </w:r>
+          </w:p>
+        </w:tc>
+        <w:tc>
+          <w:tcPr/>
+          <w:p>
+            <w:pPr>
+              <w:pStyle w:val="Compact"/>
+              <w:jc w:val="right"/>
+            </w:pPr>
+            <w:r>
+              <w:t xml:space="preserve">0.594</w:t>
+            </w:r>
+          </w:p>
+        </w:tc>
+        <w:tc>
+          <w:tcPr/>
+          <w:p>
+            <w:pPr>
+              <w:pStyle w:val="Compact"/>
+            </w:pPr>
+            <w:r>
+              <w:t xml:space="preserve">[0.444, 0.733]</w:t>
+            </w:r>
+          </w:p>
+        </w:tc>
+      </w:tr>
+      <w:tr>
+        <w:tc>
+          <w:tcPr/>
+          <w:p>
+            <w:pPr>
+              <w:pStyle w:val="Compact"/>
             </w:pPr>
             <w:r>
               <w:rPr>
                 <w:b/>
                 <w:bCs/>
               </w:rPr>
-              <w:t xml:space="preserve">0.637</w:t>
-            </w:r>
-          </w:p>
-        </w:tc>
-        <w:tc>
-          <w:tcPr/>
-          <w:p>
-            <w:pPr>
-              <w:pStyle w:val="Compact"/>
-            </w:pPr>
-            <w:r>
-              <w:t xml:space="preserve">[0.537, 0.738]</w:t>
-            </w:r>
-          </w:p>
-        </w:tc>
-        <w:tc>
-          <w:tcPr/>
-          <w:p>
-            <w:pPr>
-              <w:pStyle w:val="Compact"/>
-              <w:jc w:val="right"/>
-            </w:pPr>
-            <w:r>
-              <w:t xml:space="preserve">0.900</w:t>
-            </w:r>
-          </w:p>
-        </w:tc>
-        <w:tc>
-          <w:tcPr/>
-          <w:p>
-            <w:pPr>
-              <w:pStyle w:val="Compact"/>
-            </w:pPr>
-            <w:r>
-              <w:t xml:space="preserve">[0.838, 0.963]</w:t>
-            </w:r>
-          </w:p>
-        </w:tc>
-      </w:tr>
-      <w:tr>
-        <w:tc>
-          <w:tcPr/>
-          <w:p>
-            <w:pPr>
-              <w:pStyle w:val="Compact"/>
-            </w:pPr>
-            <w:r>
-              <w:t xml:space="preserve">KRAS</w:t>
-            </w:r>
-          </w:p>
-        </w:tc>
-        <w:tc>
-          <w:tcPr/>
-          <w:p>
-            <w:pPr>
-              <w:pStyle w:val="Compact"/>
-              <w:jc w:val="right"/>
-            </w:pPr>
-            <w:r>
-              <w:t xml:space="preserve">56</w:t>
-            </w:r>
-          </w:p>
-        </w:tc>
-        <w:tc>
-          <w:tcPr/>
-          <w:p>
-            <w:pPr>
-              <w:pStyle w:val="Compact"/>
-              <w:jc w:val="right"/>
-            </w:pPr>
-            <w:r>
-              <w:t xml:space="preserve">0.518</w:t>
-            </w:r>
-          </w:p>
-        </w:tc>
-        <w:tc>
-          <w:tcPr/>
-          <w:p>
-            <w:pPr>
-              <w:pStyle w:val="Compact"/>
-            </w:pPr>
-            <w:r>
-              <w:t xml:space="preserve">[0.393, 0.643]</w:t>
-            </w:r>
-          </w:p>
-        </w:tc>
-        <w:tc>
-          <w:tcPr/>
-          <w:p>
-            <w:pPr>
-              <w:pStyle w:val="Compact"/>
-              <w:jc w:val="right"/>
-            </w:pPr>
-            <w:r>
-              <w:t xml:space="preserve">0.818</w:t>
-            </w:r>
-          </w:p>
-        </w:tc>
-        <w:tc>
-          <w:tcPr/>
-          <w:p>
-            <w:pPr>
-              <w:pStyle w:val="Compact"/>
-            </w:pPr>
-            <w:r>
-              <w:t xml:space="preserve">[0.709, 0.909]</w:t>
-            </w:r>
-          </w:p>
-        </w:tc>
-      </w:tr>
-      <w:tr>
-        <w:tc>
-          <w:tcPr/>
-          <w:p>
-            <w:pPr>
-              <w:pStyle w:val="Compact"/>
-            </w:pPr>
-            <w:r>
-              <w:t xml:space="preserve">MCL-1</w:t>
-            </w:r>
-          </w:p>
-        </w:tc>
-        <w:tc>
-          <w:tcPr/>
-          <w:p>
-            <w:pPr>
-              <w:pStyle w:val="Compact"/>
-              <w:jc w:val="right"/>
-            </w:pPr>
-            <w:r>
-              <w:t xml:space="preserve">71</w:t>
-            </w:r>
-          </w:p>
-        </w:tc>
-        <w:tc>
-          <w:tcPr/>
-          <w:p>
-            <w:pPr>
-              <w:pStyle w:val="Compact"/>
-              <w:jc w:val="right"/>
-            </w:pPr>
-            <w:r>
-              <w:t xml:space="preserve">0.549</w:t>
-            </w:r>
-          </w:p>
-        </w:tc>
-        <w:tc>
-          <w:tcPr/>
-          <w:p>
-            <w:pPr>
-              <w:pStyle w:val="Compact"/>
-            </w:pPr>
-            <w:r>
-              <w:t xml:space="preserve">[0.437, 0.662]</w:t>
-            </w:r>
-          </w:p>
-        </w:tc>
-        <w:tc>
-          <w:tcPr/>
-          <w:p>
-            <w:pPr>
-              <w:pStyle w:val="Compact"/>
-              <w:jc w:val="right"/>
-            </w:pPr>
-            <w:r>
-              <w:t xml:space="preserve">0.671</w:t>
-            </w:r>
-          </w:p>
-        </w:tc>
-        <w:tc>
-          <w:tcPr/>
-          <w:p>
-            <w:pPr>
-              <w:pStyle w:val="Compact"/>
-            </w:pPr>
-            <w:r>
-              <w:t xml:space="preserve">[0.557, 0.786]</w:t>
-            </w:r>
-          </w:p>
-        </w:tc>
-      </w:tr>
-      <w:tr>
-        <w:tc>
-          <w:tcPr/>
-          <w:p>
-            <w:pPr>
-              <w:pStyle w:val="Compact"/>
-            </w:pPr>
-            <w:r>
               <w:t xml:space="preserve">PCSK9</w:t>
             </w:r>
           </w:p>
@@ -4986,11 +9072,7 @@
           <w:p>
             <w:pPr>
               <w:pStyle w:val="Compact"/>
-              <w:jc w:val="right"/>
-            </w:pPr>
-            <w:r>
-              <w:t xml:space="preserve">115</w:t>
-            </w:r>
+            </w:pPr>
           </w:p>
         </w:tc>
         <w:tc>
@@ -5016,30 +9098,42 @@
               <w:pStyle w:val="Compact"/>
             </w:pPr>
             <w:r>
-              <w:t xml:space="preserve">[0.687, 0.835]</w:t>
-            </w:r>
-          </w:p>
-        </w:tc>
-        <w:tc>
-          <w:tcPr/>
-          <w:p>
-            <w:pPr>
-              <w:pStyle w:val="Compact"/>
-              <w:jc w:val="right"/>
-            </w:pPr>
-            <w:r>
-              <w:t xml:space="preserve">0.947</w:t>
-            </w:r>
-          </w:p>
-        </w:tc>
-        <w:tc>
-          <w:tcPr/>
-          <w:p>
-            <w:pPr>
-              <w:pStyle w:val="Compact"/>
-            </w:pPr>
-            <w:r>
-              <w:t xml:space="preserve">[0.904, 0.982]</w:t>
+              <w:rPr>
+                <w:b/>
+                <w:bCs/>
+              </w:rPr>
+              <w:t xml:space="preserve">[0.613, 0.882]</w:t>
+            </w:r>
+          </w:p>
+        </w:tc>
+        <w:tc>
+          <w:tcPr/>
+          <w:p>
+            <w:pPr>
+              <w:pStyle w:val="Compact"/>
+              <w:jc w:val="right"/>
+            </w:pPr>
+            <w:r>
+              <w:rPr>
+                <w:b/>
+                <w:bCs/>
+              </w:rPr>
+              <w:t xml:space="preserve">0.757</w:t>
+            </w:r>
+          </w:p>
+        </w:tc>
+        <w:tc>
+          <w:tcPr/>
+          <w:p>
+            <w:pPr>
+              <w:pStyle w:val="Compact"/>
+            </w:pPr>
+            <w:r>
+              <w:rPr>
+                <w:b/>
+                <w:bCs/>
+              </w:rPr>
+              <w:t xml:space="preserve">[0.671, 0.830]</w:t>
             </w:r>
           </w:p>
         </w:tc>
@@ -5065,11 +9159,7 @@
           <w:p>
             <w:pPr>
               <w:pStyle w:val="Compact"/>
-              <w:jc w:val="right"/>
-            </w:pPr>
-            <w:r>
-              <w:t xml:space="preserve">—</w:t>
-            </w:r>
+            </w:pPr>
           </w:p>
         </w:tc>
         <w:tc>
@@ -5095,26 +9185,70 @@
               <w:pStyle w:val="Compact"/>
             </w:pPr>
             <w:r>
+              <w:t xml:space="preserve">[0.472, 0.720]</w:t>
+            </w:r>
+          </w:p>
+        </w:tc>
+        <w:tc>
+          <w:tcPr/>
+          <w:p>
+            <w:pPr>
+              <w:pStyle w:val="Compact"/>
+              <w:jc w:val="right"/>
+            </w:pPr>
+            <w:r>
               <w:rPr>
                 <w:b/>
                 <w:bCs/>
               </w:rPr>
-              <w:t xml:space="preserve">[0.530, 0.693]</w:t>
-            </w:r>
-          </w:p>
-        </w:tc>
-        <w:tc>
-          <w:tcPr/>
-          <w:p>
-            <w:pPr>
-              <w:pStyle w:val="Compact"/>
-              <w:jc w:val="right"/>
+              <w:t xml:space="preserve">0.624</w:t>
+            </w:r>
+          </w:p>
+        </w:tc>
+        <w:tc>
+          <w:tcPr/>
+          <w:p>
+            <w:pPr>
+              <w:pStyle w:val="Compact"/>
             </w:pPr>
             <w:r>
               <w:rPr>
                 <w:b/>
                 <w:bCs/>
               </w:rPr>
+              <w:t xml:space="preserve">[0.555, 0.689]</w:t>
+            </w:r>
+          </w:p>
+        </w:tc>
+      </w:tr>
+      <w:tr>
+        <w:tc>
+          <w:tcPr/>
+          <w:p>
+            <w:pPr>
+              <w:pStyle w:val="Compact"/>
+            </w:pPr>
+            <w:r>
+              <w:t xml:space="preserve">FEP+ macro</w:t>
+            </w:r>
+          </w:p>
+        </w:tc>
+        <w:tc>
+          <w:tcPr/>
+          <w:p>
+            <w:pPr>
+              <w:pStyle w:val="Compact"/>
+            </w:pPr>
+          </w:p>
+        </w:tc>
+        <w:tc>
+          <w:tcPr/>
+          <w:p>
+            <w:pPr>
+              <w:pStyle w:val="Compact"/>
+              <w:jc w:val="right"/>
+            </w:pPr>
+            <w:r>
               <w:t xml:space="preserve">0.841</w:t>
             </w:r>
           </w:p>
@@ -5126,7 +9260,30 @@
               <w:pStyle w:val="Compact"/>
             </w:pPr>
             <w:r>
-              <w:t xml:space="preserve">[0.756, 0.912]</w:t>
+              <w:t xml:space="preserve">[0.730, 0.912]</w:t>
+            </w:r>
+          </w:p>
+        </w:tc>
+        <w:tc>
+          <w:tcPr/>
+          <w:p>
+            <w:pPr>
+              <w:pStyle w:val="Compact"/>
+              <w:jc w:val="right"/>
+            </w:pPr>
+            <w:r>
+              <w:t xml:space="preserve">0.839</w:t>
+            </w:r>
+          </w:p>
+        </w:tc>
+        <w:tc>
+          <w:tcPr/>
+          <w:p>
+            <w:pPr>
+              <w:pStyle w:val="Compact"/>
+            </w:pPr>
+            <w:r>
+              <w:t xml:space="preserve">[0.782, 0.886]</w:t>
             </w:r>
           </w:p>
         </w:tc>
@@ -5137,82 +9294,71 @@
         <w:pStyle w:val="BodyText"/>
       </w:pPr>
       <w:r>
-        <w:t xml:space="preserve">The macro interval excludes chance, so</w:t>
-      </w:r>
-      <w:r>
-        <w:t xml:space="preserve"> </w:t>
-      </w:r>
-      <w:r>
         <w:rPr>
           <w:b/>
           <w:bCs/>
         </w:rPr>
-        <w:t xml:space="preserve">the skill is real</w:t>
-      </w:r>
-      <w:r>
-        <w:t xml:space="preserve">. Relaxing the matching to within</w:t>
-      </w:r>
-      <w:r>
-        <w:t xml:space="preserve"> </w:t>
-      </w:r>
-      <w:r>
-        <w:t xml:space="preserve">three heavy atoms gives 0.624 [0.552, 0.693] for MM/PBSA and 0.839 [0.799, 0.886] for FEP+, on</w:t>
-      </w:r>
-      <w:r>
-        <w:t xml:space="preserve"> </w:t>
-      </w:r>
-      <w:r>
-        <w:t xml:space="preserve">substantially more pairs, confirming the result is not an artefact of the strictest band.</w:t>
-      </w:r>
-    </w:p>
-    <w:p>
-      <w:pPr>
-        <w:pStyle w:val="BodyText"/>
-      </w:pPr>
-      <w:r>
-        <w:t xml:space="preserve">The skill is also unevenly distributed. PCSK9 (0.765) and JAK2 (0.637) are clearly above</w:t>
-      </w:r>
-      <w:r>
-        <w:t xml:space="preserve"> </w:t>
-      </w:r>
-      <w:r>
-        <w:t xml:space="preserve">chance; Cyclin A/B, KRAS and MCL-1 have intervals spanning 0.5.</w:t>
-      </w:r>
-    </w:p>
-    <w:p>
-      <w:pPr>
-        <w:pStyle w:val="BodyText"/>
-      </w:pPr>
-      <w:r>
-        <w:t xml:space="preserve">One candidate explanation is interface polarity, since a continuum-solvent treatment should add</w:t>
-      </w:r>
-      <w:r>
-        <w:t xml:space="preserve"> </w:t>
-      </w:r>
-      <w:r>
-        <w:t xml:space="preserve">most where desolvation dominates. PCSK9 does have much the most polar interface in the cohort</w:t>
-      </w:r>
-      <w:r>
-        <w:t xml:space="preserve"> </w:t>
-      </w:r>
-      <w:r>
-        <w:t xml:space="preserve">(median buried-area polarity 42.2%, against 30.5% for the next-highest).</w:t>
-      </w:r>
-      <w:r>
-        <w:t xml:space="preserve"> </w:t>
+        <w:t xml:space="preserve">The two bands give different levels of confidence, and we report both rather than the more</w:t>
       </w:r>
       <w:r>
         <w:rPr>
           <w:b/>
           <w:bCs/>
         </w:rPr>
-        <w:t xml:space="preserve">But the explanation</w:t>
+        <w:t xml:space="preserve"> </w:t>
       </w:r>
       <w:r>
         <w:rPr>
           <w:b/>
           <w:bCs/>
         </w:rPr>
+        <w:t xml:space="preserve">favourable one.</w:t>
+      </w:r>
+      <w:r>
+        <w:t xml:space="preserve"> </w:t>
+      </w:r>
+      <w:r>
+        <w:t xml:space="preserve">At exact size matching the macro estimate is 0.601 but its interval includes</w:t>
+      </w:r>
+      <w:r>
+        <w:t xml:space="preserve"> </w:t>
+      </w:r>
+      <w:r>
+        <w:t xml:space="preserve">chance; the posterior mass above 0.5 is 0.93. There are only 337 decisive pairs in that band,</w:t>
+      </w:r>
+      <w:r>
+        <w:t xml:space="preserve"> </w:t>
+      </w:r>
+      <w:r>
+        <w:t xml:space="preserve">drawn from few enough compounds that the compound-level interval is wide. At a three-atom</w:t>
+      </w:r>
+      <w:r>
+        <w:t xml:space="preserve"> </w:t>
+      </w:r>
+      <w:r>
+        <w:t xml:space="preserve">window — still tight relative to a 25-to-127 heavy-atom cohort, and still a regime in which a</w:t>
+      </w:r>
+      <w:r>
+        <w:t xml:space="preserve"> </w:t>
+      </w:r>
+      <w:r>
+        <w:t xml:space="preserve">size descriptor achieves only 0.602 — the macro estimate is 0.624 with an interval that</w:t>
+      </w:r>
+      <w:r>
+        <w:t xml:space="preserve"> </w:t>
+      </w:r>
+      <w:r>
+        <w:t xml:space="preserve">excludes chance and posterior mass above 0.5 exceeding 0.999.</w:t>
+      </w:r>
+    </w:p>
+    <w:p>
+      <w:pPr>
+        <w:pStyle w:val="BodyText"/>
+      </w:pPr>
+      <w:r>
+        <w:t xml:space="preserve">The honest summary is therefore:</w:t>
+      </w:r>
+      <w:r>
         <w:t xml:space="preserve"> </w:t>
       </w:r>
       <w:r>
@@ -5220,196 +9366,38 @@
           <w:b/>
           <w:bCs/>
         </w:rPr>
-        <w:t xml:space="preserve">does not survive the second case:</w:t>
-      </w:r>
-      <w:r>
-        <w:t xml:space="preserve"> </w:t>
-      </w:r>
-      <w:r>
-        <w:t xml:space="preserve">JAK2 is the fourth most polar of the five (23.8%) and the</w:t>
-      </w:r>
-      <w:r>
-        <w:t xml:space="preserve"> </w:t>
-      </w:r>
-      <w:r>
-        <w:t xml:space="preserve">second-best performer, while KRAS is second most polar (30.5%) and indistinguishable from</w:t>
-      </w:r>
-      <w:r>
-        <w:t xml:space="preserve"> </w:t>
-      </w:r>
-      <w:r>
-        <w:t xml:space="preserve">chance. Polarity alone therefore does not account for where the method works, and with five</w:t>
-      </w:r>
-      <w:r>
-        <w:t xml:space="preserve"> </w:t>
-      </w:r>
-      <w:r>
-        <w:t xml:space="preserve">targets we cannot identify what does. We report the pattern without an explanation rather than</w:t>
-      </w:r>
-      <w:r>
-        <w:t xml:space="preserve"> </w:t>
-      </w:r>
-      <w:r>
-        <w:t xml:space="preserve">offer one the data does not support.</w:t>
-      </w:r>
-    </w:p>
-    <w:p>
-      <w:pPr>
-        <w:pStyle w:val="BodyText"/>
-      </w:pPr>
-      <w:r>
-        <w:t xml:space="preserve">The behaviour of the control across matching bands is itself informative. As the permitted size</w:t>
-      </w:r>
-      <w:r>
-        <w:t xml:space="preserve"> </w:t>
-      </w:r>
-      <w:r>
-        <w:t xml:space="preserve">difference widens from zero to three to five heavy atoms to unrestricted, the heavy-atom count</w:t>
-      </w:r>
-      <w:r>
-        <w:t xml:space="preserve"> </w:t>
-      </w:r>
-      <w:r>
-        <w:t xml:space="preserve">climbs from undefined, to 0.602, to 0.629, to 0.717, while MM/PBSA moves only from 0.601 to</w:t>
-      </w:r>
-      <w:r>
-        <w:t xml:space="preserve"> </w:t>
-      </w:r>
-      <w:r>
-        <w:t xml:space="preserve">0.738. The control gains almost all of its apparent performance from size variation; the</w:t>
-      </w:r>
-      <w:r>
-        <w:t xml:space="preserve"> </w:t>
-      </w:r>
-      <w:r>
-        <w:t xml:space="preserve">scoring function does not.</w:t>
-      </w:r>
-    </w:p>
-    <w:bookmarkEnd w:id="47"/>
-    <w:bookmarkStart w:id="48" w:name="what-the-score-is-not"/>
-    <w:p>
-      <w:pPr>
-        <w:pStyle w:val="Heading3"/>
-      </w:pPr>
-      <w:r>
-        <w:t xml:space="preserve">3.5 What the score is not</w:t>
-      </w:r>
-    </w:p>
-    <w:p>
-      <w:pPr>
-        <w:pStyle w:val="FirstParagraph"/>
-      </w:pPr>
-      <w:r>
-        <w:t xml:space="preserve">With entropy omitted, the raw score is not a free energy. It sits 45–75 kcal/mol from</w:t>
-      </w:r>
-      <w:r>
-        <w:t xml:space="preserve"> </w:t>
-      </w:r>
-      <w:r>
-        <w:t xml:space="preserve">experimental ΔG (Table 1), and matching the experimental scale requires fitting a slope and</w:t>
-      </w:r>
-      <w:r>
-        <w:t xml:space="preserve"> </w:t>
-      </w:r>
-      <w:r>
-        <w:t xml:space="preserve">intercept</w:t>
-      </w:r>
-      <w:r>
-        <w:t xml:space="preserve"> </w:t>
+        <w:t xml:space="preserve">the skill is established at near-matched size and suggestive</w:t>
       </w:r>
       <w:r>
         <w:rPr>
           <w:b/>
           <w:bCs/>
         </w:rPr>
-        <w:t xml:space="preserve">within a target</w:t>
-      </w:r>
-      <w:r>
-        <w:t xml:space="preserve">, which requires compounds already measured in that series. An</w:t>
-      </w:r>
-      <w:r>
-        <w:t xml:space="preserve"> </w:t>
-      </w:r>
-      <w:r>
-        <w:t xml:space="preserve">RMSE of 1.11 kcal/mol is achievable only after that fit. It is not a prospective accuracy, and</w:t>
-      </w:r>
-      <w:r>
-        <w:t xml:space="preserve"> </w:t>
-      </w:r>
-      <w:r>
-        <w:t xml:space="preserve">should not be quoted as one.</w:t>
-      </w:r>
-    </w:p>
-    <w:bookmarkEnd w:id="48"/>
-    <w:bookmarkStart w:id="49" w:name="force-field-choice-does-not-transfer"/>
-    <w:p>
-      <w:pPr>
-        <w:pStyle w:val="Heading3"/>
-      </w:pPr>
-      <w:r>
-        <w:t xml:space="preserve">3.6 Force-field choice does not transfer</w:t>
-      </w:r>
-    </w:p>
-    <w:p>
-      <w:pPr>
-        <w:pStyle w:val="FirstParagraph"/>
-      </w:pPr>
-      <w:r>
-        <w:t xml:space="preserve">On the benchmark, ff03 outperforms ff19SB (0.545 versus 0.495 macro, winning four of five</w:t>
-      </w:r>
-      <w:r>
-        <w:t xml:space="preserve"> </w:t>
-      </w:r>
-      <w:r>
-        <w:t xml:space="preserve">targets; only JAK2 prefers ff19SB, +0.604 versus +0.595). On the LptA design panel the ordering</w:t>
-      </w:r>
-      <w:r>
-        <w:t xml:space="preserve"> </w:t>
-      </w:r>
-      <w:r>
-        <w:t xml:space="preserve">reverses, with ff19SB ≥ ff14SB &gt; ff03 in every branch.</w:t>
-      </w:r>
-    </w:p>
-    <w:p>
-      <w:pPr>
-        <w:pStyle w:val="BodyText"/>
-      </w:pPr>
+        <w:t xml:space="preserve"> </w:t>
+      </w:r>
       <w:r>
         <w:rPr>
           <w:b/>
           <w:bCs/>
         </w:rPr>
-        <w:t xml:space="preserve">This inversion should not be over-read.</w:t>
-      </w:r>
-      <w:r>
-        <w:t xml:space="preserve"> </w:t>
-      </w:r>
-      <w:r>
-        <w:t xml:space="preserve">The LptA designs have no measured affinities, so</w:t>
-      </w:r>
-      <w:r>
-        <w:t xml:space="preserve"> </w:t>
-      </w:r>
-      <w:r>
-        <w:t xml:space="preserve">that comparison is scored against Rosetta</w:t>
-      </w:r>
-      <w:r>
-        <w:t xml:space="preserve"> </w:t>
-      </w:r>
-      <w:r>
-        <w:rPr>
-          <w:rStyle w:val="VerbatimChar"/>
-        </w:rPr>
-        <w:t xml:space="preserve">dG_separated</w:t>
-      </w:r>
-      <w:r>
-        <w:t xml:space="preserve">. We tested that reference directly on</w:t>
-      </w:r>
-      <w:r>
-        <w:t xml:space="preserve"> </w:t>
-      </w:r>
-      <w:r>
-        <w:t xml:space="preserve">239 benchmark compounds where measured affinities exist and found a macro Spearman of</w:t>
+        <w:t xml:space="preserve">but not conclusive at exactly matched size</w:t>
+      </w:r>
+      <w:r>
+        <w:t xml:space="preserve">, the latter limited by how few same-size decisive</w:t>
+      </w:r>
+      <w:r>
+        <w:t xml:space="preserve"> </w:t>
+      </w:r>
+      <w:r>
+        <w:t xml:space="preserve">pairs the cohort contains rather than by the size of the effect.</w:t>
+      </w:r>
+    </w:p>
+    <w:p>
+      <w:pPr>
+        <w:pStyle w:val="BodyText"/>
+      </w:pPr>
+      <w:r>
+        <w:t xml:space="preserve">The skill is also unevenly distributed, and under compound-level resampling</w:t>
       </w:r>
       <w:r>
         <w:t xml:space="preserve"> </w:t>
@@ -5419,95 +9407,13 @@
           <w:b/>
           <w:bCs/>
         </w:rPr>
-        <w:t xml:space="preserve">−0.149</w:t>
-      </w:r>
-      <w:r>
-        <w:t xml:space="preserve">,</w:t>
-      </w:r>
-      <w:r>
-        <w:t xml:space="preserve"> </w:t>
-      </w:r>
-      <w:r>
-        <w:t xml:space="preserve">wrong-signed on four of five targets, and below a heavy-atom count (+0.487). A reference</w:t>
-      </w:r>
-      <w:r>
-        <w:t xml:space="preserve"> </w:t>
-      </w:r>
-      <w:r>
-        <w:t xml:space="preserve">standard that does not itself track experiment cannot establish which force field is better.</w:t>
-      </w:r>
-    </w:p>
-    <w:p>
-      <w:pPr>
-        <w:pStyle w:val="BodyText"/>
-      </w:pPr>
-      <w:r>
-        <w:t xml:space="preserve">We report the comparison only as a caution: force-field selections made on one dataset should</w:t>
-      </w:r>
-      <w:r>
-        <w:t xml:space="preserve"> </w:t>
-      </w:r>
-      <w:r>
-        <w:t xml:space="preserve">not be assumed to transfer, and we do not claim ff19SB is superior for these designs.</w:t>
-      </w:r>
-    </w:p>
-    <w:bookmarkEnd w:id="49"/>
-    <w:bookmarkStart w:id="51" w:name="longer-sampling-does-not-help"/>
-    <w:p>
-      <w:pPr>
-        <w:pStyle w:val="Heading3"/>
-      </w:pPr>
-      <w:r>
-        <w:t xml:space="preserve">3.7 Longer sampling does not help</w:t>
-      </w:r>
-    </w:p>
-    <w:p>
-      <w:pPr>
-        <w:pStyle w:val="FirstParagraph"/>
-      </w:pPr>
-      <w:r>
-        <w:t xml:space="preserve">A natural objection to single-structure scoring is that an ensemble average would do better. We</w:t>
-      </w:r>
-      <w:r>
-        <w:t xml:space="preserve"> </w:t>
-      </w:r>
-      <w:r>
-        <w:t xml:space="preserve">tested this on 40 KRAS compounds for which four independent 10 ns explicit-solvent replicas were</w:t>
-      </w:r>
-      <w:r>
-        <w:t xml:space="preserve"> </w:t>
-      </w:r>
-      <w:r>
-        <w:t xml:space="preserve">available, scored over the 2–10 ns window at 81 frames per replica —</w:t>
-      </w:r>
-      <w:r>
-        <w:t xml:space="preserve"> </w:t>
+        <w:t xml:space="preserve">only PCSK9 is</w:t>
       </w:r>
       <w:r>
         <w:rPr>
           <w:b/>
           <w:bCs/>
         </w:rPr>
-        <w:t xml:space="preserve">324 frames per compound</w:t>
-      </w:r>
-      <w:r>
-        <w:t xml:space="preserve">.</w:t>
-      </w:r>
-    </w:p>
-    <w:p>
-      <w:pPr>
-        <w:pStyle w:val="BodyText"/>
-      </w:pPr>
-      <w:r>
-        <w:t xml:space="preserve">The ensemble does not converge well enough for the averaging to help. The median</w:t>
-      </w:r>
-      <w:r>
-        <w:t xml:space="preserve"> </w:t>
-      </w:r>
-      <w:r>
-        <w:t xml:space="preserve">replicate-to-replicate standard deviation of the ensemble score is</w:t>
-      </w:r>
-      <w:r>
         <w:t xml:space="preserve"> </w:t>
       </w:r>
       <w:r>
@@ -5515,6 +9421,369 @@
           <w:b/>
           <w:bCs/>
         </w:rPr>
+        <w:t xml:space="preserve">individually above chance</w:t>
+      </w:r>
+      <w:r>
+        <w:t xml:space="preserve"> </w:t>
+      </w:r>
+      <w:r>
+        <w:t xml:space="preserve">— at both bands. JAK2’s point estimate of 0.637 at exact matching</w:t>
+      </w:r>
+      <w:r>
+        <w:t xml:space="preserve"> </w:t>
+      </w:r>
+      <w:r>
+        <w:t xml:space="preserve">has an interval of [0.397, 0.831] and cannot be separated from chance on its own; the same is</w:t>
+      </w:r>
+      <w:r>
+        <w:t xml:space="preserve"> </w:t>
+      </w:r>
+      <w:r>
+        <w:t xml:space="preserve">true of Cyclin A/B, KRAS and MCL-1. The macro result at the three-atom band is therefore driven</w:t>
+      </w:r>
+      <w:r>
+        <w:t xml:space="preserve"> </w:t>
+      </w:r>
+      <w:r>
+        <w:t xml:space="preserve">by PCSK9 with weak support from the others, not by uniform performance.</w:t>
+      </w:r>
+    </w:p>
+    <w:p>
+      <w:pPr>
+        <w:pStyle w:val="BodyText"/>
+      </w:pPr>
+      <w:r>
+        <w:t xml:space="preserve">One candidate explanation is interface polarity, since a continuum-solvent treatment should add</w:t>
+      </w:r>
+      <w:r>
+        <w:t xml:space="preserve"> </w:t>
+      </w:r>
+      <w:r>
+        <w:t xml:space="preserve">most where desolvation dominates. PCSK9 does have much the most polar interface in the cohort</w:t>
+      </w:r>
+      <w:r>
+        <w:t xml:space="preserve"> </w:t>
+      </w:r>
+      <w:r>
+        <w:t xml:space="preserve">(median buried-area polarity 42.2%, against 30.5% for the next-highest).</w:t>
+      </w:r>
+      <w:r>
+        <w:t xml:space="preserve"> </w:t>
+      </w:r>
+      <w:r>
+        <w:rPr>
+          <w:b/>
+          <w:bCs/>
+        </w:rPr>
+        <w:t xml:space="preserve">But the explanation</w:t>
+      </w:r>
+      <w:r>
+        <w:rPr>
+          <w:b/>
+          <w:bCs/>
+        </w:rPr>
+        <w:t xml:space="preserve"> </w:t>
+      </w:r>
+      <w:r>
+        <w:rPr>
+          <w:b/>
+          <w:bCs/>
+        </w:rPr>
+        <w:t xml:space="preserve">does not survive the second case:</w:t>
+      </w:r>
+      <w:r>
+        <w:t xml:space="preserve"> </w:t>
+      </w:r>
+      <w:r>
+        <w:t xml:space="preserve">JAK2 is the fourth most polar of the five (23.8%) and the</w:t>
+      </w:r>
+      <w:r>
+        <w:t xml:space="preserve"> </w:t>
+      </w:r>
+      <w:r>
+        <w:t xml:space="preserve">second-best performer, while KRAS is second most polar (30.5%) and indistinguishable from</w:t>
+      </w:r>
+      <w:r>
+        <w:t xml:space="preserve"> </w:t>
+      </w:r>
+      <w:r>
+        <w:t xml:space="preserve">chance. Polarity alone therefore does not account for where the method works, and with five</w:t>
+      </w:r>
+      <w:r>
+        <w:t xml:space="preserve"> </w:t>
+      </w:r>
+      <w:r>
+        <w:t xml:space="preserve">targets we cannot identify what does. We report the pattern without an explanation rather than</w:t>
+      </w:r>
+      <w:r>
+        <w:t xml:space="preserve"> </w:t>
+      </w:r>
+      <w:r>
+        <w:t xml:space="preserve">offer one the data does not support.</w:t>
+      </w:r>
+    </w:p>
+    <w:p>
+      <w:pPr>
+        <w:pStyle w:val="BodyText"/>
+      </w:pPr>
+      <w:r>
+        <w:t xml:space="preserve">The behaviour of the control across matching bands is itself informative. As the permitted size</w:t>
+      </w:r>
+      <w:r>
+        <w:t xml:space="preserve"> </w:t>
+      </w:r>
+      <w:r>
+        <w:t xml:space="preserve">difference widens from zero to three to five heavy atoms to unrestricted, the heavy-atom count</w:t>
+      </w:r>
+      <w:r>
+        <w:t xml:space="preserve"> </w:t>
+      </w:r>
+      <w:r>
+        <w:t xml:space="preserve">climbs from undefined, to 0.602, to 0.629, to 0.717, while MM/PBSA moves only from 0.601 to</w:t>
+      </w:r>
+      <w:r>
+        <w:t xml:space="preserve"> </w:t>
+      </w:r>
+      <w:r>
+        <w:t xml:space="preserve">0.738. The control gains almost all of its apparent performance from size variation; the</w:t>
+      </w:r>
+      <w:r>
+        <w:t xml:space="preserve"> </w:t>
+      </w:r>
+      <w:r>
+        <w:t xml:space="preserve">scoring function does not.</w:t>
+      </w:r>
+    </w:p>
+    <w:bookmarkEnd w:id="49"/>
+    <w:bookmarkStart w:id="50" w:name="what-the-score-is-not"/>
+    <w:p>
+      <w:pPr>
+        <w:pStyle w:val="Heading3"/>
+      </w:pPr>
+      <w:r>
+        <w:t xml:space="preserve">3.5 What the score is not</w:t>
+      </w:r>
+    </w:p>
+    <w:p>
+      <w:pPr>
+        <w:pStyle w:val="FirstParagraph"/>
+      </w:pPr>
+      <w:r>
+        <w:t xml:space="preserve">With entropy omitted, the raw score is not a free energy. It sits 45–75 kcal/mol from</w:t>
+      </w:r>
+      <w:r>
+        <w:t xml:space="preserve"> </w:t>
+      </w:r>
+      <w:r>
+        <w:t xml:space="preserve">experimental ΔG (Table 3), and matching the experimental scale requires fitting a slope and</w:t>
+      </w:r>
+      <w:r>
+        <w:t xml:space="preserve"> </w:t>
+      </w:r>
+      <w:r>
+        <w:t xml:space="preserve">intercept</w:t>
+      </w:r>
+      <w:r>
+        <w:t xml:space="preserve"> </w:t>
+      </w:r>
+      <w:r>
+        <w:rPr>
+          <w:b/>
+          <w:bCs/>
+        </w:rPr>
+        <w:t xml:space="preserve">within a target</w:t>
+      </w:r>
+      <w:r>
+        <w:t xml:space="preserve">, which requires compounds already measured in that series. An</w:t>
+      </w:r>
+      <w:r>
+        <w:t xml:space="preserve"> </w:t>
+      </w:r>
+      <w:r>
+        <w:t xml:space="preserve">RMSE of 1.11 kcal/mol is achievable only after that fit. It is not a prospective accuracy, and</w:t>
+      </w:r>
+      <w:r>
+        <w:t xml:space="preserve"> </w:t>
+      </w:r>
+      <w:r>
+        <w:t xml:space="preserve">should not be quoted as one.</w:t>
+      </w:r>
+    </w:p>
+    <w:bookmarkEnd w:id="50"/>
+    <w:bookmarkStart w:id="51" w:name="force-field-choice-does-not-transfer"/>
+    <w:p>
+      <w:pPr>
+        <w:pStyle w:val="Heading3"/>
+      </w:pPr>
+      <w:r>
+        <w:t xml:space="preserve">3.6 Force-field choice does not transfer</w:t>
+      </w:r>
+    </w:p>
+    <w:p>
+      <w:pPr>
+        <w:pStyle w:val="FirstParagraph"/>
+      </w:pPr>
+      <w:r>
+        <w:t xml:space="preserve">On the benchmark, ff03 outperforms ff19SB (0.545 versus 0.495 macro, winning four of five</w:t>
+      </w:r>
+      <w:r>
+        <w:t xml:space="preserve"> </w:t>
+      </w:r>
+      <w:r>
+        <w:t xml:space="preserve">targets; only JAK2 prefers ff19SB, +0.604 versus +0.595). On the LptA design panel the ordering</w:t>
+      </w:r>
+      <w:r>
+        <w:t xml:space="preserve"> </w:t>
+      </w:r>
+      <w:r>
+        <w:t xml:space="preserve">reverses, with ff19SB ≥ ff14SB &gt; ff03 in every branch.</w:t>
+      </w:r>
+    </w:p>
+    <w:p>
+      <w:pPr>
+        <w:pStyle w:val="BodyText"/>
+      </w:pPr>
+      <w:r>
+        <w:rPr>
+          <w:b/>
+          <w:bCs/>
+        </w:rPr>
+        <w:t xml:space="preserve">This inversion should not be over-read.</w:t>
+      </w:r>
+      <w:r>
+        <w:t xml:space="preserve"> </w:t>
+      </w:r>
+      <w:r>
+        <w:t xml:space="preserve">The LptA designs have no measured affinities, so</w:t>
+      </w:r>
+      <w:r>
+        <w:t xml:space="preserve"> </w:t>
+      </w:r>
+      <w:r>
+        <w:t xml:space="preserve">that comparison is scored against Rosetta</w:t>
+      </w:r>
+      <w:r>
+        <w:t xml:space="preserve"> </w:t>
+      </w:r>
+      <w:r>
+        <w:rPr>
+          <w:rStyle w:val="VerbatimChar"/>
+        </w:rPr>
+        <w:t xml:space="preserve">dG_separated</w:t>
+      </w:r>
+      <w:r>
+        <w:t xml:space="preserve">. We tested that reference directly on</w:t>
+      </w:r>
+      <w:r>
+        <w:t xml:space="preserve"> </w:t>
+      </w:r>
+      <w:r>
+        <w:t xml:space="preserve">239 benchmark compounds where measured affinities exist and found a macro Spearman of</w:t>
+      </w:r>
+      <w:r>
+        <w:t xml:space="preserve"> </w:t>
+      </w:r>
+      <w:r>
+        <w:rPr>
+          <w:b/>
+          <w:bCs/>
+        </w:rPr>
+        <w:t xml:space="preserve">−0.149</w:t>
+      </w:r>
+      <w:r>
+        <w:t xml:space="preserve">,</w:t>
+      </w:r>
+      <w:r>
+        <w:t xml:space="preserve"> </w:t>
+      </w:r>
+      <w:r>
+        <w:t xml:space="preserve">wrong-signed on four of five targets, and below a heavy-atom count (+0.487). A reference</w:t>
+      </w:r>
+      <w:r>
+        <w:t xml:space="preserve"> </w:t>
+      </w:r>
+      <w:r>
+        <w:t xml:space="preserve">standard that does not itself track experiment cannot establish which force field is better.</w:t>
+      </w:r>
+    </w:p>
+    <w:p>
+      <w:pPr>
+        <w:pStyle w:val="BodyText"/>
+      </w:pPr>
+      <w:r>
+        <w:t xml:space="preserve">We report the comparison only as a caution: force-field selections made on one dataset should</w:t>
+      </w:r>
+      <w:r>
+        <w:t xml:space="preserve"> </w:t>
+      </w:r>
+      <w:r>
+        <w:t xml:space="preserve">not be assumed to transfer, and we do not claim ff19SB is superior for these designs.</w:t>
+      </w:r>
+    </w:p>
+    <w:bookmarkEnd w:id="51"/>
+    <w:bookmarkStart w:id="53" w:name="longer-sampling-does-not-help"/>
+    <w:p>
+      <w:pPr>
+        <w:pStyle w:val="Heading3"/>
+      </w:pPr>
+      <w:r>
+        <w:t xml:space="preserve">3.7 Longer sampling does not help</w:t>
+      </w:r>
+    </w:p>
+    <w:p>
+      <w:pPr>
+        <w:pStyle w:val="FirstParagraph"/>
+      </w:pPr>
+      <w:r>
+        <w:t xml:space="preserve">A natural objection to single-structure scoring is that an ensemble average would do better. We</w:t>
+      </w:r>
+      <w:r>
+        <w:t xml:space="preserve"> </w:t>
+      </w:r>
+      <w:r>
+        <w:t xml:space="preserve">tested this on 40 KRAS compounds for which four independent 10 ns explicit-solvent replicas were</w:t>
+      </w:r>
+      <w:r>
+        <w:t xml:space="preserve"> </w:t>
+      </w:r>
+      <w:r>
+        <w:t xml:space="preserve">available, scored over the 2–10 ns window at 81 frames per replica —</w:t>
+      </w:r>
+      <w:r>
+        <w:t xml:space="preserve"> </w:t>
+      </w:r>
+      <w:r>
+        <w:rPr>
+          <w:b/>
+          <w:bCs/>
+        </w:rPr>
+        <w:t xml:space="preserve">324 frames per compound</w:t>
+      </w:r>
+      <w:r>
+        <w:t xml:space="preserve">.</w:t>
+      </w:r>
+    </w:p>
+    <w:p>
+      <w:pPr>
+        <w:pStyle w:val="BodyText"/>
+      </w:pPr>
+      <w:r>
+        <w:t xml:space="preserve">The ensemble does not converge well enough for the averaging to help. The median</w:t>
+      </w:r>
+      <w:r>
+        <w:t xml:space="preserve"> </w:t>
+      </w:r>
+      <w:r>
+        <w:t xml:space="preserve">replicate-to-replicate standard deviation of the ensemble score is</w:t>
+      </w:r>
+      <w:r>
+        <w:t xml:space="preserve"> </w:t>
+      </w:r>
+      <w:r>
+        <w:rPr>
+          <w:b/>
+          <w:bCs/>
+        </w:rPr>
         <w:t xml:space="preserve">6.81 kcal/mol</w:t>
       </w:r>
       <w:r>
@@ -5609,7 +9878,7 @@
         <w:rPr>
           <w:rStyle w:val="FootnoteReference"/>
         </w:rPr>
-        <w:footnoteReference w:id="50"/>
+        <w:footnoteReference w:id="52"/>
       </w:r>
       <w:r>
         <w:t xml:space="preserve"> </w:t>
@@ -5630,8 +9899,8 @@
         <w:t xml:space="preserve">reproducible is preferable to an expensive one that is not.</w:t>
       </w:r>
     </w:p>
-    <w:bookmarkEnd w:id="51"/>
-    <w:bookmarkStart w:id="52" w:name="an-external-test-on-a-sixth-target"/>
+    <w:bookmarkEnd w:id="53"/>
+    <w:bookmarkStart w:id="54" w:name="an-external-test-on-a-sixth-target"/>
     <w:p>
       <w:pPr>
         <w:pStyle w:val="Heading3"/>
@@ -5695,7 +9964,7 @@
           <w:b/>
           <w:bCs/>
         </w:rPr>
-        <w:t xml:space="preserve">Table 4.</w:t>
+        <w:t xml:space="preserve">Table 6.</w:t>
       </w:r>
       <w:r>
         <w:t xml:space="preserve"> </w:t>
@@ -6059,15 +10328,15 @@
         </w:pict>
       </w:r>
     </w:p>
-    <w:bookmarkEnd w:id="52"/>
-    <w:bookmarkEnd w:id="53"/>
-    <w:bookmarkStart w:id="57" w:name="Xb9dbbcdd4a658c1d85f92d090e462b455ffebdb"/>
+    <w:bookmarkEnd w:id="54"/>
+    <w:bookmarkEnd w:id="55"/>
+    <w:bookmarkStart w:id="59" w:name="X483e724cb112a4ca31541d544b9819c4ee86066"/>
     <w:p>
       <w:pPr>
         <w:pStyle w:val="Heading2"/>
       </w:pPr>
       <w:r>
-        <w:t xml:space="preserve">4. Application: a de novo design campaign against LptA</w:t>
+        <w:t xml:space="preserve">4. The campaign this method serves: de novo macrocycles against LptA</w:t>
       </w:r>
     </w:p>
     <w:p>
@@ -6105,7 +10374,7 @@
         <w:rPr>
           <w:rStyle w:val="FootnoteReference"/>
         </w:rPr>
-        <w:footnoteReference w:id="54"/>
+        <w:footnoteReference w:id="56"/>
       </w:r>
       <w:r>
         <w:t xml:space="preserve"> </w:t>
@@ -6135,7 +10404,7 @@
         <w:rPr>
           <w:rStyle w:val="FootnoteReference"/>
         </w:rPr>
-        <w:footnoteReference w:id="55"/>
+        <w:footnoteReference w:id="57"/>
       </w:r>
       <w:r>
         <w:t xml:space="preserve">,</w:t>
@@ -6144,7 +10413,7 @@
         <w:rPr>
           <w:rStyle w:val="FootnoteReference"/>
         </w:rPr>
-        <w:footnoteReference w:id="56"/>
+        <w:footnoteReference w:id="58"/>
       </w:r>
     </w:p>
     <w:p>
@@ -6152,7 +10421,13 @@
         <w:pStyle w:val="BodyText"/>
       </w:pPr>
       <w:r>
-        <w:t xml:space="preserve">We applied the protocol to a panel of 212 designed macrocycles in three branches: 20 canonical</w:t>
+        <w:t xml:space="preserve">The protocol above was established in order to triage this panel. We applied it to 212 designed</w:t>
+      </w:r>
+      <w:r>
+        <w:t xml:space="preserve"> </w:t>
+      </w:r>
+      <w:r>
+        <w:t xml:space="preserve">macrocycles in three branches: 20 canonical</w:t>
       </w:r>
       <w:r>
         <w:t xml:space="preserve"> </w:t>
@@ -6368,14 +10643,14 @@
         </w:pict>
       </w:r>
     </w:p>
-    <w:bookmarkEnd w:id="57"/>
-    <w:bookmarkStart w:id="58" w:name="X122341009b214663c8630bc49c2b403e6e7b0f4"/>
+    <w:bookmarkEnd w:id="59"/>
+    <w:bookmarkStart w:id="60" w:name="Xb4bcd12c116786d3998573ad77ed3e032b95f46"/>
     <w:p>
       <w:pPr>
         <w:pStyle w:val="Heading2"/>
       </w:pPr>
       <w:r>
-        <w:t xml:space="preserve">5. Prospective validation (registered plan — not yet executed)</w:t>
+        <w:t xml:space="preserve">5. Committed prospective test (registered; synthesis pending)</w:t>
       </w:r>
     </w:p>
     <w:p>
@@ -6387,7 +10662,21 @@
           <w:i/>
           <w:iCs/>
         </w:rPr>
-        <w:t xml:space="preserve">This section describes a planned experiment. No results exist at the time of writing.</w:t>
+        <w:t xml:space="preserve">This section describes a committed experiment that has not yet been executed. No results exist</w:t>
+      </w:r>
+      <w:r>
+        <w:rPr>
+          <w:i/>
+          <w:iCs/>
+        </w:rPr>
+        <w:t xml:space="preserve"> </w:t>
+      </w:r>
+      <w:r>
+        <w:rPr>
+          <w:i/>
+          <w:iCs/>
+        </w:rPr>
+        <w:t xml:space="preserve">at the time of writing, and none are claimed.</w:t>
       </w:r>
     </w:p>
     <w:p>
@@ -6395,13 +10684,19 @@
         <w:pStyle w:val="BodyText"/>
       </w:pPr>
       <w:r>
-        <w:t xml:space="preserve">Everything above is retrospective, on compounds measured by others. We therefore register a</w:t>
-      </w:r>
-      <w:r>
-        <w:t xml:space="preserve"> </w:t>
-      </w:r>
-      <w:r>
-        <w:t xml:space="preserve">forward test.</w:t>
+        <w:t xml:space="preserve">Everything above is retrospective, on compounds measured by others. The campaign of Section 4</w:t>
+      </w:r>
+      <w:r>
+        <w:t xml:space="preserve"> </w:t>
+      </w:r>
+      <w:r>
+        <w:t xml:space="preserve">will proceed to synthesis, and we register the forward test here, before any compound is made,</w:t>
+      </w:r>
+      <w:r>
+        <w:t xml:space="preserve"> </w:t>
+      </w:r>
+      <w:r>
+        <w:t xml:space="preserve">so that the prediction cannot be adjusted after the fact.</w:t>
       </w:r>
     </w:p>
     <w:p>
@@ -6419,13 +10714,13 @@
         <w:t xml:space="preserve"> </w:t>
       </w:r>
       <w:r>
-        <w:t xml:space="preserve">Ten de novo LptA designs will be selected before any measurement, synthesised, and</w:t>
-      </w:r>
-      <w:r>
-        <w:t xml:space="preserve"> </w:t>
-      </w:r>
-      <w:r>
-        <w:t xml:space="preserve">assayed. The ranking is frozen at registration and will not be adjusted afterwards.</w:t>
+        <w:t xml:space="preserve">Ten de novo LptA designs, selected and frozen before synthesis, will be made and</w:t>
+      </w:r>
+      <w:r>
+        <w:t xml:space="preserve"> </w:t>
+      </w:r>
+      <w:r>
+        <w:t xml:space="preserve">assayed. The ranking is registered at the point of selection and will not be revised.</w:t>
       </w:r>
     </w:p>
     <w:p>
@@ -6503,7 +10798,7 @@
           <w:b/>
           <w:bCs/>
         </w:rPr>
-        <w:t xml:space="preserve">Table 5.</w:t>
+        <w:t xml:space="preserve">Table 7.</w:t>
       </w:r>
       <w:r>
         <w:t xml:space="preserve"> </w:t>
@@ -6829,8 +11124,8 @@
         </w:pict>
       </w:r>
     </w:p>
-    <w:bookmarkEnd w:id="58"/>
-    <w:bookmarkStart w:id="61" w:name="discussion"/>
+    <w:bookmarkEnd w:id="60"/>
+    <w:bookmarkStart w:id="64" w:name="discussion"/>
     <w:p>
       <w:pPr>
         <w:pStyle w:val="Heading2"/>
@@ -6850,19 +11145,31 @@
         <w:t xml:space="preserve"> </w:t>
       </w:r>
       <w:r>
-        <w:t xml:space="preserve">peptides when size is held fixed — 60.1% pairwise accuracy where chance is 50% and a size</w:t>
-      </w:r>
-      <w:r>
-        <w:t xml:space="preserve"> </w:t>
-      </w:r>
-      <w:r>
-        <w:t xml:space="preserve">descriptor is undefined — at roughly a thousandth of the cost of rigorous free-energy</w:t>
-      </w:r>
-      <w:r>
-        <w:t xml:space="preserve"> </w:t>
-      </w:r>
-      <w:r>
-        <w:t xml:space="preserve">simulation, which achieves 84.1% on the same pairs.</w:t>
+        <w:t xml:space="preserve">peptides when size is controlled — 62.4% pairwise accuracy within a three-atom window, where</w:t>
+      </w:r>
+      <w:r>
+        <w:t xml:space="preserve"> </w:t>
+      </w:r>
+      <w:r>
+        <w:t xml:space="preserve">chance is 50% and a heavy-atom count reaches only 60.2% — at roughly a thousandth of the cost of</w:t>
+      </w:r>
+      <w:r>
+        <w:t xml:space="preserve"> </w:t>
+      </w:r>
+      <w:r>
+        <w:t xml:space="preserve">rigorous free-energy simulation, which achieves 83.9% on the same pairs. At exactly matched size</w:t>
+      </w:r>
+      <w:r>
+        <w:t xml:space="preserve"> </w:t>
+      </w:r>
+      <w:r>
+        <w:t xml:space="preserve">the point estimate is similar (60.1%) but the cohort does not contain enough same-size decisive</w:t>
+      </w:r>
+      <w:r>
+        <w:t xml:space="preserve"> </w:t>
+      </w:r>
+      <w:r>
+        <w:t xml:space="preserve">pairs to separate it from chance at 95% confidence.</w:t>
       </w:r>
     </w:p>
     <w:p>
@@ -6882,7 +11189,7 @@
         <w:rPr>
           <w:rStyle w:val="FootnoteReference"/>
         </w:rPr>
-        <w:footnoteReference w:id="59"/>
+        <w:footnoteReference w:id="61"/>
       </w:r>
       <w:r>
         <w:t xml:space="preserve"> </w:t>
@@ -6900,7 +11207,7 @@
         <w:rPr>
           <w:rStyle w:val="FootnoteReference"/>
         </w:rPr>
-        <w:footnoteReference w:id="60"/>
+        <w:footnoteReference w:id="62"/>
       </w:r>
       <w:r>
         <w:t xml:space="preserve"> </w:t>
@@ -6943,103 +11250,127 @@
       <w:pPr>
         <w:pStyle w:val="BodyText"/>
       </w:pPr>
-      <w:r>
-        <w:t xml:space="preserve">The practical reading for a design campaign is that this protocol is a</w:t>
-      </w:r>
-      <w:r>
-        <w:t xml:space="preserve"> </w:t>
-      </w:r>
       <w:r>
         <w:rPr>
           <w:b/>
           <w:bCs/>
         </w:rPr>
-        <w:t xml:space="preserve">triage filter, not a</w:t>
+        <w:t xml:space="preserve">What this licenses us to do.</w:t>
+      </w:r>
+      <w:r>
+        <w:t xml:space="preserve"> </w:t>
+      </w:r>
+      <w:r>
+        <w:t xml:space="preserve">The protocol was established to decide which LptA designs to</w:t>
+      </w:r>
+      <w:r>
+        <w:t xml:space="preserve"> </w:t>
+      </w:r>
+      <w:r>
+        <w:t xml:space="preserve">synthesise, and the validation above determines how far that decision can lean on it. Three</w:t>
+      </w:r>
+      <w:r>
+        <w:t xml:space="preserve"> </w:t>
+      </w:r>
+      <w:r>
+        <w:t xml:space="preserve">constraints follow directly. Ranking is admissible within a branch, because that is what was</w:t>
+      </w:r>
+      <w:r>
+        <w:t xml:space="preserve"> </w:t>
+      </w:r>
+      <w:r>
+        <w:t xml:space="preserve">tested; cross-branch ranking is not, because the branches occupy different score ranges.</w:t>
+      </w:r>
+      <w:r>
+        <w:t xml:space="preserve"> </w:t>
+      </w:r>
+      <w:r>
+        <w:t xml:space="preserve">Size-matched selection is preferred, because that is the regime in which skill was demonstrated</w:t>
+      </w:r>
+      <w:r>
+        <w:t xml:space="preserve"> </w:t>
+      </w:r>
+      <w:r>
+        <w:t xml:space="preserve">— which favours the thanatin branch and, within the de novo branch, a size-matched subset.</w:t>
+      </w:r>
+      <w:r>
+        <w:t xml:space="preserve"> </w:t>
+      </w:r>
+      <w:r>
+        <w:t xml:space="preserve">And the selection must span the predicted range rather than take the top of it, because a set</w:t>
+      </w:r>
+      <w:r>
+        <w:t xml:space="preserve"> </w:t>
+      </w:r>
+      <w:r>
+        <w:t xml:space="preserve">of predicted winners cannot test the ranking that chose them. Section 5 implements all three.</w:t>
+      </w:r>
+    </w:p>
+    <w:p>
+      <w:pPr>
+        <w:pStyle w:val="BodyText"/>
+      </w:pPr>
+      <w:r>
+        <w:t xml:space="preserve">The practical reading for a design campaign is that this protocol is a</w:t>
+      </w:r>
+      <w:r>
+        <w:t xml:space="preserve"> </w:t>
       </w:r>
       <w:r>
         <w:rPr>
           <w:b/>
           <w:bCs/>
         </w:rPr>
-        <w:t xml:space="preserve"> </w:t>
+        <w:t xml:space="preserve">triage filter, not a</w:t>
       </w:r>
       <w:r>
         <w:rPr>
           <w:b/>
           <w:bCs/>
         </w:rPr>
-        <w:t xml:space="preserve">ranking to defend</w:t>
-      </w:r>
-      <w:r>
-        <w:t xml:space="preserve">. A 60% edge is worth having when the alternative is arbitrary selection and</w:t>
-      </w:r>
-      <w:r>
-        <w:t xml:space="preserve"> </w:t>
-      </w:r>
-      <w:r>
-        <w:t xml:space="preserve">the cost of being wrong is a thousand-dollar synthesis, particularly at seconds per compound.</w:t>
-      </w:r>
-      <w:r>
-        <w:t xml:space="preserve"> </w:t>
-      </w:r>
-      <w:r>
-        <w:t xml:space="preserve">It is not worth defending against a rigorous calculation when the decision is expensive enough</w:t>
-      </w:r>
-      <w:r>
-        <w:t xml:space="preserve"> </w:t>
-      </w:r>
-      <w:r>
-        <w:t xml:space="preserve">to justify one. The natural workflow is end-point scoring to reduce hundreds of candidates to</w:t>
-      </w:r>
-      <w:r>
-        <w:t xml:space="preserve"> </w:t>
-      </w:r>
-      <w:r>
-        <w:t xml:space="preserve">tens, then alchemical calculation on the shortlist.</w:t>
-      </w:r>
-    </w:p>
-    <w:p>
-      <w:pPr>
-        <w:pStyle w:val="BodyText"/>
-      </w:pPr>
-      <w:r>
-        <w:t xml:space="preserve">Three cautions generalise beyond this work.</w:t>
-      </w:r>
-    </w:p>
-    <w:p>
-      <w:pPr>
-        <w:pStyle w:val="BodyText"/>
-      </w:pPr>
+        <w:t xml:space="preserve"> </w:t>
+      </w:r>
       <w:r>
         <w:rPr>
           <w:b/>
           <w:bCs/>
         </w:rPr>
-        <w:t xml:space="preserve">The estimator matters.</w:t>
-      </w:r>
-      <w:r>
-        <w:t xml:space="preserve"> </w:t>
-      </w:r>
-      <w:r>
-        <w:t xml:space="preserve">Pooling compounds drawn from different receptor structures can invert</w:t>
-      </w:r>
-      <w:r>
-        <w:t xml:space="preserve"> </w:t>
-      </w:r>
-      <w:r>
-        <w:t xml:space="preserve">the sign of a result, as it does for KRAS (Table 2), so benchmark numbers computed that way</w:t>
-      </w:r>
-      <w:r>
-        <w:t xml:space="preserve"> </w:t>
-      </w:r>
-      <w:r>
-        <w:t xml:space="preserve">should be treated sceptically — including when the pooling is hidden inside what is reported as</w:t>
-      </w:r>
-      <w:r>
-        <w:t xml:space="preserve"> </w:t>
-      </w:r>
-      <w:r>
-        <w:t xml:space="preserve">a within-family metric.</w:t>
+        <w:t xml:space="preserve">ranking to defend</w:t>
+      </w:r>
+      <w:r>
+        <w:t xml:space="preserve">. A 60% edge is worth having when the alternative is arbitrary selection and</w:t>
+      </w:r>
+      <w:r>
+        <w:t xml:space="preserve"> </w:t>
+      </w:r>
+      <w:r>
+        <w:t xml:space="preserve">the cost of being wrong is a thousand-dollar synthesis, particularly at seconds per compound.</w:t>
+      </w:r>
+      <w:r>
+        <w:t xml:space="preserve"> </w:t>
+      </w:r>
+      <w:r>
+        <w:t xml:space="preserve">It is not worth defending against a rigorous calculation when the decision is expensive enough</w:t>
+      </w:r>
+      <w:r>
+        <w:t xml:space="preserve"> </w:t>
+      </w:r>
+      <w:r>
+        <w:t xml:space="preserve">to justify one. The natural workflow is end-point scoring to reduce hundreds of candidates to</w:t>
+      </w:r>
+      <w:r>
+        <w:t xml:space="preserve"> </w:t>
+      </w:r>
+      <w:r>
+        <w:t xml:space="preserve">tens, then alchemical calculation on the shortlist.</w:t>
+      </w:r>
+    </w:p>
+    <w:p>
+      <w:pPr>
+        <w:pStyle w:val="BodyText"/>
+      </w:pPr>
+      <w:r>
+        <w:t xml:space="preserve">Three cautions generalise beyond this work.</w:t>
       </w:r>
     </w:p>
     <w:p>
@@ -7051,31 +11382,31 @@
           <w:b/>
           <w:bCs/>
         </w:rPr>
-        <w:t xml:space="preserve">Pose provenance matters.</w:t>
-      </w:r>
-      <w:r>
-        <w:t xml:space="preserve"> </w:t>
-      </w:r>
-      <w:r>
-        <w:t xml:space="preserve">Where poses are built rather than crystallographic, scores can</w:t>
-      </w:r>
-      <w:r>
-        <w:t xml:space="preserve"> </w:t>
-      </w:r>
-      <w:r>
-        <w:t xml:space="preserve">track construction artefact: on the 12CA5 panel the score correlated with the pose builder’s</w:t>
-      </w:r>
-      <w:r>
-        <w:t xml:space="preserve"> </w:t>
-      </w:r>
-      <w:r>
-        <w:t xml:space="preserve">clash count at ρ = −0.891. Any end-point score should be reported alongside evidence about the</w:t>
-      </w:r>
-      <w:r>
-        <w:t xml:space="preserve"> </w:t>
-      </w:r>
-      <w:r>
-        <w:t xml:space="preserve">geometry it was computed on.</w:t>
+        <w:t xml:space="preserve">The estimator matters.</w:t>
+      </w:r>
+      <w:r>
+        <w:t xml:space="preserve"> </w:t>
+      </w:r>
+      <w:r>
+        <w:t xml:space="preserve">Pooling compounds drawn from different receptor structures can invert</w:t>
+      </w:r>
+      <w:r>
+        <w:t xml:space="preserve"> </w:t>
+      </w:r>
+      <w:r>
+        <w:t xml:space="preserve">the sign of a result, as it does for KRAS (Table 4), so benchmark numbers computed that way</w:t>
+      </w:r>
+      <w:r>
+        <w:t xml:space="preserve"> </w:t>
+      </w:r>
+      <w:r>
+        <w:t xml:space="preserve">should be treated sceptically — including when the pooling is hidden inside what is reported as</w:t>
+      </w:r>
+      <w:r>
+        <w:t xml:space="preserve"> </w:t>
+      </w:r>
+      <w:r>
+        <w:t xml:space="preserve">a within-family metric.</w:t>
       </w:r>
     </w:p>
     <w:p>
@@ -7087,6 +11418,42 @@
           <w:b/>
           <w:bCs/>
         </w:rPr>
+        <w:t xml:space="preserve">Pose provenance matters.</w:t>
+      </w:r>
+      <w:r>
+        <w:t xml:space="preserve"> </w:t>
+      </w:r>
+      <w:r>
+        <w:t xml:space="preserve">Where poses are built rather than crystallographic, scores can</w:t>
+      </w:r>
+      <w:r>
+        <w:t xml:space="preserve"> </w:t>
+      </w:r>
+      <w:r>
+        <w:t xml:space="preserve">track construction artefact: on the 12CA5 panel the score correlated with the pose builder’s</w:t>
+      </w:r>
+      <w:r>
+        <w:t xml:space="preserve"> </w:t>
+      </w:r>
+      <w:r>
+        <w:t xml:space="preserve">clash count at ρ = −0.891. Any end-point score should be reported alongside evidence about the</w:t>
+      </w:r>
+      <w:r>
+        <w:t xml:space="preserve"> </w:t>
+      </w:r>
+      <w:r>
+        <w:t xml:space="preserve">geometry it was computed on.</w:t>
+      </w:r>
+    </w:p>
+    <w:p>
+      <w:pPr>
+        <w:pStyle w:val="BodyText"/>
+      </w:pPr>
+      <w:r>
+        <w:rPr>
+          <w:b/>
+          <w:bCs/>
+        </w:rPr>
         <w:t xml:space="preserve">Reference standards must themselves be validated.</w:t>
       </w:r>
       <w:r>
@@ -7112,6 +11479,59 @@
       </w:r>
       <w:r>
         <w:t xml:space="preserve">Agreement with an unvalidated reference is not evidence.</w:t>
+      </w:r>
+    </w:p>
+    <w:bookmarkStart w:id="63" w:name="status-and-what-follows"/>
+    <w:p>
+      <w:pPr>
+        <w:pStyle w:val="Heading3"/>
+      </w:pPr>
+      <w:r>
+        <w:t xml:space="preserve">6.1 Status and what follows</w:t>
+      </w:r>
+    </w:p>
+    <w:p>
+      <w:pPr>
+        <w:pStyle w:val="FirstParagraph"/>
+      </w:pPr>
+      <w:r>
+        <w:t xml:space="preserve">This paper establishes a method and reports what it supports. It does not report a validated</w:t>
+      </w:r>
+      <w:r>
+        <w:t xml:space="preserve"> </w:t>
+      </w:r>
+      <w:r>
+        <w:t xml:space="preserve">prediction for LptA, and no such claim should be read into it. The sequence is deliberate:</w:t>
+      </w:r>
+      <w:r>
+        <w:t xml:space="preserve"> </w:t>
+      </w:r>
+      <w:r>
+        <w:t xml:space="preserve">establish the method against measured data from other systems, determine its limits, apply it</w:t>
+      </w:r>
+      <w:r>
+        <w:t xml:space="preserve"> </w:t>
+      </w:r>
+      <w:r>
+        <w:t xml:space="preserve">to the campaign panel under those limits, register the forward test, and only then commit</w:t>
+      </w:r>
+      <w:r>
+        <w:t xml:space="preserve"> </w:t>
+      </w:r>
+      <w:r>
+        <w:t xml:space="preserve">synthetic resources. Synthesis and assay of the ten registered compounds is the immediate next</w:t>
+      </w:r>
+      <w:r>
+        <w:t xml:space="preserve"> </w:t>
+      </w:r>
+      <w:r>
+        <w:t xml:space="preserve">step; the manuscript will be updated with those results, which Section 5 anticipates in both</w:t>
+      </w:r>
+      <w:r>
+        <w:t xml:space="preserve"> </w:t>
+      </w:r>
+      <w:r>
+        <w:t xml:space="preserve">directions.</w:t>
       </w:r>
     </w:p>
     <w:p>
@@ -7121,8 +11541,9 @@
         </w:pict>
       </w:r>
     </w:p>
-    <w:bookmarkEnd w:id="61"/>
-    <w:bookmarkStart w:id="62" w:name="limitations"/>
+    <w:bookmarkEnd w:id="63"/>
+    <w:bookmarkEnd w:id="64"/>
+    <w:bookmarkStart w:id="65" w:name="limitations"/>
     <w:p>
       <w:pPr>
         <w:pStyle w:val="Heading2"/>
@@ -7136,7 +11557,7 @@
         <w:pStyle w:val="Compact"/>
         <w:numPr>
           <w:ilvl w:val="0"/>
-          <w:numId w:val="1001"/>
+          <w:numId w:val="1002"/>
         </w:numPr>
       </w:pPr>
       <w:r>
@@ -7170,7 +11591,7 @@
         <w:pStyle w:val="Compact"/>
         <w:numPr>
           <w:ilvl w:val="0"/>
-          <w:numId w:val="1001"/>
+          <w:numId w:val="1002"/>
         </w:numPr>
       </w:pPr>
       <w:r>
@@ -7178,19 +11599,31 @@
           <w:b/>
           <w:bCs/>
         </w:rPr>
-        <w:t xml:space="preserve">Cyclin A/B is underpowered</w:t>
-      </w:r>
-      <w:r>
-        <w:t xml:space="preserve"> </w:t>
-      </w:r>
-      <w:r>
-        <w:t xml:space="preserve">in the strictest size-matched band (15 pairs, CI spanning</w:t>
-      </w:r>
-      <w:r>
-        <w:t xml:space="preserve"> </w:t>
-      </w:r>
-      <w:r>
-        <w:t xml:space="preserve">0.267–0.800) and contributes little.</w:t>
+        <w:t xml:space="preserve">The strictest band is underpowered.</w:t>
+      </w:r>
+      <w:r>
+        <w:t xml:space="preserve"> </w:t>
+      </w:r>
+      <w:r>
+        <w:t xml:space="preserve">At exactly equal heavy-atom count the cohort yields</w:t>
+      </w:r>
+      <w:r>
+        <w:t xml:space="preserve"> </w:t>
+      </w:r>
+      <w:r>
+        <w:t xml:space="preserve">337 decisive pairs in total, and the macro interval [0.472, 0.720] includes chance. Cyclin</w:t>
+      </w:r>
+      <w:r>
+        <w:t xml:space="preserve"> </w:t>
+      </w:r>
+      <w:r>
+        <w:t xml:space="preserve">A/B is the extreme case, with 15 pairs and an interval spanning [0.053, 1.000]. The</w:t>
+      </w:r>
+      <w:r>
+        <w:t xml:space="preserve"> </w:t>
+      </w:r>
+      <w:r>
+        <w:t xml:space="preserve">three-atom band is the better-powered analysis and the one we rely on.</w:t>
       </w:r>
     </w:p>
     <w:p>
@@ -7198,7 +11631,7 @@
         <w:pStyle w:val="Compact"/>
         <w:numPr>
           <w:ilvl w:val="0"/>
-          <w:numId w:val="1001"/>
+          <w:numId w:val="1002"/>
         </w:numPr>
       </w:pPr>
       <w:r>
@@ -7206,13 +11639,25 @@
           <w:b/>
           <w:bCs/>
         </w:rPr>
-        <w:t xml:space="preserve">Scores are not free energies</w:t>
-      </w:r>
-      <w:r>
-        <w:t xml:space="preserve"> </w:t>
-      </w:r>
-      <w:r>
-        <w:t xml:space="preserve">(Section 3.5) and must not be quoted as predicted affinities.</w:t>
+        <w:t xml:space="preserve">Only one target is individually significant.</w:t>
+      </w:r>
+      <w:r>
+        <w:t xml:space="preserve"> </w:t>
+      </w:r>
+      <w:r>
+        <w:t xml:space="preserve">PCSK9 excludes chance at both bands; the</w:t>
+      </w:r>
+      <w:r>
+        <w:t xml:space="preserve"> </w:t>
+      </w:r>
+      <w:r>
+        <w:t xml:space="preserve">other four do not. The macro result rests substantially on PCSK9, and a cohort without a</w:t>
+      </w:r>
+      <w:r>
+        <w:t xml:space="preserve"> </w:t>
+      </w:r>
+      <w:r>
+        <w:t xml:space="preserve">polar-interface target might not reproduce it.</w:t>
       </w:r>
     </w:p>
     <w:p>
@@ -7220,7 +11665,7 @@
         <w:pStyle w:val="Compact"/>
         <w:numPr>
           <w:ilvl w:val="0"/>
-          <w:numId w:val="1001"/>
+          <w:numId w:val="1002"/>
         </w:numPr>
       </w:pPr>
       <w:r>
@@ -7228,19 +11673,13 @@
           <w:b/>
           <w:bCs/>
         </w:rPr>
-        <w:t xml:space="preserve">No measured affinities exist for the LptA designs.</w:t>
-      </w:r>
-      <w:r>
-        <w:t xml:space="preserve"> </w:t>
-      </w:r>
-      <w:r>
-        <w:t xml:space="preserve">Section 4 is an application, not a</w:t>
-      </w:r>
-      <w:r>
-        <w:t xml:space="preserve"> </w:t>
-      </w:r>
-      <w:r>
-        <w:t xml:space="preserve">validation, and Section 5 is a plan.</w:t>
+        <w:t xml:space="preserve">Scores are not free energies</w:t>
+      </w:r>
+      <w:r>
+        <w:t xml:space="preserve"> </w:t>
+      </w:r>
+      <w:r>
+        <w:t xml:space="preserve">(Section 3.5) and must not be quoted as predicted affinities.</w:t>
       </w:r>
     </w:p>
     <w:p>
@@ -7248,7 +11687,7 @@
         <w:pStyle w:val="Compact"/>
         <w:numPr>
           <w:ilvl w:val="0"/>
-          <w:numId w:val="1001"/>
+          <w:numId w:val="1002"/>
         </w:numPr>
       </w:pPr>
       <w:r>
@@ -7256,19 +11695,19 @@
           <w:b/>
           <w:bCs/>
         </w:rPr>
-        <w:t xml:space="preserve">Two selenium-containing non-canonical residues</w:t>
-      </w:r>
-      <w:r>
-        <w:t xml:space="preserve"> </w:t>
-      </w:r>
-      <w:r>
-        <w:t xml:space="preserve">are approximations, GAFF2 having no</w:t>
-      </w:r>
-      <w:r>
-        <w:t xml:space="preserve"> </w:t>
-      </w:r>
-      <w:r>
-        <w:t xml:space="preserve">selenium parameters.</w:t>
+        <w:t xml:space="preserve">No measured affinities exist for the LptA designs.</w:t>
+      </w:r>
+      <w:r>
+        <w:t xml:space="preserve"> </w:t>
+      </w:r>
+      <w:r>
+        <w:t xml:space="preserve">Section 4 is an application, not a</w:t>
+      </w:r>
+      <w:r>
+        <w:t xml:space="preserve"> </w:t>
+      </w:r>
+      <w:r>
+        <w:t xml:space="preserve">validation, and Section 5 is a plan.</w:t>
       </w:r>
     </w:p>
     <w:p>
@@ -7276,7 +11715,7 @@
         <w:pStyle w:val="Compact"/>
         <w:numPr>
           <w:ilvl w:val="0"/>
-          <w:numId w:val="1001"/>
+          <w:numId w:val="1002"/>
         </w:numPr>
       </w:pPr>
       <w:r>
@@ -7284,19 +11723,19 @@
           <w:b/>
           <w:bCs/>
         </w:rPr>
-        <w:t xml:space="preserve">Single-structure scoring</w:t>
-      </w:r>
-      <w:r>
-        <w:t xml:space="preserve"> </w:t>
-      </w:r>
-      <w:r>
-        <w:t xml:space="preserve">inherits whatever error the input pose carries. We verify pose</w:t>
-      </w:r>
-      <w:r>
-        <w:t xml:space="preserve"> </w:t>
-      </w:r>
-      <w:r>
-        <w:t xml:space="preserve">quality explicitly (Section 4) but cannot certify that generated poses are correct.</w:t>
+        <w:t xml:space="preserve">Two selenium-containing non-canonical residues</w:t>
+      </w:r>
+      <w:r>
+        <w:t xml:space="preserve"> </w:t>
+      </w:r>
+      <w:r>
+        <w:t xml:space="preserve">are approximations, GAFF2 having no</w:t>
+      </w:r>
+      <w:r>
+        <w:t xml:space="preserve"> </w:t>
+      </w:r>
+      <w:r>
+        <w:t xml:space="preserve">selenium parameters.</w:t>
       </w:r>
     </w:p>
     <w:p>
@@ -7304,7 +11743,7 @@
         <w:pStyle w:val="Compact"/>
         <w:numPr>
           <w:ilvl w:val="0"/>
-          <w:numId w:val="1001"/>
+          <w:numId w:val="1002"/>
         </w:numPr>
       </w:pPr>
       <w:r>
@@ -7312,19 +11751,19 @@
           <w:b/>
           <w:bCs/>
         </w:rPr>
-        <w:t xml:space="preserve">Censored measurements</w:t>
-      </w:r>
-      <w:r>
-        <w:t xml:space="preserve"> </w:t>
-      </w:r>
-      <w:r>
-        <w:t xml:space="preserve">are excluded from pairwise analyses, which may bias the admitted</w:t>
-      </w:r>
-      <w:r>
-        <w:t xml:space="preserve"> </w:t>
-      </w:r>
-      <w:r>
-        <w:t xml:space="preserve">set toward the measurable dynamic range.</w:t>
+        <w:t xml:space="preserve">Single-structure scoring</w:t>
+      </w:r>
+      <w:r>
+        <w:t xml:space="preserve"> </w:t>
+      </w:r>
+      <w:r>
+        <w:t xml:space="preserve">inherits whatever error the input pose carries. We verify pose</w:t>
+      </w:r>
+      <w:r>
+        <w:t xml:space="preserve"> </w:t>
+      </w:r>
+      <w:r>
+        <w:t xml:space="preserve">quality explicitly (Section 4) but cannot certify that generated poses are correct.</w:t>
       </w:r>
     </w:p>
     <w:p>
@@ -7332,7 +11771,35 @@
         <w:pStyle w:val="Compact"/>
         <w:numPr>
           <w:ilvl w:val="0"/>
-          <w:numId w:val="1001"/>
+          <w:numId w:val="1002"/>
+        </w:numPr>
+      </w:pPr>
+      <w:r>
+        <w:rPr>
+          <w:b/>
+          <w:bCs/>
+        </w:rPr>
+        <w:t xml:space="preserve">Censored measurements</w:t>
+      </w:r>
+      <w:r>
+        <w:t xml:space="preserve"> </w:t>
+      </w:r>
+      <w:r>
+        <w:t xml:space="preserve">are excluded from pairwise analyses, which may bias the admitted</w:t>
+      </w:r>
+      <w:r>
+        <w:t xml:space="preserve"> </w:t>
+      </w:r>
+      <w:r>
+        <w:t xml:space="preserve">set toward the measurable dynamic range.</w:t>
+      </w:r>
+    </w:p>
+    <w:p>
+      <w:pPr>
+        <w:pStyle w:val="Compact"/>
+        <w:numPr>
+          <w:ilvl w:val="0"/>
+          <w:numId w:val="1002"/>
         </w:numPr>
       </w:pPr>
       <w:r>
@@ -7371,8 +11838,8 @@
         </w:pict>
       </w:r>
     </w:p>
-    <w:bookmarkEnd w:id="62"/>
-    <w:bookmarkStart w:id="63" w:name="author-contributions"/>
+    <w:bookmarkEnd w:id="65"/>
+    <w:bookmarkStart w:id="66" w:name="author-contributions"/>
     <w:p>
       <w:pPr>
         <w:pStyle w:val="Heading2"/>
@@ -7401,8 +11868,8 @@
         <w:t xml:space="preserve">validation of Section 5 will be executed experimentally by the Brown laboratory.</w:t>
       </w:r>
     </w:p>
-    <w:bookmarkEnd w:id="63"/>
-    <w:bookmarkStart w:id="64" w:name="competing-interests"/>
+    <w:bookmarkEnd w:id="66"/>
+    <w:bookmarkStart w:id="67" w:name="competing-interests"/>
     <w:p>
       <w:pPr>
         <w:pStyle w:val="Heading2"/>
@@ -7419,8 +11886,8 @@
         <w:t xml:space="preserve">The authors declare no competing financial interests.</w:t>
       </w:r>
     </w:p>
-    <w:bookmarkEnd w:id="64"/>
-    <w:bookmarkStart w:id="65" w:name="acknowledgements"/>
+    <w:bookmarkEnd w:id="67"/>
+    <w:bookmarkStart w:id="68" w:name="acknowledgements"/>
     <w:p>
       <w:pPr>
         <w:pStyle w:val="Heading2"/>
@@ -7449,8 +11916,8 @@
         <w:t xml:space="preserve">evaluation possible.</w:t>
       </w:r>
     </w:p>
-    <w:bookmarkEnd w:id="65"/>
-    <w:bookmarkStart w:id="68" w:name="data-and-code-availability"/>
+    <w:bookmarkEnd w:id="68"/>
+    <w:bookmarkStart w:id="71" w:name="data-and-code-availability"/>
     <w:p>
       <w:pPr>
         <w:pStyle w:val="Heading2"/>
@@ -7501,7 +11968,7 @@
         <w:t xml:space="preserve"> </w:t>
       </w:r>
       <w:r>
-        <w:t xml:space="preserve">reproduces Table 3 and the primary figure.</w:t>
+        <w:t xml:space="preserve">reproduces Table 5 and the primary figure.</w:t>
       </w:r>
     </w:p>
     <w:p>
@@ -7521,7 +11988,7 @@
         <w:rPr>
           <w:rStyle w:val="FootnoteReference"/>
         </w:rPr>
-        <w:footnoteReference w:id="66"/>
+        <w:footnoteReference w:id="69"/>
       </w:r>
       <w:r>
         <w:t xml:space="preserve"> </w:t>
@@ -7539,7 +12006,7 @@
         <w:rPr>
           <w:rStyle w:val="FootnoteReference"/>
         </w:rPr>
-        <w:footnoteReference w:id="67"/>
+        <w:footnoteReference w:id="70"/>
       </w:r>
       <w:r>
         <w:t xml:space="preserve"> </w:t>
@@ -7561,8 +12028,8 @@
         </w:pict>
       </w:r>
     </w:p>
-    <w:bookmarkEnd w:id="68"/>
-    <w:bookmarkStart w:id="69" w:name="references"/>
+    <w:bookmarkEnd w:id="71"/>
+    <w:bookmarkStart w:id="72" w:name="references"/>
     <w:p>
       <w:pPr>
         <w:pStyle w:val="Heading2"/>
@@ -7578,8 +12045,8 @@
         </w:pict>
       </w:r>
     </w:p>
-    <w:bookmarkEnd w:id="69"/>
-    <w:bookmarkStart w:id="82" w:name="figures"/>
+    <w:bookmarkEnd w:id="72"/>
+    <w:bookmarkStart w:id="85" w:name="figures"/>
     <w:p>
       <w:pPr>
         <w:pStyle w:val="Heading2"/>
@@ -7615,18 +12082,18 @@
           <wp:inline>
             <wp:extent cx="5334000" cy="2621825"/>
             <wp:effectExtent b="0" l="0" r="0" t="0"/>
-            <wp:docPr descr="Pipeline and validation logic" title="" id="71" name="Picture"/>
+            <wp:docPr descr="Pipeline and validation logic" title="" id="74" name="Picture"/>
             <a:graphic>
               <a:graphicData uri="http://schemas.openxmlformats.org/drawingml/2006/picture">
                 <pic:pic>
                   <pic:nvPicPr>
-                    <pic:cNvPr descr="fig1_pipeline.png" id="72" name="Picture"/>
+                    <pic:cNvPr descr="fig1_pipeline.png" id="75" name="Picture"/>
                     <pic:cNvPicPr>
                       <a:picLocks noChangeArrowheads="1" noChangeAspect="1"/>
                     </pic:cNvPicPr>
                   </pic:nvPicPr>
                   <pic:blipFill>
-                    <a:blip r:embed="rId70"/>
+                    <a:blip r:embed="rId73"/>
                     <a:stretch>
                       <a:fillRect/>
                     </a:stretch>
@@ -7706,18 +12173,18 @@
           <wp:inline>
             <wp:extent cx="5334000" cy="1656772"/>
             <wp:effectExtent b="0" l="0" r="0" t="0"/>
-            <wp:docPr descr="The size confound" title="" id="74" name="Picture"/>
+            <wp:docPr descr="The size confound" title="" id="77" name="Picture"/>
             <a:graphic>
               <a:graphicData uri="http://schemas.openxmlformats.org/drawingml/2006/picture">
                 <pic:pic>
                   <pic:nvPicPr>
-                    <pic:cNvPr descr="fig2_size_confound.png" id="75" name="Picture"/>
+                    <pic:cNvPr descr="fig2_size_confound.png" id="78" name="Picture"/>
                     <pic:cNvPicPr>
                       <a:picLocks noChangeArrowheads="1" noChangeAspect="1"/>
                     </pic:cNvPicPr>
                   </pic:nvPicPr>
                   <pic:blipFill>
-                    <a:blip r:embed="rId73"/>
+                    <a:blip r:embed="rId76"/>
                     <a:stretch>
                       <a:fillRect/>
                     </a:stretch>
@@ -7785,18 +12252,18 @@
           <wp:inline>
             <wp:extent cx="5334000" cy="3302000"/>
             <wp:effectExtent b="0" l="0" r="0" t="0"/>
-            <wp:docPr descr="Per-target parity" title="" id="77" name="Picture"/>
+            <wp:docPr descr="Per-target parity" title="" id="80" name="Picture"/>
             <a:graphic>
               <a:graphicData uri="http://schemas.openxmlformats.org/drawingml/2006/picture">
                 <pic:pic>
                   <pic:nvPicPr>
-                    <pic:cNvPr descr="zha25_fepplus_parity_5families.png" id="78" name="Picture"/>
+                    <pic:cNvPr descr="zha25_fepplus_parity_5families.png" id="81" name="Picture"/>
                     <pic:cNvPicPr>
                       <a:picLocks noChangeArrowheads="1" noChangeAspect="1"/>
                     </pic:cNvPicPr>
                   </pic:nvPicPr>
                   <pic:blipFill>
-                    <a:blip r:embed="rId76"/>
+                    <a:blip r:embed="rId79"/>
                     <a:stretch>
                       <a:fillRect/>
                     </a:stretch>
@@ -7868,20 +12335,20 @@
       <w:r>
         <w:drawing>
           <wp:inline>
-            <wp:extent cx="5334000" cy="2069224"/>
+            <wp:extent cx="5334000" cy="2299137"/>
             <wp:effectExtent b="0" l="0" r="0" t="0"/>
-            <wp:docPr descr="Size-matched pairwise accuracy" title="" id="80" name="Picture"/>
+            <wp:docPr descr="Size-matched pairwise accuracy" title="" id="83" name="Picture"/>
             <a:graphic>
               <a:graphicData uri="http://schemas.openxmlformats.org/drawingml/2006/picture">
                 <pic:pic>
                   <pic:nvPicPr>
-                    <pic:cNvPr descr="size_matched_pairwise_accuracy.png" id="81" name="Picture"/>
+                    <pic:cNvPr descr="size_matched_pairwise_accuracy.png" id="84" name="Picture"/>
                     <pic:cNvPicPr>
                       <a:picLocks noChangeArrowheads="1" noChangeAspect="1"/>
                     </pic:cNvPicPr>
                   </pic:nvPicPr>
                   <pic:blipFill>
-                    <a:blip r:embed="rId79"/>
+                    <a:blip r:embed="rId82"/>
                     <a:stretch>
                       <a:fillRect/>
                     </a:stretch>
@@ -7889,7 +12356,7 @@
                   <pic:spPr bwMode="auto">
                     <a:xfrm>
                       <a:off x="0" y="0"/>
-                      <a:ext cx="5334000" cy="2069224"/>
+                      <a:ext cx="5334000" cy="2299137"/>
                     </a:xfrm>
                     <a:prstGeom prst="rect">
                       <a:avLst/>
@@ -7916,8 +12383,8 @@
         <w:t xml:space="preserve">Size-matched pairwise accuracy</w:t>
       </w:r>
     </w:p>
-    <w:bookmarkEnd w:id="82"/>
-    <w:bookmarkEnd w:id="83"/>
+    <w:bookmarkEnd w:id="85"/>
+    <w:bookmarkEnd w:id="86"/>
     <w:sectPr>
       <w:footnotePr>
         <w:numRestart w:val="eachSect"/>
@@ -8507,7 +12974,7 @@
       </w:r>
     </w:p>
   </w:footnote>
-  <w:footnote w:id="34">
+  <w:footnote w:id="35">
     <w:p>
       <w:pPr>
         <w:pStyle w:val="FootnoteText"/>
@@ -8542,7 +13009,7 @@
       </w:r>
     </w:p>
   </w:footnote>
-  <w:footnote w:id="35">
+  <w:footnote w:id="36">
     <w:p>
       <w:pPr>
         <w:pStyle w:val="FootnoteText"/>
@@ -8577,7 +13044,7 @@
       </w:r>
     </w:p>
   </w:footnote>
-  <w:footnote w:id="37">
+  <w:footnote w:id="38">
     <w:p>
       <w:pPr>
         <w:pStyle w:val="FootnoteText"/>
@@ -8612,7 +13079,7 @@
       </w:r>
     </w:p>
   </w:footnote>
-  <w:footnote w:id="38">
+  <w:footnote w:id="39">
     <w:p>
       <w:pPr>
         <w:pStyle w:val="FootnoteText"/>
@@ -8647,7 +13114,7 @@
       </w:r>
     </w:p>
   </w:footnote>
-  <w:footnote w:id="43">
+  <w:footnote w:id="45">
     <w:p>
       <w:pPr>
         <w:pStyle w:val="FootnoteText"/>
@@ -8682,7 +13149,7 @@
       </w:r>
     </w:p>
   </w:footnote>
-  <w:footnote w:id="50">
+  <w:footnote w:id="52">
     <w:p>
       <w:pPr>
         <w:pStyle w:val="FootnoteText"/>
@@ -8717,7 +13184,7 @@
       </w:r>
     </w:p>
   </w:footnote>
-  <w:footnote w:id="54">
+  <w:footnote w:id="56">
     <w:p>
       <w:pPr>
         <w:pStyle w:val="FootnoteText"/>
@@ -8752,7 +13219,7 @@
       </w:r>
     </w:p>
   </w:footnote>
-  <w:footnote w:id="55">
+  <w:footnote w:id="57">
     <w:p>
       <w:pPr>
         <w:pStyle w:val="FootnoteText"/>
@@ -8803,7 +13270,7 @@
       </w:r>
     </w:p>
   </w:footnote>
-  <w:footnote w:id="56">
+  <w:footnote w:id="58">
     <w:p>
       <w:pPr>
         <w:pStyle w:val="FootnoteText"/>
@@ -8838,7 +13305,7 @@
       </w:r>
     </w:p>
   </w:footnote>
-  <w:footnote w:id="59">
+  <w:footnote w:id="61">
     <w:p>
       <w:pPr>
         <w:pStyle w:val="FootnoteText"/>
@@ -8873,7 +13340,7 @@
       </w:r>
     </w:p>
   </w:footnote>
-  <w:footnote w:id="60">
+  <w:footnote w:id="62">
     <w:p>
       <w:pPr>
         <w:pStyle w:val="FootnoteText"/>
@@ -8908,7 +13375,7 @@
       </w:r>
     </w:p>
   </w:footnote>
-  <w:footnote w:id="66">
+  <w:footnote w:id="69">
     <w:p>
       <w:pPr>
         <w:pStyle w:val="FootnoteText"/>
@@ -8943,7 +13410,7 @@
       </w:r>
     </w:p>
   </w:footnote>
-  <w:footnote w:id="67">
+  <w:footnote w:id="70">
     <w:p>
       <w:pPr>
         <w:pStyle w:val="FootnoteText"/>
@@ -9148,6 +13615,36 @@
     <w:abstractNumId w:val="990"/>
   </w:num>
   <w:num w:numId="1001">
+    <w:abstractNumId w:val="99411"/>
+    <w:lvlOverride w:ilvl="0">
+      <w:startOverride w:val="1"/>
+    </w:lvlOverride>
+    <w:lvlOverride w:ilvl="1">
+      <w:startOverride w:val="1"/>
+    </w:lvlOverride>
+    <w:lvlOverride w:ilvl="2">
+      <w:startOverride w:val="1"/>
+    </w:lvlOverride>
+    <w:lvlOverride w:ilvl="3">
+      <w:startOverride w:val="1"/>
+    </w:lvlOverride>
+    <w:lvlOverride w:ilvl="4">
+      <w:startOverride w:val="1"/>
+    </w:lvlOverride>
+    <w:lvlOverride w:ilvl="5">
+      <w:startOverride w:val="1"/>
+    </w:lvlOverride>
+    <w:lvlOverride w:ilvl="6">
+      <w:startOverride w:val="1"/>
+    </w:lvlOverride>
+    <w:lvlOverride w:ilvl="7">
+      <w:startOverride w:val="1"/>
+    </w:lvlOverride>
+    <w:lvlOverride w:ilvl="8">
+      <w:startOverride w:val="1"/>
+    </w:lvlOverride>
+  </w:num>
+  <w:num w:numId="1002">
     <w:abstractNumId w:val="99411"/>
     <w:lvlOverride w:ilvl="0">
       <w:startOverride w:val="1"/>

--- a/manuscript/MANUSCRIPT.docx
+++ b/manuscript/MANUSCRIPT.docx
@@ -1118,19 +1118,13 @@
         <w:t xml:space="preserve"> </w:t>
       </w:r>
       <w:r>
-        <w:t xml:space="preserve">We use the 241 compounds for which structures and labels could be assembled; 235</w:t>
-      </w:r>
-      <w:r>
-        <w:t xml:space="preserve"> </w:t>
-      </w:r>
-      <w:r>
-        <w:t xml:space="preserve">carry an experimental binding free energy and 234 survive quality control (Section 2.4).</w:t>
-      </w:r>
-      <w:r>
-        <w:t xml:space="preserve"> </w:t>
-      </w:r>
-      <w:r>
-        <w:t xml:space="preserve">Analyses requiring unambiguous labels additionally exclude censored measurements, leaving 220.</w:t>
+        <w:t xml:space="preserve">We use the 241 compounds for which structures and labels could be assembled; the</w:t>
+      </w:r>
+      <w:r>
+        <w:t xml:space="preserve"> </w:t>
+      </w:r>
+      <w:r>
+        <w:t xml:space="preserve">attrition to the analysed sets is given below.</w:t>
       </w:r>
     </w:p>
     <w:p>
@@ -1157,6 +1151,121 @@
       </w:r>
       <w:r>
         <w:t xml:space="preserve">difficult to obtain.</w:t>
+      </w:r>
+    </w:p>
+    <w:p>
+      <w:pPr>
+        <w:pStyle w:val="BodyText"/>
+      </w:pPr>
+      <w:r>
+        <w:rPr>
+          <w:b/>
+          <w:bCs/>
+        </w:rPr>
+        <w:t xml:space="preserve">Compound attrition, stated once for reproducibility.</w:t>
+      </w:r>
+      <w:r>
+        <w:t xml:space="preserve"> </w:t>
+      </w:r>
+      <w:r>
+        <w:t xml:space="preserve">Of the 241 compounds for which</w:t>
+      </w:r>
+      <w:r>
+        <w:t xml:space="preserve"> </w:t>
+      </w:r>
+      <w:r>
+        <w:t xml:space="preserve">structures and labels could be assembled,</w:t>
+      </w:r>
+      <w:r>
+        <w:t xml:space="preserve"> </w:t>
+      </w:r>
+      <w:r>
+        <w:rPr>
+          <w:b/>
+          <w:bCs/>
+        </w:rPr>
+        <w:t xml:space="preserve">235</w:t>
+      </w:r>
+      <w:r>
+        <w:t xml:space="preserve"> </w:t>
+      </w:r>
+      <w:r>
+        <w:t xml:space="preserve">carry an experimental binding free energy;</w:t>
+      </w:r>
+      <w:r>
+        <w:t xml:space="preserve"> </w:t>
+      </w:r>
+      <w:r>
+        <w:rPr>
+          <w:b/>
+          <w:bCs/>
+        </w:rPr>
+        <w:t xml:space="preserve">234</w:t>
+      </w:r>
+      <w:r>
+        <w:t xml:space="preserve"> </w:t>
+      </w:r>
+      <w:r>
+        <w:t xml:space="preserve">remain after excluding</w:t>
+      </w:r>
+      <w:r>
+        <w:t xml:space="preserve"> </w:t>
+      </w:r>
+      <w:r>
+        <w:rPr>
+          <w:rStyle w:val="VerbatimChar"/>
+        </w:rPr>
+        <w:t xml:space="preserve">MCL_1__cpd_55</w:t>
+      </w:r>
+      <w:r>
+        <w:t xml:space="preserve"> </w:t>
+      </w:r>
+      <w:r>
+        <w:t xml:space="preserve">for an unrelieved steric clash (Section 2.2); and</w:t>
+      </w:r>
+      <w:r>
+        <w:t xml:space="preserve"> </w:t>
+      </w:r>
+      <w:r>
+        <w:rPr>
+          <w:b/>
+          <w:bCs/>
+        </w:rPr>
+        <w:t xml:space="preserve">220</w:t>
+      </w:r>
+      <w:r>
+        <w:t xml:space="preserve"> </w:t>
+      </w:r>
+      <w:r>
+        <w:t xml:space="preserve">remain for the pairwise analyses, which additionally exclude censored measurements</w:t>
+      </w:r>
+      <w:r>
+        <w:t xml:space="preserve"> </w:t>
+      </w:r>
+      <w:r>
+        <w:t xml:space="preserve">because the ordering of a censored pair is ambiguous. Correlation analyses in §3.1–3.3 use the</w:t>
+      </w:r>
+      <w:r>
+        <w:t xml:space="preserve"> </w:t>
+      </w:r>
+      <w:r>
+        <w:t xml:space="preserve">234; pairwise analyses in §3.4 use the 220. Every reported</w:t>
+      </w:r>
+      <w:r>
+        <w:t xml:space="preserve"> </w:t>
+      </w:r>
+      <w:r>
+        <w:rPr>
+          <w:i/>
+          <w:iCs/>
+        </w:rPr>
+        <w:t xml:space="preserve">n</w:t>
+      </w:r>
+      <w:r>
+        <w:t xml:space="preserve"> </w:t>
+      </w:r>
+      <w:r>
+        <w:t xml:space="preserve">refers to one of these two sets.</w:t>
       </w:r>
     </w:p>
     <w:p>

--- a/manuscript/MANUSCRIPT.docx
+++ b/manuscript/MANUSCRIPT.docx
@@ -8757,12 +8757,11 @@
         <w:tblLook w:firstRow="1" w:lastRow="0" w:firstColumn="0" w:lastColumn="0" w:noHBand="0" w:noVBand="0" w:val="0020"/>
       </w:tblPr>
       <w:tblGrid>
-        <w:gridCol w:w="1131"/>
-        <w:gridCol w:w="1508"/>
-        <w:gridCol w:w="1508"/>
-        <w:gridCol w:w="1131"/>
-        <w:gridCol w:w="1508"/>
-        <w:gridCol w:w="1131"/>
+        <w:gridCol w:w="1397"/>
+        <w:gridCol w:w="1863"/>
+        <w:gridCol w:w="1397"/>
+        <w:gridCol w:w="1863"/>
+        <w:gridCol w:w="1397"/>
       </w:tblGrid>
       <w:tr>
         <w:trPr>
@@ -8774,54 +8773,55 @@
             <w:pPr>
               <w:pStyle w:val="Compact"/>
             </w:pPr>
-          </w:p>
-        </w:tc>
-        <w:tc>
-          <w:tcPr/>
-          <w:p>
-            <w:pPr>
-              <w:pStyle w:val="Compact"/>
-            </w:pPr>
-          </w:p>
-        </w:tc>
-        <w:tc>
-          <w:tcPr/>
-          <w:p>
-            <w:pPr>
-              <w:pStyle w:val="Compact"/>
-              <w:jc w:val="right"/>
-            </w:pPr>
-            <w:r>
-              <w:t xml:space="preserve">identical heavy atoms</w:t>
-            </w:r>
-          </w:p>
-        </w:tc>
-        <w:tc>
-          <w:tcPr/>
-          <w:p>
-            <w:pPr>
-              <w:pStyle w:val="Compact"/>
-            </w:pPr>
-          </w:p>
-        </w:tc>
-        <w:tc>
-          <w:tcPr/>
-          <w:p>
-            <w:pPr>
-              <w:pStyle w:val="Compact"/>
-              <w:jc w:val="right"/>
-            </w:pPr>
-            <w:r>
-              <w:t xml:space="preserve">within 3 heavy atoms</w:t>
-            </w:r>
-          </w:p>
-        </w:tc>
-        <w:tc>
-          <w:tcPr/>
-          <w:p>
-            <w:pPr>
-              <w:pStyle w:val="Compact"/>
-            </w:pPr>
+            <w:r>
+              <w:t xml:space="preserve">target</w:t>
+            </w:r>
+          </w:p>
+        </w:tc>
+        <w:tc>
+          <w:tcPr/>
+          <w:p>
+            <w:pPr>
+              <w:pStyle w:val="Compact"/>
+              <w:jc w:val="right"/>
+            </w:pPr>
+            <w:r>
+              <w:t xml:space="preserve">MM/PBSA, identical size</w:t>
+            </w:r>
+          </w:p>
+        </w:tc>
+        <w:tc>
+          <w:tcPr/>
+          <w:p>
+            <w:pPr>
+              <w:pStyle w:val="Compact"/>
+            </w:pPr>
+            <w:r>
+              <w:t xml:space="preserve">95% CI</w:t>
+            </w:r>
+          </w:p>
+        </w:tc>
+        <w:tc>
+          <w:tcPr/>
+          <w:p>
+            <w:pPr>
+              <w:pStyle w:val="Compact"/>
+              <w:jc w:val="right"/>
+            </w:pPr>
+            <w:r>
+              <w:t xml:space="preserve">MM/PBSA, within 3 atoms</w:t>
+            </w:r>
+          </w:p>
+        </w:tc>
+        <w:tc>
+          <w:tcPr/>
+          <w:p>
+            <w:pPr>
+              <w:pStyle w:val="Compact"/>
+            </w:pPr>
+            <w:r>
+              <w:t xml:space="preserve">95% CI</w:t>
+            </w:r>
           </w:p>
         </w:tc>
       </w:tr>
@@ -8833,61 +8833,53 @@
               <w:pStyle w:val="Compact"/>
             </w:pPr>
             <w:r>
-              <w:t xml:space="preserve">target</w:t>
-            </w:r>
-          </w:p>
-        </w:tc>
-        <w:tc>
-          <w:tcPr/>
-          <w:p>
-            <w:pPr>
-              <w:pStyle w:val="Compact"/>
-            </w:pPr>
-          </w:p>
-        </w:tc>
-        <w:tc>
-          <w:tcPr/>
-          <w:p>
-            <w:pPr>
-              <w:pStyle w:val="Compact"/>
-              <w:jc w:val="right"/>
-            </w:pPr>
-            <w:r>
-              <w:t xml:space="preserve">MM/PBSA</w:t>
-            </w:r>
-          </w:p>
-        </w:tc>
-        <w:tc>
-          <w:tcPr/>
-          <w:p>
-            <w:pPr>
-              <w:pStyle w:val="Compact"/>
-            </w:pPr>
-            <w:r>
-              <w:t xml:space="preserve">95% CI</w:t>
-            </w:r>
-          </w:p>
-        </w:tc>
-        <w:tc>
-          <w:tcPr/>
-          <w:p>
-            <w:pPr>
-              <w:pStyle w:val="Compact"/>
-              <w:jc w:val="right"/>
-            </w:pPr>
-            <w:r>
-              <w:t xml:space="preserve">MM/PBSA</w:t>
-            </w:r>
-          </w:p>
-        </w:tc>
-        <w:tc>
-          <w:tcPr/>
-          <w:p>
-            <w:pPr>
-              <w:pStyle w:val="Compact"/>
-            </w:pPr>
-            <w:r>
-              <w:t xml:space="preserve">95% CI</w:t>
+              <w:t xml:space="preserve">Cyclin A/B</w:t>
+            </w:r>
+          </w:p>
+        </w:tc>
+        <w:tc>
+          <w:tcPr/>
+          <w:p>
+            <w:pPr>
+              <w:pStyle w:val="Compact"/>
+              <w:jc w:val="right"/>
+            </w:pPr>
+            <w:r>
+              <w:t xml:space="preserve">0.533</w:t>
+            </w:r>
+          </w:p>
+        </w:tc>
+        <w:tc>
+          <w:tcPr/>
+          <w:p>
+            <w:pPr>
+              <w:pStyle w:val="Compact"/>
+            </w:pPr>
+            <w:r>
+              <w:t xml:space="preserve">[0.053, 1.000]</w:t>
+            </w:r>
+          </w:p>
+        </w:tc>
+        <w:tc>
+          <w:tcPr/>
+          <w:p>
+            <w:pPr>
+              <w:pStyle w:val="Compact"/>
+              <w:jc w:val="right"/>
+            </w:pPr>
+            <w:r>
+              <w:t xml:space="preserve">0.674</w:t>
+            </w:r>
+          </w:p>
+        </w:tc>
+        <w:tc>
+          <w:tcPr/>
+          <w:p>
+            <w:pPr>
+              <w:pStyle w:val="Compact"/>
+            </w:pPr>
+            <w:r>
+              <w:t xml:space="preserve">[0.454, 0.863]</w:t>
             </w:r>
           </w:p>
         </w:tc>
@@ -8900,61 +8892,53 @@
               <w:pStyle w:val="Compact"/>
             </w:pPr>
             <w:r>
-              <w:t xml:space="preserve">Cyclin A/B</w:t>
-            </w:r>
-          </w:p>
-        </w:tc>
-        <w:tc>
-          <w:tcPr/>
-          <w:p>
-            <w:pPr>
-              <w:pStyle w:val="Compact"/>
-            </w:pPr>
-          </w:p>
-        </w:tc>
-        <w:tc>
-          <w:tcPr/>
-          <w:p>
-            <w:pPr>
-              <w:pStyle w:val="Compact"/>
-              <w:jc w:val="right"/>
-            </w:pPr>
-            <w:r>
-              <w:t xml:space="preserve">0.533</w:t>
-            </w:r>
-          </w:p>
-        </w:tc>
-        <w:tc>
-          <w:tcPr/>
-          <w:p>
-            <w:pPr>
-              <w:pStyle w:val="Compact"/>
-            </w:pPr>
-            <w:r>
-              <w:t xml:space="preserve">[0.053, 1.000]</w:t>
-            </w:r>
-          </w:p>
-        </w:tc>
-        <w:tc>
-          <w:tcPr/>
-          <w:p>
-            <w:pPr>
-              <w:pStyle w:val="Compact"/>
-              <w:jc w:val="right"/>
-            </w:pPr>
-            <w:r>
-              <w:t xml:space="preserve">0.674</w:t>
-            </w:r>
-          </w:p>
-        </w:tc>
-        <w:tc>
-          <w:tcPr/>
-          <w:p>
-            <w:pPr>
-              <w:pStyle w:val="Compact"/>
-            </w:pPr>
-            <w:r>
-              <w:t xml:space="preserve">[0.454, 0.863]</w:t>
+              <w:t xml:space="preserve">JAK2</w:t>
+            </w:r>
+          </w:p>
+        </w:tc>
+        <w:tc>
+          <w:tcPr/>
+          <w:p>
+            <w:pPr>
+              <w:pStyle w:val="Compact"/>
+              <w:jc w:val="right"/>
+            </w:pPr>
+            <w:r>
+              <w:t xml:space="preserve">0.637</w:t>
+            </w:r>
+          </w:p>
+        </w:tc>
+        <w:tc>
+          <w:tcPr/>
+          <w:p>
+            <w:pPr>
+              <w:pStyle w:val="Compact"/>
+            </w:pPr>
+            <w:r>
+              <w:t xml:space="preserve">[0.397, 0.831]</w:t>
+            </w:r>
+          </w:p>
+        </w:tc>
+        <w:tc>
+          <w:tcPr/>
+          <w:p>
+            <w:pPr>
+              <w:pStyle w:val="Compact"/>
+              <w:jc w:val="right"/>
+            </w:pPr>
+            <w:r>
+              <w:t xml:space="preserve">0.598</w:t>
+            </w:r>
+          </w:p>
+        </w:tc>
+        <w:tc>
+          <w:tcPr/>
+          <w:p>
+            <w:pPr>
+              <w:pStyle w:val="Compact"/>
+            </w:pPr>
+            <w:r>
+              <w:t xml:space="preserve">[0.437, 0.732]</w:t>
             </w:r>
           </w:p>
         </w:tc>
@@ -8967,61 +8951,53 @@
               <w:pStyle w:val="Compact"/>
             </w:pPr>
             <w:r>
-              <w:t xml:space="preserve">JAK2</w:t>
-            </w:r>
-          </w:p>
-        </w:tc>
-        <w:tc>
-          <w:tcPr/>
-          <w:p>
-            <w:pPr>
-              <w:pStyle w:val="Compact"/>
-            </w:pPr>
-          </w:p>
-        </w:tc>
-        <w:tc>
-          <w:tcPr/>
-          <w:p>
-            <w:pPr>
-              <w:pStyle w:val="Compact"/>
-              <w:jc w:val="right"/>
-            </w:pPr>
-            <w:r>
-              <w:t xml:space="preserve">0.637</w:t>
-            </w:r>
-          </w:p>
-        </w:tc>
-        <w:tc>
-          <w:tcPr/>
-          <w:p>
-            <w:pPr>
-              <w:pStyle w:val="Compact"/>
-            </w:pPr>
-            <w:r>
-              <w:t xml:space="preserve">[0.397, 0.831]</w:t>
-            </w:r>
-          </w:p>
-        </w:tc>
-        <w:tc>
-          <w:tcPr/>
-          <w:p>
-            <w:pPr>
-              <w:pStyle w:val="Compact"/>
-              <w:jc w:val="right"/>
-            </w:pPr>
-            <w:r>
-              <w:t xml:space="preserve">0.598</w:t>
-            </w:r>
-          </w:p>
-        </w:tc>
-        <w:tc>
-          <w:tcPr/>
-          <w:p>
-            <w:pPr>
-              <w:pStyle w:val="Compact"/>
-            </w:pPr>
-            <w:r>
-              <w:t xml:space="preserve">[0.437, 0.732]</w:t>
+              <w:t xml:space="preserve">KRAS</w:t>
+            </w:r>
+          </w:p>
+        </w:tc>
+        <w:tc>
+          <w:tcPr/>
+          <w:p>
+            <w:pPr>
+              <w:pStyle w:val="Compact"/>
+              <w:jc w:val="right"/>
+            </w:pPr>
+            <w:r>
+              <w:t xml:space="preserve">0.518</w:t>
+            </w:r>
+          </w:p>
+        </w:tc>
+        <w:tc>
+          <w:tcPr/>
+          <w:p>
+            <w:pPr>
+              <w:pStyle w:val="Compact"/>
+            </w:pPr>
+            <w:r>
+              <w:t xml:space="preserve">[0.289, 0.727]</w:t>
+            </w:r>
+          </w:p>
+        </w:tc>
+        <w:tc>
+          <w:tcPr/>
+          <w:p>
+            <w:pPr>
+              <w:pStyle w:val="Compact"/>
+              <w:jc w:val="right"/>
+            </w:pPr>
+            <w:r>
+              <w:t xml:space="preserve">0.496</w:t>
+            </w:r>
+          </w:p>
+        </w:tc>
+        <w:tc>
+          <w:tcPr/>
+          <w:p>
+            <w:pPr>
+              <w:pStyle w:val="Compact"/>
+            </w:pPr>
+            <w:r>
+              <w:t xml:space="preserve">[0.339, 0.664]</w:t>
             </w:r>
           </w:p>
         </w:tc>
@@ -9034,83 +9010,8 @@
               <w:pStyle w:val="Compact"/>
             </w:pPr>
             <w:r>
-              <w:t xml:space="preserve">KRAS</w:t>
-            </w:r>
-          </w:p>
-        </w:tc>
-        <w:tc>
-          <w:tcPr/>
-          <w:p>
-            <w:pPr>
-              <w:pStyle w:val="Compact"/>
-            </w:pPr>
-          </w:p>
-        </w:tc>
-        <w:tc>
-          <w:tcPr/>
-          <w:p>
-            <w:pPr>
-              <w:pStyle w:val="Compact"/>
-              <w:jc w:val="right"/>
-            </w:pPr>
-            <w:r>
-              <w:t xml:space="preserve">0.518</w:t>
-            </w:r>
-          </w:p>
-        </w:tc>
-        <w:tc>
-          <w:tcPr/>
-          <w:p>
-            <w:pPr>
-              <w:pStyle w:val="Compact"/>
-            </w:pPr>
-            <w:r>
-              <w:t xml:space="preserve">[0.289, 0.727]</w:t>
-            </w:r>
-          </w:p>
-        </w:tc>
-        <w:tc>
-          <w:tcPr/>
-          <w:p>
-            <w:pPr>
-              <w:pStyle w:val="Compact"/>
-              <w:jc w:val="right"/>
-            </w:pPr>
-            <w:r>
-              <w:t xml:space="preserve">0.496</w:t>
-            </w:r>
-          </w:p>
-        </w:tc>
-        <w:tc>
-          <w:tcPr/>
-          <w:p>
-            <w:pPr>
-              <w:pStyle w:val="Compact"/>
-            </w:pPr>
-            <w:r>
-              <w:t xml:space="preserve">[0.339, 0.664]</w:t>
-            </w:r>
-          </w:p>
-        </w:tc>
-      </w:tr>
-      <w:tr>
-        <w:tc>
-          <w:tcPr/>
-          <w:p>
-            <w:pPr>
-              <w:pStyle w:val="Compact"/>
-            </w:pPr>
-            <w:r>
               <w:t xml:space="preserve">MCL-1</w:t>
             </w:r>
-          </w:p>
-        </w:tc>
-        <w:tc>
-          <w:tcPr/>
-          <w:p>
-            <w:pPr>
-              <w:pStyle w:val="Compact"/>
-            </w:pPr>
           </w:p>
         </w:tc>
         <w:tc>
@@ -9181,14 +9082,6 @@
           <w:p>
             <w:pPr>
               <w:pStyle w:val="Compact"/>
-            </w:pPr>
-          </w:p>
-        </w:tc>
-        <w:tc>
-          <w:tcPr/>
-          <w:p>
-            <w:pPr>
-              <w:pStyle w:val="Compact"/>
               <w:jc w:val="right"/>
             </w:pPr>
             <w:r>
@@ -9259,16 +9152,8 @@
                 <w:b/>
                 <w:bCs/>
               </w:rPr>
-              <w:t xml:space="preserve">macro</w:t>
-            </w:r>
-          </w:p>
-        </w:tc>
-        <w:tc>
-          <w:tcPr/>
-          <w:p>
-            <w:pPr>
-              <w:pStyle w:val="Compact"/>
-            </w:pPr>
+              <w:t xml:space="preserve">macro, MM/PBSA</w:t>
+            </w:r>
           </w:p>
         </w:tc>
         <w:tc>
@@ -9338,16 +9223,8 @@
               <w:pStyle w:val="Compact"/>
             </w:pPr>
             <w:r>
-              <w:t xml:space="preserve">FEP+ macro</w:t>
-            </w:r>
-          </w:p>
-        </w:tc>
-        <w:tc>
-          <w:tcPr/>
-          <w:p>
-            <w:pPr>
-              <w:pStyle w:val="Compact"/>
-            </w:pPr>
+              <w:t xml:space="preserve">macro, FEP+</w:t>
+            </w:r>
           </w:p>
         </w:tc>
         <w:tc>
@@ -9598,25 +9475,25 @@
           <w:b/>
           <w:bCs/>
         </w:rPr>
-        <w:t xml:space="preserve">does not survive the second case:</w:t>
-      </w:r>
-      <w:r>
-        <w:t xml:space="preserve"> </w:t>
-      </w:r>
-      <w:r>
-        <w:t xml:space="preserve">JAK2 is the fourth most polar of the five (23.8%) and the</w:t>
-      </w:r>
-      <w:r>
-        <w:t xml:space="preserve"> </w:t>
-      </w:r>
-      <w:r>
-        <w:t xml:space="preserve">second-best performer, while KRAS is second most polar (30.5%) and indistinguishable from</w:t>
-      </w:r>
-      <w:r>
-        <w:t xml:space="preserve"> </w:t>
-      </w:r>
-      <w:r>
-        <w:t xml:space="preserve">chance. Polarity alone therefore does not account for where the method works, and with five</w:t>
+        <w:t xml:space="preserve">does not survive the other cases:</w:t>
+      </w:r>
+      <w:r>
+        <w:t xml:space="preserve"> </w:t>
+      </w:r>
+      <w:r>
+        <w:t xml:space="preserve">JAK2 is the fourth most polar of the five (23.8%) yet has</w:t>
+      </w:r>
+      <w:r>
+        <w:t xml:space="preserve"> </w:t>
+      </w:r>
+      <w:r>
+        <w:t xml:space="preserve">the second-highest point estimate at exact matching, while KRAS is the second most polar</w:t>
+      </w:r>
+      <w:r>
+        <w:t xml:space="preserve"> </w:t>
+      </w:r>
+      <w:r>
+        <w:t xml:space="preserve">(30.5%) and sits at chance in both bands. Polarity alone therefore does not account for where the method works, and with five</w:t>
       </w:r>
       <w:r>
         <w:t xml:space="preserve"> </w:t>

--- a/manuscript/MANUSCRIPT.docx
+++ b/manuscript/MANUSCRIPT.docx
@@ -40,74 +40,6 @@
     <w:p>
       <w:pPr>
         <w:pStyle w:val="FirstParagraph"/>
-      </w:pPr>
-      <w:r>
-        <w:rPr>
-          <w:i/>
-          <w:iCs/>
-        </w:rPr>
-        <w:t xml:space="preserve">Alternative title, results-forward:</w:t>
-      </w:r>
-      <w:r>
-        <w:rPr>
-          <w:i/>
-          <w:iCs/>
-        </w:rPr>
-        <w:t xml:space="preserve"> </w:t>
-      </w:r>
-      <w:r>
-        <w:rPr>
-          <w:i/>
-          <w:iCs/>
-        </w:rPr>
-        <w:t xml:space="preserve">“Size-matched benchmarking reveals genuine but modest</w:t>
-      </w:r>
-      <w:r>
-        <w:rPr>
-          <w:i/>
-          <w:iCs/>
-        </w:rPr>
-        <w:t xml:space="preserve"> </w:t>
-      </w:r>
-      <w:r>
-        <w:rPr>
-          <w:i/>
-          <w:iCs/>
-        </w:rPr>
-        <w:t xml:space="preserve">ranking skill in end-point MM/PBSA for macrocyclic peptides.”</w:t>
-      </w:r>
-      <w:r>
-        <w:rPr>
-          <w:i/>
-          <w:iCs/>
-        </w:rPr>
-        <w:t xml:space="preserve"> </w:t>
-      </w:r>
-      <w:r>
-        <w:rPr>
-          <w:i/>
-          <w:iCs/>
-        </w:rPr>
-        <w:t xml:space="preserve">The methods-forward title above</w:t>
-      </w:r>
-      <w:r>
-        <w:rPr>
-          <w:i/>
-          <w:iCs/>
-        </w:rPr>
-        <w:t xml:space="preserve"> </w:t>
-      </w:r>
-      <w:r>
-        <w:rPr>
-          <w:i/>
-          <w:iCs/>
-        </w:rPr>
-        <w:t xml:space="preserve">reflects the paper’s purpose; either works.</w:t>
-      </w:r>
-    </w:p>
-    <w:p>
-      <w:pPr>
-        <w:pStyle w:val="BodyText"/>
       </w:pPr>
       <w:r>
         <w:rPr>

--- a/manuscript/MANUSCRIPT.docx
+++ b/manuscript/MANUSCRIPT.docx
@@ -2,7 +2,7 @@
 <file path=word/document.xml><?xml version="1.0" encoding="utf-8"?>
 <w:document xmlns:w="http://schemas.openxmlformats.org/wordprocessingml/2006/main" xmlns:m="http://schemas.openxmlformats.org/officeDocument/2006/math" xmlns:r="http://schemas.openxmlformats.org/officeDocument/2006/relationships" xmlns:o="urn:schemas-microsoft-com:office:office" xmlns:v="urn:schemas-microsoft-com:vml" xmlns:w10="urn:schemas-microsoft-com:office:word" xmlns:a="http://schemas.openxmlformats.org/drawingml/2006/main" xmlns:pic="http://schemas.openxmlformats.org/drawingml/2006/picture" xmlns:wp="http://schemas.openxmlformats.org/drawingml/2006/wordprocessingDrawing">
   <w:body>
-    <w:bookmarkStart w:id="66" w:name="X9e98b47311a00728e586bb15530b06c3a9f6511"/>
+    <w:bookmarkStart w:id="69" w:name="X9e98b47311a00728e586bb15530b06c3a9f6511"/>
     <w:p>
       <w:pPr>
         <w:pStyle w:val="Heading1"/>
@@ -409,6 +409,12 @@
       </w:r>
       <w:r>
         <w:t xml:space="preserve">Figure 5: A machine-learned force field does not rescue the ranking. Within-receptor ranking.</w:t>
+      </w:r>
+      <w:r>
+        <w:t xml:space="preserve"> </w:t>
+      </w:r>
+      <w:r>
+        <w:t xml:space="preserve">Figure 6: Parent-to-swap comparison on the LptA design panel. Swaps score better and.</w:t>
       </w:r>
     </w:p>
     <w:p>
@@ -7426,7 +7432,7 @@
     </w:p>
     <w:bookmarkEnd w:id="27"/>
     <w:bookmarkEnd w:id="28"/>
-    <w:bookmarkStart w:id="59" w:name="results-and-discussion"/>
+    <w:bookmarkStart w:id="62" w:name="results-and-discussion"/>
     <w:p>
       <w:pPr>
         <w:pStyle w:val="Heading2"/>
@@ -11351,6 +11357,84 @@
           <w:b/>
           <w:bCs/>
         </w:rPr>
+        <w:t xml:space="preserve">The confound reappears in the designs themselves (Figure 6).</w:t>
+      </w:r>
+      <w:r>
+        <w:t xml:space="preserve"> </w:t>
+      </w:r>
+      <w:r>
+        <w:t xml:space="preserve">The 96 non-canonical swaps are</w:t>
+      </w:r>
+      <w:r>
+        <w:t xml:space="preserve"> </w:t>
+      </w:r>
+      <w:r>
+        <w:t xml:space="preserve">each matched to the canonical parent they were built from, so the pair differs at one residue by</w:t>
+      </w:r>
+      <w:r>
+        <w:t xml:space="preserve"> </w:t>
+      </w:r>
+      <w:r>
+        <w:t xml:space="preserve">construction. Seventy-five of the 96 swaps score better than their parent, by a median of 3.80</w:t>
+      </w:r>
+      <w:r>
+        <w:t xml:space="preserve"> </w:t>
+      </w:r>
+      <w:r>
+        <w:t xml:space="preserve">kcal/mol — but they also bury 70 Å² more interface area on average, and both scoring functions</w:t>
+      </w:r>
+      <w:r>
+        <w:t xml:space="preserve"> </w:t>
+      </w:r>
+      <w:r>
+        <w:t xml:space="preserve">reward that. Asked which swap helps, MM/PBSA and Rosetta agree only weakly (ρ = +0.209), and the</w:t>
+      </w:r>
+      <w:r>
+        <w:t xml:space="preserve"> </w:t>
+      </w:r>
+      <w:r>
+        <w:t xml:space="preserve">agreement is largely the shared size signal: controlling for the change in buried area by partial</w:t>
+      </w:r>
+      <w:r>
+        <w:t xml:space="preserve"> </w:t>
+      </w:r>
+      <w:r>
+        <w:t xml:space="preserve">rank correlation leaves +0.053 for ff03, +0.115 for ff14SB and +0.135 for ff19SB. The pattern that</w:t>
+      </w:r>
+      <w:r>
+        <w:t xml:space="preserve"> </w:t>
+      </w:r>
+      <w:r>
+        <w:t xml:space="preserve">Section 3.3 establishes on measured data recurs here on designs with no measured data, in all three</w:t>
+      </w:r>
+      <w:r>
+        <w:t xml:space="preserve"> </w:t>
+      </w:r>
+      <w:r>
+        <w:t xml:space="preserve">force fields. Eight of the ten compounds registered for the prospective test of Section 3.10 are</w:t>
+      </w:r>
+      <w:r>
+        <w:t xml:space="preserve"> </w:t>
+      </w:r>
+      <w:r>
+        <w:t xml:space="preserve">drawn from this panel, which is why that selection is held to a four-heavy-atom window by</w:t>
+      </w:r>
+      <w:r>
+        <w:t xml:space="preserve"> </w:t>
+      </w:r>
+      <w:r>
+        <w:t xml:space="preserve">construction rather than left to the branch to be unconfounded.</w:t>
+      </w:r>
+    </w:p>
+    <w:p>
+      <w:pPr>
+        <w:pStyle w:val="BodyText"/>
+      </w:pPr>
+      <w:r>
+        <w:rPr>
+          <w:b/>
+          <w:bCs/>
+        </w:rPr>
         <w:t xml:space="preserve">No measured affinities exist for any of these designs.</w:t>
       </w:r>
       <w:r>
@@ -12540,7 +12624,7 @@
       </w:r>
     </w:p>
     <w:bookmarkEnd w:id="42"/>
-    <w:bookmarkStart w:id="58" w:name="figures"/>
+    <w:bookmarkStart w:id="61" w:name="figures"/>
     <w:p>
       <w:pPr>
         <w:pStyle w:val="Heading3"/>
@@ -12580,7 +12664,7 @@
               <a:graphicData uri="http://schemas.openxmlformats.org/drawingml/2006/picture">
                 <pic:pic>
                   <pic:nvPicPr>
-                    <pic:cNvPr descr="/private/tmp/mmpbsa-macrocycle-benchmark/manuscript/fig1_pipeline.png" id="45" name="Picture"/>
+                    <pic:cNvPr descr="/Users/daddycl/Desktop/Lab_computation_results.nosync/projects/mmpbsa-macrocycle-benchmark/manuscript/fig1_pipeline.png" id="45" name="Picture"/>
                     <pic:cNvPicPr>
                       <a:picLocks noChangeArrowheads="1" noChangeAspect="1"/>
                     </pic:cNvPicPr>
@@ -12662,7 +12746,7 @@
               <a:graphicData uri="http://schemas.openxmlformats.org/drawingml/2006/picture">
                 <pic:pic>
                   <pic:nvPicPr>
-                    <pic:cNvPr descr="/private/tmp/mmpbsa-macrocycle-benchmark/manuscript/fig2_size_confound.png" id="48" name="Picture"/>
+                    <pic:cNvPr descr="/Users/daddycl/Desktop/Lab_computation_results.nosync/projects/mmpbsa-macrocycle-benchmark/manuscript/fig2_size_confound.png" id="48" name="Picture"/>
                     <pic:cNvPicPr>
                       <a:picLocks noChangeArrowheads="1" noChangeAspect="1"/>
                     </pic:cNvPicPr>
@@ -12732,7 +12816,7 @@
               <a:graphicData uri="http://schemas.openxmlformats.org/drawingml/2006/picture">
                 <pic:pic>
                   <pic:nvPicPr>
-                    <pic:cNvPr descr="/private/tmp/mmpbsa-macrocycle-benchmark/manuscript/zha25_fepplus_parity_5families.png" id="51" name="Picture"/>
+                    <pic:cNvPr descr="/Users/daddycl/Desktop/Lab_computation_results.nosync/projects/mmpbsa-macrocycle-benchmark/manuscript/zha25_fepplus_parity_5families.png" id="51" name="Picture"/>
                     <pic:cNvPicPr>
                       <a:picLocks noChangeArrowheads="1" noChangeAspect="1"/>
                     </pic:cNvPicPr>
@@ -12808,7 +12892,7 @@
               <a:graphicData uri="http://schemas.openxmlformats.org/drawingml/2006/picture">
                 <pic:pic>
                   <pic:nvPicPr>
-                    <pic:cNvPr descr="/private/tmp/mmpbsa-macrocycle-benchmark/manuscript/size_matched_pairwise_accuracy.png" id="54" name="Picture"/>
+                    <pic:cNvPr descr="/Users/daddycl/Desktop/Lab_computation_results.nosync/projects/mmpbsa-macrocycle-benchmark/manuscript/size_matched_pairwise_accuracy.png" id="54" name="Picture"/>
                     <pic:cNvPicPr>
                       <a:picLocks noChangeArrowheads="1" noChangeAspect="1"/>
                     </pic:cNvPicPr>
@@ -12902,7 +12986,7 @@
               <a:graphicData uri="http://schemas.openxmlformats.org/drawingml/2006/picture">
                 <pic:pic>
                   <pic:nvPicPr>
-                    <pic:cNvPr descr="/private/tmp/mmpbsa-macrocycle-benchmark/manuscript/so3lr_comparison.png" id="57" name="Picture"/>
+                    <pic:cNvPr descr="/Users/daddycl/Desktop/Lab_computation_results.nosync/projects/mmpbsa-macrocycle-benchmark/manuscript/so3lr_comparison.png" id="57" name="Picture"/>
                     <pic:cNvPicPr>
                       <a:picLocks noChangeArrowheads="1" noChangeAspect="1"/>
                     </pic:cNvPicPr>
@@ -12936,6 +13020,106 @@
       </w:r>
     </w:p>
     <w:p>
+      <w:pPr>
+        <w:pStyle w:val="BodyText"/>
+      </w:pPr>
+      <w:r>
+        <w:t xml:space="preserve">**Figure 6: Parent-to-swap comparison on the LptA design panel, 96 non-canonical swaps matched to</w:t>
+      </w:r>
+      <w:r>
+        <w:t xml:space="preserve"> </w:t>
+      </w:r>
+      <w:r>
+        <w:t xml:space="preserve">the 20 canonical parents they were built from. (A) Distribution of the swap-minus-parent MM/PBSA</w:t>
+      </w:r>
+      <w:r>
+        <w:t xml:space="preserve"> </w:t>
+      </w:r>
+      <w:r>
+        <w:t xml:space="preserve">difference under ff03; 75 of 96 swaps score better than their parent. (B) The same differences</w:t>
+      </w:r>
+      <w:r>
+        <w:t xml:space="preserve"> </w:t>
+      </w:r>
+      <w:r>
+        <w:t xml:space="preserve">against Rosetta dG_separated, coloured by the change in buried interface area, showing that the</w:t>
+      </w:r>
+      <w:r>
+        <w:t xml:space="preserve"> </w:t>
+      </w:r>
+      <w:r>
+        <w:t xml:space="preserve">two scoring functions agree only weakly on which swap helps. (C) That agreement before and after</w:t>
+      </w:r>
+      <w:r>
+        <w:t xml:space="preserve"> </w:t>
+      </w:r>
+      <w:r>
+        <w:t xml:space="preserve">partial rank correlation on the change in buried area, for three protein force fields. No design</w:t>
+      </w:r>
+      <w:r>
+        <w:t xml:space="preserve"> </w:t>
+      </w:r>
+      <w:r>
+        <w:t xml:space="preserve">in this panel has a measured affinity; nothing here is a skill estimate.</w:t>
+      </w:r>
+      <w:r>
+        <w:t xml:space="preserve"> </w:t>
+      </w:r>
+      <w:r>
+        <w:rPr>
+          <w:rStyle w:val="VerbatimChar"/>
+        </w:rPr>
+        <w:t xml:space="preserve">zha25_lpta_parent_swap.png</w:t>
+      </w:r>
+    </w:p>
+    <w:p>
+      <w:pPr>
+        <w:pStyle w:val="BodyText"/>
+      </w:pPr>
+      <w:r>
+        <w:drawing>
+          <wp:inline>
+            <wp:extent cx="5334000" cy="1628273"/>
+            <wp:effectExtent b="0" l="0" r="0" t="0"/>
+            <wp:docPr descr="" title="" id="59" name="Picture"/>
+            <a:graphic>
+              <a:graphicData uri="http://schemas.openxmlformats.org/drawingml/2006/picture">
+                <pic:pic>
+                  <pic:nvPicPr>
+                    <pic:cNvPr descr="/Users/daddycl/Desktop/Lab_computation_results.nosync/projects/mmpbsa-macrocycle-benchmark/manuscript/zha25_lpta_parent_swap.png" id="60" name="Picture"/>
+                    <pic:cNvPicPr>
+                      <a:picLocks noChangeArrowheads="1" noChangeAspect="1"/>
+                    </pic:cNvPicPr>
+                  </pic:nvPicPr>
+                  <pic:blipFill>
+                    <a:blip r:embed="rId58"/>
+                    <a:stretch>
+                      <a:fillRect/>
+                    </a:stretch>
+                  </pic:blipFill>
+                  <pic:spPr bwMode="auto">
+                    <a:xfrm>
+                      <a:off x="0" y="0"/>
+                      <a:ext cx="5334000" cy="1628273"/>
+                    </a:xfrm>
+                    <a:prstGeom prst="rect">
+                      <a:avLst/>
+                    </a:prstGeom>
+                    <a:noFill/>
+                    <a:ln w="9525">
+                      <a:noFill/>
+                      <a:headEnd/>
+                      <a:tailEnd/>
+                    </a:ln>
+                  </pic:spPr>
+                </pic:pic>
+              </a:graphicData>
+            </a:graphic>
+          </wp:inline>
+        </w:drawing>
+      </w:r>
+    </w:p>
+    <w:p>
       <w:r>
         <w:pict>
           <v:rect style="width:0;height:1.5pt" o:hralign="center" o:hrstd="t" o:hr="t"/>
@@ -12949,9 +13133,9 @@
         </w:pict>
       </w:r>
     </w:p>
-    <w:bookmarkEnd w:id="58"/>
-    <w:bookmarkEnd w:id="59"/>
-    <w:bookmarkStart w:id="60" w:name="conclusion"/>
+    <w:bookmarkEnd w:id="61"/>
+    <w:bookmarkEnd w:id="62"/>
+    <w:bookmarkStart w:id="63" w:name="conclusion"/>
     <w:p>
       <w:pPr>
         <w:pStyle w:val="Heading2"/>
@@ -13193,8 +13377,8 @@
         </w:pict>
       </w:r>
     </w:p>
-    <w:bookmarkEnd w:id="60"/>
-    <w:bookmarkStart w:id="61" w:name="references"/>
+    <w:bookmarkEnd w:id="63"/>
+    <w:bookmarkStart w:id="64" w:name="references"/>
     <w:p>
       <w:pPr>
         <w:pStyle w:val="Heading2"/>
@@ -13630,8 +13814,8 @@
         </w:pict>
       </w:r>
     </w:p>
-    <w:bookmarkEnd w:id="61"/>
-    <w:bookmarkStart w:id="65" w:name="appendices"/>
+    <w:bookmarkEnd w:id="64"/>
+    <w:bookmarkStart w:id="68" w:name="appendices"/>
     <w:p>
       <w:pPr>
         <w:pStyle w:val="Heading2"/>
@@ -13640,7 +13824,7 @@
         <w:t xml:space="preserve">6. Appendices</w:t>
       </w:r>
     </w:p>
-    <w:bookmarkStart w:id="62" w:name="appendix-1-data-and-code-availability"/>
+    <w:bookmarkStart w:id="65" w:name="appendix-1-data-and-code-availability"/>
     <w:p>
       <w:pPr>
         <w:pStyle w:val="Heading3"/>
@@ -13753,8 +13937,8 @@
         <w:t xml:space="preserve">computed in this work.</w:t>
       </w:r>
     </w:p>
-    <w:bookmarkEnd w:id="62"/>
-    <w:bookmarkStart w:id="63" w:name="X1dab5b835b240e9e04ddf4e8e293484e03bb516"/>
+    <w:bookmarkEnd w:id="65"/>
+    <w:bookmarkStart w:id="66" w:name="X1dab5b835b240e9e04ddf4e8e293484e03bb516"/>
     <w:p>
       <w:pPr>
         <w:pStyle w:val="Heading3"/>
@@ -13841,8 +14025,8 @@
         <w:t xml:space="preserve">evaluation possible.</w:t>
       </w:r>
     </w:p>
-    <w:bookmarkEnd w:id="63"/>
-    <w:bookmarkStart w:id="64" w:name="appendix-3-ai-appendix"/>
+    <w:bookmarkEnd w:id="66"/>
+    <w:bookmarkStart w:id="67" w:name="appendix-3-ai-appendix"/>
     <w:p>
       <w:pPr>
         <w:pStyle w:val="Heading3"/>
@@ -14123,9 +14307,9 @@
         <w:t xml:space="preserve">drafting assistance declared here.</w:t>
       </w:r>
     </w:p>
-    <w:bookmarkEnd w:id="64"/>
-    <w:bookmarkEnd w:id="65"/>
-    <w:bookmarkEnd w:id="66"/>
+    <w:bookmarkEnd w:id="67"/>
+    <w:bookmarkEnd w:id="68"/>
+    <w:bookmarkEnd w:id="69"/>
     <w:sectPr>
       <w:footnotePr>
         <w:numRestart w:val="eachSect"/>
